--- a/Simulations/Documentación.docx
+++ b/Simulations/Documentación.docx
@@ -443,14 +443,7 @@
           <w:b/>
           <w:bCs/>
         </w:rPr>
-        <w:t>unha d</w:t>
-      </w:r>
-      <w:r>
-        <w:rPr>
-          <w:b/>
-          <w:bCs/>
-        </w:rPr>
-        <w:t>istribución de medias (</w:t>
+        <w:t>unha distribución de medias (</w:t>
       </w:r>
       <w:proofErr w:type="spellStart"/>
       <w:r>
@@ -550,6 +543,9 @@
         <w:pStyle w:val="Prrafodelista"/>
       </w:pPr>
       <w:r>
+        <w:rPr>
+          <w:noProof/>
+        </w:rPr>
         <w:lastRenderedPageBreak/>
         <w:drawing>
           <wp:inline distT="0" distB="0" distL="0" distR="0" wp14:anchorId="63F247B8" wp14:editId="27166425">
@@ -649,19 +645,7 @@
       </w:r>
       <w:proofErr w:type="spellEnd"/>
       <w:r>
-        <w:t xml:space="preserve"> mostras que contén a</w:t>
-      </w:r>
-      <w:r>
-        <w:t xml:space="preserve"> correlación esperada entre mostras</w:t>
-      </w:r>
-      <w:r>
-        <w:t xml:space="preserve"> como valores da mesma</w:t>
-      </w:r>
-      <w:r>
-        <w:t xml:space="preserve"> (na diagonal 1 porque sería </w:t>
-      </w:r>
-      <w:r>
-        <w:t xml:space="preserve">correlación dunha mostra consigo mesma). </w:t>
+        <w:t xml:space="preserve"> mostras que contén a correlación esperada entre mostras como valores da mesma (na diagonal 1 porque sería correlación dunha mostra consigo mesma). </w:t>
       </w:r>
     </w:p>
     <w:p>
@@ -669,6 +653,9 @@
         <w:pStyle w:val="Prrafodelista"/>
       </w:pPr>
       <w:r>
+        <w:rPr>
+          <w:noProof/>
+        </w:rPr>
         <w:drawing>
           <wp:inline distT="0" distB="0" distL="0" distR="0" wp14:anchorId="5F330109" wp14:editId="666138C8">
             <wp:extent cx="5400040" cy="652145"/>
@@ -762,6 +749,9 @@
         <w:pStyle w:val="Prrafodelista"/>
       </w:pPr>
       <w:r>
+        <w:rPr>
+          <w:noProof/>
+        </w:rPr>
         <w:drawing>
           <wp:inline distT="0" distB="0" distL="0" distR="0" wp14:anchorId="239C1EBE" wp14:editId="2A8B3F70">
             <wp:extent cx="5400040" cy="561340"/>
@@ -872,6 +862,9 @@
         <w:pStyle w:val="Prrafodelista"/>
       </w:pPr>
       <w:r>
+        <w:rPr>
+          <w:noProof/>
+        </w:rPr>
         <w:drawing>
           <wp:inline distT="0" distB="0" distL="0" distR="0" wp14:anchorId="4AB9B06E" wp14:editId="2074DDFF">
             <wp:extent cx="5400040" cy="1462405"/>
@@ -1216,10 +1209,7 @@
       </w:r>
       <w:proofErr w:type="spellEnd"/>
       <w:r>
-        <w:t xml:space="preserve"> abundantes</w:t>
-      </w:r>
-      <w:r>
-        <w:t>.</w:t>
+        <w:t xml:space="preserve"> abundantes.</w:t>
       </w:r>
     </w:p>
     <w:p>
@@ -1320,7 +1310,3657 @@
         <w:t>).</w:t>
       </w:r>
     </w:p>
-    <w:p/>
+    <w:p>
+      <w:pPr>
+        <w:pStyle w:val="Ttulo1"/>
+      </w:pPr>
+      <w:proofErr w:type="spellStart"/>
+      <w:r>
+        <w:t>Ajuste</w:t>
+      </w:r>
+      <w:proofErr w:type="spellEnd"/>
+      <w:r>
+        <w:t xml:space="preserve"> del SCORE usando </w:t>
+      </w:r>
+      <w:proofErr w:type="spellStart"/>
+      <w:r>
+        <w:t>simulaciones</w:t>
+      </w:r>
+      <w:proofErr w:type="spellEnd"/>
+    </w:p>
+    <w:p>
+      <w:pPr>
+        <w:jc w:val="both"/>
+        <w:rPr>
+          <w:rFonts w:ascii="Arial" w:hAnsi="Arial" w:cs="Arial"/>
+          <w:color w:val="4472C4" w:themeColor="accent1"/>
+          <w:lang w:val="es-ES"/>
+        </w:rPr>
+      </w:pPr>
+      <w:r>
+        <w:rPr>
+          <w:rFonts w:ascii="Arial" w:hAnsi="Arial" w:cs="Arial"/>
+          <w:color w:val="4472C4" w:themeColor="accent1"/>
+        </w:rPr>
+        <w:t>“</w:t>
+      </w:r>
+      <w:r>
+        <w:rPr>
+          <w:rFonts w:ascii="Arial" w:hAnsi="Arial" w:cs="Arial"/>
+          <w:color w:val="4472C4" w:themeColor="accent1"/>
+          <w:lang w:val="es-ES"/>
+        </w:rPr>
+        <w:t>Te comento mi razonamiento: Tengo unos datos de cuantificación de proteínas originales que estoy simulando, los cuales no tienen absolutamente ningún error. Esos datos son mi diana, a los que quiero volver, los que quiero recuperar. A esos datos les añado un error, simulando el error sistemático al que están sometidos en la vida real datos de cuantificación. En este punto, mi objetivo es identificar la normalización que permite eliminar de la mejor forma posible ese error y volver a los datos originales. No quiero una normalización que mejore la expresión diferencial entre grupos, porque si eso implica unos datos diferentes a los originales (sin error), estamos introduciendo una corrección artificial que puede alterar la verdadera señal biológica. Corrígeme si me equivoco, por favor. Por tanto, mejor normalización: aquella que hace que los valores de V1 se corrijan y se parezcan a los de V0. Quiero que mi score, aunque evalúe otras características (no puede evaluar MAE porque en la vida real no tenemos nunca la matriz original sin error), llegue a la misma conclusión que la del MAE. Le ves sentido?</w:t>
+      </w:r>
+      <w:r>
+        <w:rPr>
+          <w:rFonts w:ascii="Arial" w:hAnsi="Arial" w:cs="Arial"/>
+          <w:color w:val="4472C4" w:themeColor="accent1"/>
+          <w:lang w:val="es-ES"/>
+        </w:rPr>
+        <w:t>”</w:t>
+      </w:r>
+      <w:r>
+        <w:rPr>
+          <w:rFonts w:ascii="Arial" w:hAnsi="Arial" w:cs="Arial"/>
+          <w:color w:val="4472C4" w:themeColor="accent1"/>
+          <w:lang w:val="es-ES"/>
+        </w:rPr>
+        <w:t xml:space="preserve"> </w:t>
+      </w:r>
+    </w:p>
+    <w:p>
+      <w:pPr>
+        <w:jc w:val="both"/>
+        <w:rPr>
+          <w:lang w:val="es-ES"/>
+        </w:rPr>
+      </w:pPr>
+      <w:r>
+        <w:rPr>
+          <w:lang w:val="es-ES"/>
+        </w:rPr>
+        <w:t xml:space="preserve">Sí, tu razonamiento </w:t>
+      </w:r>
+      <w:r>
+        <w:rPr>
+          <w:b/>
+          <w:bCs/>
+          <w:lang w:val="es-ES"/>
+        </w:rPr>
+        <w:t>tiene sentido</w:t>
+      </w:r>
+      <w:r>
+        <w:rPr>
+          <w:lang w:val="es-ES"/>
+        </w:rPr>
+        <w:t xml:space="preserve"> y está muy bien planteado: si defines “mejor normalización” como </w:t>
+      </w:r>
+      <w:r>
+        <w:rPr>
+          <w:i/>
+          <w:iCs/>
+          <w:lang w:val="es-ES"/>
+        </w:rPr>
+        <w:t>la que mejor recupera la matriz sin error (V0)</w:t>
+      </w:r>
+      <w:r>
+        <w:rPr>
+          <w:lang w:val="es-ES"/>
+        </w:rPr>
+        <w:t xml:space="preserve">, entonces </w:t>
+      </w:r>
+      <w:r>
+        <w:rPr>
+          <w:b/>
+          <w:bCs/>
+          <w:lang w:val="es-ES"/>
+        </w:rPr>
+        <w:t>MAE (u otra distancia a V0)</w:t>
+      </w:r>
+      <w:r>
+        <w:rPr>
+          <w:lang w:val="es-ES"/>
+        </w:rPr>
+        <w:t xml:space="preserve"> es un “</w:t>
+      </w:r>
+      <w:proofErr w:type="spellStart"/>
+      <w:r>
+        <w:rPr>
+          <w:lang w:val="es-ES"/>
+        </w:rPr>
+        <w:t>gold</w:t>
+      </w:r>
+      <w:proofErr w:type="spellEnd"/>
+      <w:r>
+        <w:rPr>
+          <w:lang w:val="es-ES"/>
+        </w:rPr>
+        <w:t xml:space="preserve"> standard” lógico </w:t>
+      </w:r>
+      <w:r>
+        <w:rPr>
+          <w:i/>
+          <w:iCs/>
+          <w:lang w:val="es-ES"/>
+        </w:rPr>
+        <w:t>en simulación</w:t>
+      </w:r>
+      <w:r>
+        <w:rPr>
+          <w:lang w:val="es-ES"/>
+        </w:rPr>
+        <w:t xml:space="preserve">, y es totalmente coherente que quieras un </w:t>
+      </w:r>
+      <w:r>
+        <w:rPr>
+          <w:b/>
+          <w:bCs/>
+          <w:lang w:val="es-ES"/>
+        </w:rPr>
+        <w:t>score observable</w:t>
+      </w:r>
+      <w:r>
+        <w:rPr>
+          <w:lang w:val="es-ES"/>
+        </w:rPr>
+        <w:t xml:space="preserve"> (calculable solo con V1 y/o </w:t>
+      </w:r>
+      <w:proofErr w:type="spellStart"/>
+      <w:r>
+        <w:rPr>
+          <w:lang w:val="es-ES"/>
+        </w:rPr>
+        <w:t>Norm</w:t>
+      </w:r>
+      <w:proofErr w:type="spellEnd"/>
+      <w:r>
+        <w:rPr>
+          <w:lang w:val="es-ES"/>
+        </w:rPr>
+        <w:t xml:space="preserve">(V1)) que </w:t>
+      </w:r>
+      <w:r>
+        <w:rPr>
+          <w:b/>
+          <w:bCs/>
+          <w:lang w:val="es-ES"/>
+        </w:rPr>
+        <w:t>imite el ranking por MAE</w:t>
+      </w:r>
+      <w:r>
+        <w:rPr>
+          <w:lang w:val="es-ES"/>
+        </w:rPr>
+        <w:t>.</w:t>
+      </w:r>
+    </w:p>
+    <w:p>
+      <w:pPr>
+        <w:jc w:val="both"/>
+        <w:rPr>
+          <w:lang w:val="es-ES"/>
+        </w:rPr>
+      </w:pPr>
+      <w:r>
+        <w:rPr>
+          <w:lang w:val="es-ES"/>
+        </w:rPr>
+        <w:t>La única matización importante es esta:</w:t>
+      </w:r>
+    </w:p>
+    <w:p>
+      <w:pPr>
+        <w:numPr>
+          <w:ilvl w:val="0"/>
+          <w:numId w:val="5"/>
+        </w:numPr>
+        <w:jc w:val="both"/>
+        <w:rPr>
+          <w:lang w:val="es-ES"/>
+        </w:rPr>
+      </w:pPr>
+      <w:r>
+        <w:rPr>
+          <w:lang w:val="es-ES"/>
+        </w:rPr>
+        <w:t xml:space="preserve">Lo que tú llamas “datos originales sin error” (V0) en reales </w:t>
+      </w:r>
+      <w:r>
+        <w:rPr>
+          <w:b/>
+          <w:bCs/>
+          <w:lang w:val="es-ES"/>
+        </w:rPr>
+        <w:t>no existe</w:t>
+      </w:r>
+      <w:r>
+        <w:rPr>
+          <w:lang w:val="es-ES"/>
+        </w:rPr>
+        <w:t>; lo más parecido sería “la señal biológica latente + ruido técnico inevitable”.</w:t>
+      </w:r>
+    </w:p>
+    <w:p>
+      <w:pPr>
+        <w:numPr>
+          <w:ilvl w:val="0"/>
+          <w:numId w:val="5"/>
+        </w:numPr>
+        <w:jc w:val="both"/>
+        <w:rPr>
+          <w:lang w:val="es-ES"/>
+        </w:rPr>
+      </w:pPr>
+      <w:r>
+        <w:rPr>
+          <w:lang w:val="es-ES"/>
+        </w:rPr>
+        <w:lastRenderedPageBreak/>
+        <w:t xml:space="preserve">Si tu V0 es literalmente “perfecto” (sin ninguna variabilidad no técnica), entonces una normalización que “mejora DE” pero se aleja de V0 sí sería una corrección artificial… </w:t>
+      </w:r>
+      <w:r>
+        <w:rPr>
+          <w:b/>
+          <w:bCs/>
+          <w:lang w:val="es-ES"/>
+        </w:rPr>
+        <w:t>para tu definición</w:t>
+      </w:r>
+      <w:r>
+        <w:rPr>
+          <w:lang w:val="es-ES"/>
+        </w:rPr>
+        <w:t>. Así que no estás equivocada: simplemente estás fijando un objetivo muy claro (recuperación).</w:t>
+      </w:r>
+    </w:p>
+    <w:p>
+      <w:pPr>
+        <w:jc w:val="both"/>
+        <w:rPr>
+          <w:lang w:val="es-ES"/>
+        </w:rPr>
+      </w:pPr>
+      <w:r>
+        <w:rPr>
+          <w:lang w:val="es-ES"/>
+        </w:rPr>
+        <w:t xml:space="preserve">Dicho eso, que tu score no coincida con MAE en muchos </w:t>
+      </w:r>
+      <w:proofErr w:type="spellStart"/>
+      <w:r>
+        <w:rPr>
+          <w:lang w:val="es-ES"/>
+        </w:rPr>
+        <w:t>datasets</w:t>
+      </w:r>
+      <w:proofErr w:type="spellEnd"/>
+      <w:r>
+        <w:rPr>
+          <w:lang w:val="es-ES"/>
+        </w:rPr>
+        <w:t xml:space="preserve"> simulados es </w:t>
+      </w:r>
+      <w:r>
+        <w:rPr>
+          <w:b/>
+          <w:bCs/>
+          <w:lang w:val="es-ES"/>
+        </w:rPr>
+        <w:t>señal útil</w:t>
+      </w:r>
+      <w:r>
+        <w:rPr>
+          <w:lang w:val="es-ES"/>
+        </w:rPr>
+        <w:t xml:space="preserve">: te está diciendo que los “síntomas” del error que tu score mide </w:t>
+      </w:r>
+      <w:r>
+        <w:rPr>
+          <w:b/>
+          <w:bCs/>
+          <w:lang w:val="es-ES"/>
+        </w:rPr>
+        <w:t>no son suficientes</w:t>
+      </w:r>
+      <w:r>
+        <w:rPr>
+          <w:lang w:val="es-ES"/>
+        </w:rPr>
+        <w:t xml:space="preserve"> (o no están bien ponderados) para identificar la corrección que minimiza MAE, al menos bajo tus escenarios.</w:t>
+      </w:r>
+    </w:p>
+    <w:p>
+      <w:pPr>
+        <w:jc w:val="both"/>
+        <w:rPr>
+          <w:b/>
+          <w:bCs/>
+          <w:lang w:val="es-ES"/>
+        </w:rPr>
+      </w:pPr>
+      <w:r>
+        <w:rPr>
+          <w:b/>
+          <w:bCs/>
+          <w:lang w:val="es-ES"/>
+        </w:rPr>
+        <w:t>Lo que yo haría para que el enfoque sea sólido (y no “tuneo a ojo”)</w:t>
+      </w:r>
+    </w:p>
+    <w:p>
+      <w:pPr>
+        <w:jc w:val="both"/>
+        <w:rPr>
+          <w:b/>
+          <w:bCs/>
+          <w:lang w:val="es-ES"/>
+        </w:rPr>
+      </w:pPr>
+      <w:r>
+        <w:rPr>
+          <w:b/>
+          <w:bCs/>
+          <w:lang w:val="es-ES"/>
+        </w:rPr>
+        <w:t>1) Decide qué pérdida quieres que el score imite (no tiene por qué ser solo MAE)</w:t>
+      </w:r>
+    </w:p>
+    <w:p>
+      <w:pPr>
+        <w:jc w:val="both"/>
+        <w:rPr>
+          <w:lang w:val="es-ES"/>
+        </w:rPr>
+      </w:pPr>
+      <w:r>
+        <w:rPr>
+          <w:lang w:val="es-ES"/>
+        </w:rPr>
+        <w:t>MAE está bien, pero revisa si tu objetivo real es:</w:t>
+      </w:r>
+    </w:p>
+    <w:p>
+      <w:pPr>
+        <w:numPr>
+          <w:ilvl w:val="0"/>
+          <w:numId w:val="6"/>
+        </w:numPr>
+        <w:jc w:val="both"/>
+        <w:rPr>
+          <w:strike/>
+          <w:lang w:val="es-ES"/>
+        </w:rPr>
+      </w:pPr>
+      <w:r>
+        <w:rPr>
+          <w:strike/>
+          <w:lang w:val="es-ES"/>
+        </w:rPr>
+        <w:t xml:space="preserve">recuperar </w:t>
+      </w:r>
+      <w:r>
+        <w:rPr>
+          <w:i/>
+          <w:iCs/>
+          <w:strike/>
+          <w:lang w:val="es-ES"/>
+        </w:rPr>
+        <w:t>valores absolutos</w:t>
+      </w:r>
+      <w:r>
+        <w:rPr>
+          <w:strike/>
+          <w:lang w:val="es-ES"/>
+        </w:rPr>
+        <w:t xml:space="preserve"> → MAE / RMSE en escala original</w:t>
+      </w:r>
+      <w:r>
+        <w:rPr>
+          <w:lang w:val="es-ES"/>
+        </w:rPr>
+        <w:t xml:space="preserve"> </w:t>
+      </w:r>
+      <w:r>
+        <w:rPr>
+          <w:highlight w:val="yellow"/>
+          <w:lang w:val="es-ES"/>
+        </w:rPr>
+        <w:t xml:space="preserve">Los datos ya están en escala </w:t>
+      </w:r>
+      <w:proofErr w:type="spellStart"/>
+      <w:r>
+        <w:rPr>
+          <w:highlight w:val="yellow"/>
+          <w:lang w:val="es-ES"/>
+        </w:rPr>
+        <w:t>logarítimica</w:t>
+      </w:r>
+      <w:proofErr w:type="spellEnd"/>
+      <w:r>
+        <w:rPr>
+          <w:highlight w:val="yellow"/>
+          <w:lang w:val="es-ES"/>
+        </w:rPr>
+        <w:t xml:space="preserve"> (siguiente punto)</w:t>
+      </w:r>
+    </w:p>
+    <w:p>
+      <w:pPr>
+        <w:numPr>
+          <w:ilvl w:val="0"/>
+          <w:numId w:val="6"/>
+        </w:numPr>
+        <w:jc w:val="both"/>
+        <w:rPr>
+          <w:lang w:val="es-ES"/>
+        </w:rPr>
+      </w:pPr>
+      <w:r>
+        <w:rPr>
+          <w:lang w:val="es-ES"/>
+        </w:rPr>
+        <w:t xml:space="preserve">recuperar </w:t>
+      </w:r>
+      <w:r>
+        <w:rPr>
+          <w:i/>
+          <w:iCs/>
+          <w:lang w:val="es-ES"/>
+        </w:rPr>
+        <w:t>escala multiplicativa</w:t>
+      </w:r>
+      <w:r>
+        <w:rPr>
+          <w:lang w:val="es-ES"/>
+        </w:rPr>
+        <w:t xml:space="preserve"> (muy común en proteómica) → MAE en escala log, o error relativo (MAPE-</w:t>
+      </w:r>
+      <w:proofErr w:type="spellStart"/>
+      <w:r>
+        <w:rPr>
+          <w:lang w:val="es-ES"/>
+        </w:rPr>
+        <w:t>like</w:t>
+      </w:r>
+      <w:proofErr w:type="spellEnd"/>
+      <w:r>
+        <w:rPr>
+          <w:lang w:val="es-ES"/>
+        </w:rPr>
+        <w:t>)</w:t>
+      </w:r>
+      <w:r>
+        <w:rPr>
+          <w:lang w:val="es-ES"/>
+        </w:rPr>
+        <w:t xml:space="preserve"> =&gt; </w:t>
+      </w:r>
+      <w:r>
+        <w:rPr>
+          <w:highlight w:val="yellow"/>
+          <w:lang w:val="es-ES"/>
+        </w:rPr>
+        <w:t>Está así</w:t>
+      </w:r>
+    </w:p>
+    <w:p>
+      <w:pPr>
+        <w:numPr>
+          <w:ilvl w:val="0"/>
+          <w:numId w:val="6"/>
+        </w:numPr>
+        <w:jc w:val="both"/>
+        <w:rPr>
+          <w:lang w:val="es-ES"/>
+        </w:rPr>
+      </w:pPr>
+      <w:r>
+        <w:rPr>
+          <w:lang w:val="es-ES"/>
+        </w:rPr>
+        <w:t>evitar que unas proteínas muy abundantes dominen → MAE por cuantiles o por proteína y luego promediar</w:t>
+      </w:r>
+    </w:p>
+    <w:p>
+      <w:pPr>
+        <w:jc w:val="both"/>
+        <w:rPr>
+          <w:lang w:val="es-ES"/>
+        </w:rPr>
+      </w:pPr>
+      <w:r>
+        <w:rPr>
+          <w:lang w:val="es-ES"/>
+        </w:rPr>
+        <w:t xml:space="preserve">Si tu error simulado incluye escalados/multiplicativos, </w:t>
+      </w:r>
+      <w:r>
+        <w:rPr>
+          <w:b/>
+          <w:bCs/>
+          <w:lang w:val="es-ES"/>
+        </w:rPr>
+        <w:t>MAE en log-escala</w:t>
+      </w:r>
+      <w:r>
+        <w:rPr>
+          <w:lang w:val="es-ES"/>
+        </w:rPr>
+        <w:t xml:space="preserve"> suele alinearse mejor con lo que una normalización “debería” corregir.</w:t>
+      </w:r>
+    </w:p>
+    <w:p>
+      <w:pPr>
+        <w:jc w:val="both"/>
+        <w:rPr>
+          <w:b/>
+          <w:bCs/>
+          <w:lang w:val="es-ES"/>
+        </w:rPr>
+      </w:pPr>
+      <w:r>
+        <w:rPr>
+          <w:b/>
+          <w:bCs/>
+          <w:lang w:val="es-ES"/>
+        </w:rPr>
+        <w:t>2) Aprende pesos como un problema supervisado de ranking (mejor que regresión)</w:t>
+      </w:r>
+    </w:p>
+    <w:p>
+      <w:pPr>
+        <w:jc w:val="both"/>
+        <w:rPr>
+          <w:lang w:val="es-ES"/>
+        </w:rPr>
+      </w:pPr>
+      <w:r>
+        <w:rPr>
+          <w:lang w:val="es-ES"/>
+        </w:rPr>
+        <w:t>Tú no necesitas predecir MAE exacto: necesitas que el score ordene normalizaciones como MAE.</w:t>
+      </w:r>
+    </w:p>
+    <w:p>
+      <w:pPr>
+        <w:jc w:val="both"/>
+        <w:rPr>
+          <w:lang w:val="es-ES"/>
+        </w:rPr>
+      </w:pPr>
+      <w:r>
+        <w:rPr>
+          <w:lang w:val="es-ES"/>
+        </w:rPr>
+        <w:t xml:space="preserve">En simulación puedes construir, para cada </w:t>
+      </w:r>
+      <w:proofErr w:type="spellStart"/>
+      <w:r>
+        <w:rPr>
+          <w:lang w:val="es-ES"/>
+        </w:rPr>
+        <w:t>dataset</w:t>
+      </w:r>
+      <w:proofErr w:type="spellEnd"/>
+      <w:r>
+        <w:rPr>
+          <w:lang w:val="es-ES"/>
+        </w:rPr>
+        <w:t>:</w:t>
+      </w:r>
+    </w:p>
+    <w:p>
+      <w:pPr>
+        <w:numPr>
+          <w:ilvl w:val="0"/>
+          <w:numId w:val="7"/>
+        </w:numPr>
+        <w:jc w:val="both"/>
+        <w:rPr>
+          <w:lang w:val="es-ES"/>
+        </w:rPr>
+      </w:pPr>
+      <w:r>
+        <w:rPr>
+          <w:lang w:val="es-ES"/>
+        </w:rPr>
+        <w:t>8 normalizaciones → 8 MAE</w:t>
+      </w:r>
+    </w:p>
+    <w:p>
+      <w:pPr>
+        <w:numPr>
+          <w:ilvl w:val="0"/>
+          <w:numId w:val="7"/>
+        </w:numPr>
+        <w:jc w:val="both"/>
+        <w:rPr>
+          <w:lang w:val="es-ES"/>
+        </w:rPr>
+      </w:pPr>
+      <w:r>
+        <w:rPr>
+          <w:lang w:val="es-ES"/>
+        </w:rPr>
+        <w:t>y para cada normalización → vector de métricas observables (f_1,\</w:t>
+      </w:r>
+      <w:proofErr w:type="spellStart"/>
+      <w:r>
+        <w:rPr>
+          <w:lang w:val="es-ES"/>
+        </w:rPr>
+        <w:t>dots,f_p</w:t>
+      </w:r>
+      <w:proofErr w:type="spellEnd"/>
+      <w:r>
+        <w:rPr>
+          <w:lang w:val="es-ES"/>
+        </w:rPr>
+        <w:t>)</w:t>
+      </w:r>
+    </w:p>
+    <w:p>
+      <w:pPr>
+        <w:rPr>
+          <w:lang w:val="es-ES"/>
+        </w:rPr>
+      </w:pPr>
+      <w:r>
+        <w:rPr>
+          <w:lang w:val="es-ES"/>
+        </w:rPr>
+        <w:t>Entonces aprendes pesos (w) para que:</w:t>
+      </w:r>
+    </w:p>
+    <w:p>
+      <w:pPr>
+        <w:jc w:val="center"/>
+        <w:rPr>
+          <w:lang w:val="es-ES"/>
+        </w:rPr>
+      </w:pPr>
+      <w:r>
+        <w:rPr>
+          <w:lang w:val="es-ES"/>
+        </w:rPr>
+        <w:br/>
+      </w:r>
+      <w:r>
+        <w:rPr>
+          <w:lang w:val="es-ES"/>
+        </w:rPr>
+        <w:drawing>
+          <wp:inline distT="0" distB="0" distL="0" distR="0" wp14:anchorId="5038885B" wp14:editId="23D3E49A">
+            <wp:extent cx="1619476" cy="685896"/>
+            <wp:effectExtent l="0" t="0" r="0" b="0"/>
+            <wp:docPr id="1358570213" name="Imagen 1"/>
+            <wp:cNvGraphicFramePr>
+              <a:graphicFrameLocks xmlns:a="http://schemas.openxmlformats.org/drawingml/2006/main" noChangeAspect="1"/>
+            </wp:cNvGraphicFramePr>
+            <a:graphic xmlns:a="http://schemas.openxmlformats.org/drawingml/2006/main">
+              <a:graphicData uri="http://schemas.openxmlformats.org/drawingml/2006/picture">
+                <pic:pic xmlns:pic="http://schemas.openxmlformats.org/drawingml/2006/picture">
+                  <pic:nvPicPr>
+                    <pic:cNvPr id="1358570213" name=""/>
+                    <pic:cNvPicPr/>
+                  </pic:nvPicPr>
+                  <pic:blipFill>
+                    <a:blip r:embed="rId9"/>
+                    <a:stretch>
+                      <a:fillRect/>
+                    </a:stretch>
+                  </pic:blipFill>
+                  <pic:spPr>
+                    <a:xfrm>
+                      <a:off x="0" y="0"/>
+                      <a:ext cx="1619476" cy="685896"/>
+                    </a:xfrm>
+                    <a:prstGeom prst="rect">
+                      <a:avLst/>
+                    </a:prstGeom>
+                  </pic:spPr>
+                </pic:pic>
+              </a:graphicData>
+            </a:graphic>
+          </wp:inline>
+        </w:drawing>
+      </w:r>
+      <w:r>
+        <w:rPr>
+          <w:lang w:val="es-ES"/>
+        </w:rPr>
+        <w:br/>
+      </w:r>
+    </w:p>
+    <w:p>
+      <w:pPr>
+        <w:rPr>
+          <w:lang w:val="es-ES"/>
+        </w:rPr>
+      </w:pPr>
+      <w:r>
+        <w:rPr>
+          <w:lang w:val="es-ES"/>
+        </w:rPr>
+        <w:t>maximice la concordancia de ranking con MAE (Spearman/Kendall) o acierte el top-1.</w:t>
+      </w:r>
+    </w:p>
+    <w:p>
+      <w:pPr>
+        <w:jc w:val="both"/>
+        <w:rPr>
+          <w:lang w:val="es-ES"/>
+        </w:rPr>
+      </w:pPr>
+      <w:r>
+        <w:rPr>
+          <w:lang w:val="es-ES"/>
+        </w:rPr>
+        <w:t xml:space="preserve">Eso es más estable que “ajustar para minimizar MAE” porque respeta tu objetivo: </w:t>
+      </w:r>
+      <w:r>
+        <w:rPr>
+          <w:b/>
+          <w:bCs/>
+          <w:lang w:val="es-ES"/>
+        </w:rPr>
+        <w:t>ranking</w:t>
+      </w:r>
+      <w:r>
+        <w:rPr>
+          <w:lang w:val="es-ES"/>
+        </w:rPr>
+        <w:t>.</w:t>
+      </w:r>
+    </w:p>
+    <w:p>
+      <w:pPr>
+        <w:jc w:val="both"/>
+        <w:rPr>
+          <w:b/>
+          <w:bCs/>
+          <w:lang w:val="es-ES"/>
+        </w:rPr>
+      </w:pPr>
+      <w:r>
+        <w:rPr>
+          <w:b/>
+          <w:bCs/>
+          <w:lang w:val="es-ES"/>
+        </w:rPr>
+        <w:t>3) Tus métricas deben ser “marcadores” del error que simulas</w:t>
+      </w:r>
+    </w:p>
+    <w:p>
+      <w:pPr>
+        <w:jc w:val="both"/>
+        <w:rPr>
+          <w:lang w:val="es-ES"/>
+        </w:rPr>
+      </w:pPr>
+      <w:r>
+        <w:rPr>
+          <w:lang w:val="es-ES"/>
+        </w:rPr>
+        <w:t xml:space="preserve">Si simulas 8 tipos de error (shift, </w:t>
+      </w:r>
+      <w:proofErr w:type="spellStart"/>
+      <w:r>
+        <w:rPr>
+          <w:lang w:val="es-ES"/>
+        </w:rPr>
+        <w:t>scale</w:t>
+      </w:r>
+      <w:proofErr w:type="spellEnd"/>
+      <w:r>
+        <w:rPr>
+          <w:lang w:val="es-ES"/>
+        </w:rPr>
+        <w:t xml:space="preserve">, </w:t>
+      </w:r>
+      <w:proofErr w:type="spellStart"/>
+      <w:r>
+        <w:rPr>
+          <w:lang w:val="es-ES"/>
+        </w:rPr>
+        <w:t>bias</w:t>
+      </w:r>
+      <w:proofErr w:type="spellEnd"/>
+      <w:r>
+        <w:rPr>
+          <w:lang w:val="es-ES"/>
+        </w:rPr>
+        <w:t xml:space="preserve"> intensidad, mezcla de </w:t>
+      </w:r>
+      <w:proofErr w:type="spellStart"/>
+      <w:r>
+        <w:rPr>
+          <w:lang w:val="es-ES"/>
+        </w:rPr>
+        <w:t>shapes</w:t>
+      </w:r>
+      <w:proofErr w:type="spellEnd"/>
+      <w:r>
+        <w:rPr>
+          <w:lang w:val="es-ES"/>
+        </w:rPr>
+        <w:t xml:space="preserve">…), tu score tiene que incluir </w:t>
+      </w:r>
+      <w:r>
+        <w:rPr>
+          <w:b/>
+          <w:bCs/>
+          <w:lang w:val="es-ES"/>
+        </w:rPr>
+        <w:t>indicadores detectables</w:t>
+      </w:r>
+      <w:r>
+        <w:rPr>
+          <w:lang w:val="es-ES"/>
+        </w:rPr>
+        <w:t xml:space="preserve"> de cada uno. Ejemplos típicos (todos observables sin V0):</w:t>
+      </w:r>
+    </w:p>
+    <w:p>
+      <w:pPr>
+        <w:numPr>
+          <w:ilvl w:val="0"/>
+          <w:numId w:val="8"/>
+        </w:numPr>
+        <w:jc w:val="both"/>
+        <w:rPr>
+          <w:lang w:val="es-ES"/>
+        </w:rPr>
+      </w:pPr>
+      <w:r>
+        <w:rPr>
+          <w:b/>
+          <w:bCs/>
+          <w:lang w:val="es-ES"/>
+        </w:rPr>
+        <w:t>Shift por muestra</w:t>
+      </w:r>
+      <w:r>
+        <w:rPr>
+          <w:lang w:val="es-ES"/>
+        </w:rPr>
+        <w:t xml:space="preserve">: dispersión de medianas/medias entre muestras, o alineación de </w:t>
+      </w:r>
+      <w:proofErr w:type="spellStart"/>
+      <w:r>
+        <w:rPr>
+          <w:lang w:val="es-ES"/>
+        </w:rPr>
+        <w:t>quantiles</w:t>
+      </w:r>
+      <w:proofErr w:type="spellEnd"/>
+      <w:r>
+        <w:rPr>
+          <w:lang w:val="es-ES"/>
+        </w:rPr>
+        <w:t>.</w:t>
+      </w:r>
+    </w:p>
+    <w:p>
+      <w:pPr>
+        <w:numPr>
+          <w:ilvl w:val="0"/>
+          <w:numId w:val="8"/>
+        </w:numPr>
+        <w:jc w:val="both"/>
+        <w:rPr>
+          <w:lang w:val="es-ES"/>
+        </w:rPr>
+      </w:pPr>
+      <w:proofErr w:type="spellStart"/>
+      <w:r>
+        <w:rPr>
+          <w:b/>
+          <w:bCs/>
+          <w:lang w:val="es-ES"/>
+        </w:rPr>
+        <w:lastRenderedPageBreak/>
+        <w:t>Scale</w:t>
+      </w:r>
+      <w:proofErr w:type="spellEnd"/>
+      <w:r>
+        <w:rPr>
+          <w:b/>
+          <w:bCs/>
+          <w:lang w:val="es-ES"/>
+        </w:rPr>
+        <w:t xml:space="preserve"> por muestra</w:t>
+      </w:r>
+      <w:r>
+        <w:rPr>
+          <w:lang w:val="es-ES"/>
+        </w:rPr>
+        <w:t>: dispersión de IQR/SD entre muestras (en log).</w:t>
+      </w:r>
+    </w:p>
+    <w:p>
+      <w:pPr>
+        <w:numPr>
+          <w:ilvl w:val="0"/>
+          <w:numId w:val="8"/>
+        </w:numPr>
+        <w:jc w:val="both"/>
+        <w:rPr>
+          <w:lang w:val="es-ES"/>
+        </w:rPr>
+      </w:pPr>
+      <w:proofErr w:type="spellStart"/>
+      <w:r>
+        <w:rPr>
+          <w:b/>
+          <w:bCs/>
+          <w:lang w:val="es-ES"/>
+        </w:rPr>
+        <w:t>Bias</w:t>
+      </w:r>
+      <w:proofErr w:type="spellEnd"/>
+      <w:r>
+        <w:rPr>
+          <w:b/>
+          <w:bCs/>
+          <w:lang w:val="es-ES"/>
+        </w:rPr>
+        <w:t xml:space="preserve"> dependiente de intensidad</w:t>
+      </w:r>
+      <w:r>
+        <w:rPr>
+          <w:lang w:val="es-ES"/>
+        </w:rPr>
+        <w:t xml:space="preserve">: pendiente de (valor) vs (una referencia robusta) o diferencias por </w:t>
+      </w:r>
+      <w:proofErr w:type="spellStart"/>
+      <w:r>
+        <w:rPr>
+          <w:lang w:val="es-ES"/>
+        </w:rPr>
+        <w:t>bins</w:t>
+      </w:r>
+      <w:proofErr w:type="spellEnd"/>
+      <w:r>
+        <w:rPr>
+          <w:lang w:val="es-ES"/>
+        </w:rPr>
+        <w:t xml:space="preserve"> de intensidad.</w:t>
+      </w:r>
+    </w:p>
+    <w:p>
+      <w:pPr>
+        <w:numPr>
+          <w:ilvl w:val="0"/>
+          <w:numId w:val="8"/>
+        </w:numPr>
+        <w:jc w:val="both"/>
+        <w:rPr>
+          <w:lang w:val="es-ES"/>
+        </w:rPr>
+      </w:pPr>
+      <w:r>
+        <w:rPr>
+          <w:b/>
+          <w:bCs/>
+          <w:lang w:val="es-ES"/>
+        </w:rPr>
+        <w:t>Cambios de forma</w:t>
+      </w:r>
+      <w:r>
+        <w:rPr>
+          <w:lang w:val="es-ES"/>
+        </w:rPr>
+        <w:t xml:space="preserve"> (mixtures / colas): divergencia entre distribuciones por muestra (KS, </w:t>
+      </w:r>
+      <w:proofErr w:type="spellStart"/>
+      <w:r>
+        <w:rPr>
+          <w:lang w:val="es-ES"/>
+        </w:rPr>
+        <w:t>Wasserstein</w:t>
+      </w:r>
+      <w:proofErr w:type="spellEnd"/>
+      <w:r>
+        <w:rPr>
+          <w:lang w:val="es-ES"/>
+        </w:rPr>
+        <w:t xml:space="preserve"> aproximado con </w:t>
+      </w:r>
+      <w:proofErr w:type="spellStart"/>
+      <w:r>
+        <w:rPr>
+          <w:lang w:val="es-ES"/>
+        </w:rPr>
+        <w:t>quantiles</w:t>
+      </w:r>
+      <w:proofErr w:type="spellEnd"/>
+      <w:r>
+        <w:rPr>
+          <w:lang w:val="es-ES"/>
+        </w:rPr>
+        <w:t>).</w:t>
+      </w:r>
+    </w:p>
+    <w:p>
+      <w:pPr>
+        <w:numPr>
+          <w:ilvl w:val="0"/>
+          <w:numId w:val="8"/>
+        </w:numPr>
+        <w:jc w:val="both"/>
+        <w:rPr>
+          <w:lang w:val="es-ES"/>
+        </w:rPr>
+      </w:pPr>
+      <w:r>
+        <w:rPr>
+          <w:b/>
+          <w:bCs/>
+          <w:lang w:val="es-ES"/>
+        </w:rPr>
+        <w:t>Heterocedasticidad</w:t>
+      </w:r>
+      <w:r>
+        <w:rPr>
+          <w:lang w:val="es-ES"/>
+        </w:rPr>
+        <w:t xml:space="preserve">: relación </w:t>
+      </w:r>
+      <w:proofErr w:type="spellStart"/>
+      <w:r>
+        <w:rPr>
+          <w:lang w:val="es-ES"/>
+        </w:rPr>
+        <w:t>var</w:t>
+      </w:r>
+      <w:proofErr w:type="spellEnd"/>
+      <w:r>
+        <w:rPr>
+          <w:lang w:val="es-ES"/>
+        </w:rPr>
+        <w:t xml:space="preserve"> ~ media por muestra/proteína.</w:t>
+      </w:r>
+    </w:p>
+    <w:p>
+      <w:pPr>
+        <w:jc w:val="both"/>
+        <w:rPr>
+          <w:lang w:val="es-ES"/>
+        </w:rPr>
+      </w:pPr>
+      <w:r>
+        <w:rPr>
+          <w:lang w:val="es-ES"/>
+        </w:rPr>
+        <w:t>La clave: cada métrica debe “encenderse” cuando ese error está presente.</w:t>
+      </w:r>
+    </w:p>
+    <w:p>
+      <w:pPr>
+        <w:jc w:val="both"/>
+        <w:rPr>
+          <w:b/>
+          <w:bCs/>
+          <w:lang w:val="es-ES"/>
+        </w:rPr>
+      </w:pPr>
+      <w:r>
+        <w:rPr>
+          <w:b/>
+          <w:bCs/>
+          <w:lang w:val="es-ES"/>
+        </w:rPr>
+        <w:t>4) Validación “honesta”: escenarios que el modelo no vio</w:t>
+      </w:r>
+    </w:p>
+    <w:p>
+      <w:pPr>
+        <w:jc w:val="both"/>
+        <w:rPr>
+          <w:lang w:val="es-ES"/>
+        </w:rPr>
+      </w:pPr>
+      <w:r>
+        <w:rPr>
+          <w:lang w:val="es-ES"/>
+        </w:rPr>
+        <w:t xml:space="preserve">Para no </w:t>
+      </w:r>
+      <w:proofErr w:type="spellStart"/>
+      <w:r>
+        <w:rPr>
+          <w:lang w:val="es-ES"/>
+        </w:rPr>
+        <w:t>sobreajustar</w:t>
+      </w:r>
+      <w:proofErr w:type="spellEnd"/>
+      <w:r>
+        <w:rPr>
+          <w:lang w:val="es-ES"/>
+        </w:rPr>
+        <w:t>:</w:t>
+      </w:r>
+    </w:p>
+    <w:p>
+      <w:pPr>
+        <w:numPr>
+          <w:ilvl w:val="0"/>
+          <w:numId w:val="9"/>
+        </w:numPr>
+        <w:jc w:val="both"/>
+        <w:rPr>
+          <w:lang w:val="es-ES"/>
+        </w:rPr>
+      </w:pPr>
+      <w:r>
+        <w:rPr>
+          <w:lang w:val="es-ES"/>
+        </w:rPr>
+        <w:t>entrenas pesos con ciertas magnitudes y combinaciones</w:t>
+      </w:r>
+    </w:p>
+    <w:p>
+      <w:pPr>
+        <w:numPr>
+          <w:ilvl w:val="0"/>
+          <w:numId w:val="9"/>
+        </w:numPr>
+        <w:jc w:val="both"/>
+        <w:rPr>
+          <w:lang w:val="es-ES"/>
+        </w:rPr>
+      </w:pPr>
+      <w:r>
+        <w:rPr>
+          <w:lang w:val="es-ES"/>
+        </w:rPr>
+        <w:t>validas en magnitudes nuevas + combinaciones nuevas (p.ej. 2 errores a la vez)</w:t>
+      </w:r>
+    </w:p>
+    <w:p>
+      <w:pPr>
+        <w:jc w:val="both"/>
+        <w:rPr>
+          <w:lang w:val="es-ES"/>
+        </w:rPr>
+      </w:pPr>
+      <w:r>
+        <w:rPr>
+          <w:lang w:val="es-ES"/>
+        </w:rPr>
+        <w:t>Si tu score generaliza ahí, es buena señal de que servirá en real.</w:t>
+      </w:r>
+    </w:p>
+    <w:p>
+      <w:pPr>
+        <w:jc w:val="both"/>
+        <w:rPr>
+          <w:lang w:val="es-ES"/>
+        </w:rPr>
+      </w:pPr>
+      <w:r>
+        <w:rPr>
+          <w:lang w:val="es-ES"/>
+        </w:rPr>
+        <w:pict w14:anchorId="7EBCCF7E">
+          <v:rect id="_x0000_i1043" style="width:0;height:1.5pt" o:hralign="center" o:hrstd="t" o:hr="t" fillcolor="#a0a0a0" stroked="f"/>
+        </w:pict>
+      </w:r>
+    </w:p>
+    <w:p>
+      <w:pPr>
+        <w:jc w:val="both"/>
+        <w:rPr>
+          <w:b/>
+          <w:bCs/>
+          <w:lang w:val="es-ES"/>
+        </w:rPr>
+      </w:pPr>
+      <w:r>
+        <w:rPr>
+          <w:b/>
+          <w:bCs/>
+          <w:lang w:val="es-ES"/>
+        </w:rPr>
+        <w:t>¿Tiene sentido exigir que el score coincida con MAE?</w:t>
+      </w:r>
+    </w:p>
+    <w:p>
+      <w:pPr>
+        <w:jc w:val="both"/>
+        <w:rPr>
+          <w:lang w:val="es-ES"/>
+        </w:rPr>
+      </w:pPr>
+      <w:r>
+        <w:rPr>
+          <w:lang w:val="es-ES"/>
+        </w:rPr>
+        <w:t xml:space="preserve">Sí, </w:t>
+      </w:r>
+      <w:r>
+        <w:rPr>
+          <w:b/>
+          <w:bCs/>
+          <w:lang w:val="es-ES"/>
+        </w:rPr>
+        <w:t>en tu marco</w:t>
+      </w:r>
+      <w:r>
+        <w:rPr>
+          <w:lang w:val="es-ES"/>
+        </w:rPr>
+        <w:t xml:space="preserve">: quieres un score que, </w:t>
+      </w:r>
+      <w:r>
+        <w:rPr>
+          <w:i/>
+          <w:iCs/>
+          <w:lang w:val="es-ES"/>
+        </w:rPr>
+        <w:t>sin conocer V0</w:t>
+      </w:r>
+      <w:r>
+        <w:rPr>
+          <w:lang w:val="es-ES"/>
+        </w:rPr>
+        <w:t xml:space="preserve">, elija la normalización que </w:t>
+      </w:r>
+      <w:r>
+        <w:rPr>
+          <w:i/>
+          <w:iCs/>
+          <w:lang w:val="es-ES"/>
+        </w:rPr>
+        <w:t>en simulación</w:t>
+      </w:r>
+      <w:r>
+        <w:rPr>
+          <w:lang w:val="es-ES"/>
+        </w:rPr>
+        <w:t xml:space="preserve"> minimiza la distancia a V0. Eso es exactamente construir un </w:t>
+      </w:r>
+      <w:r>
+        <w:rPr>
+          <w:b/>
+          <w:bCs/>
+          <w:lang w:val="es-ES"/>
+        </w:rPr>
+        <w:t>proxy observable</w:t>
+      </w:r>
+      <w:r>
+        <w:rPr>
+          <w:lang w:val="es-ES"/>
+        </w:rPr>
+        <w:t xml:space="preserve"> del MAE.</w:t>
+      </w:r>
+    </w:p>
+    <w:p>
+      <w:pPr>
+        <w:jc w:val="both"/>
+        <w:rPr>
+          <w:lang w:val="es-ES"/>
+        </w:rPr>
+      </w:pPr>
+      <w:r>
+        <w:rPr>
+          <w:lang w:val="es-ES"/>
+        </w:rPr>
+        <w:t>Lo que no haría es pensar “si no coincide, el score está mal” sin más. A veces:</w:t>
+      </w:r>
+    </w:p>
+    <w:p>
+      <w:pPr>
+        <w:numPr>
+          <w:ilvl w:val="0"/>
+          <w:numId w:val="10"/>
+        </w:numPr>
+        <w:jc w:val="both"/>
+        <w:rPr>
+          <w:lang w:val="es-ES"/>
+        </w:rPr>
+      </w:pPr>
+      <w:r>
+        <w:rPr>
+          <w:lang w:val="es-ES"/>
+        </w:rPr>
+        <w:t>el error es poco identificable con solo V1 (poca información),</w:t>
+      </w:r>
+    </w:p>
+    <w:p>
+      <w:pPr>
+        <w:numPr>
+          <w:ilvl w:val="0"/>
+          <w:numId w:val="10"/>
+        </w:numPr>
+        <w:jc w:val="both"/>
+        <w:rPr>
+          <w:lang w:val="es-ES"/>
+        </w:rPr>
+      </w:pPr>
+      <w:r>
+        <w:rPr>
+          <w:lang w:val="es-ES"/>
+        </w:rPr>
+        <w:t>o hay empates prácticos (varias normalizaciones muy parecidas en MAE),</w:t>
+      </w:r>
+    </w:p>
+    <w:p>
+      <w:pPr>
+        <w:numPr>
+          <w:ilvl w:val="0"/>
+          <w:numId w:val="10"/>
+        </w:numPr>
+        <w:jc w:val="both"/>
+        <w:rPr>
+          <w:lang w:val="es-ES"/>
+        </w:rPr>
+      </w:pPr>
+      <w:r>
+        <w:rPr>
+          <w:lang w:val="es-ES"/>
+        </w:rPr>
+        <w:t>o el MAE favorece una corrección que distorsiona estructura pero reduce error promedio (depende de tu pérdida).</w:t>
+      </w:r>
+    </w:p>
+    <w:p>
+      <w:pPr>
+        <w:jc w:val="both"/>
+        <w:rPr>
+          <w:lang w:val="es-ES"/>
+        </w:rPr>
+      </w:pPr>
+      <w:r>
+        <w:rPr>
+          <w:lang w:val="es-ES"/>
+        </w:rPr>
+        <w:t>Por eso ayuda mucho medir también “</w:t>
+      </w:r>
+      <w:proofErr w:type="spellStart"/>
+      <w:r>
+        <w:rPr>
+          <w:lang w:val="es-ES"/>
+        </w:rPr>
+        <w:t>regret</w:t>
+      </w:r>
+      <w:proofErr w:type="spellEnd"/>
+      <w:r>
+        <w:rPr>
+          <w:lang w:val="es-ES"/>
+        </w:rPr>
+        <w:t>”: cuánto MAE pierdes por elegir la que tu score considera mejor.</w:t>
+      </w:r>
+    </w:p>
+    <w:p>
+      <w:pPr>
+        <w:jc w:val="both"/>
+        <w:rPr>
+          <w:lang w:val="es-ES"/>
+        </w:rPr>
+      </w:pPr>
+      <w:r>
+        <w:rPr>
+          <w:lang w:val="es-ES"/>
+        </w:rPr>
+        <w:pict w14:anchorId="2C7105FE">
+          <v:rect id="_x0000_i1044" style="width:0;height:1.5pt" o:hralign="center" o:hrstd="t" o:hr="t" fillcolor="#a0a0a0" stroked="f"/>
+        </w:pict>
+      </w:r>
+    </w:p>
+    <w:p>
+      <w:pPr>
+        <w:jc w:val="both"/>
+        <w:rPr>
+          <w:b/>
+          <w:bCs/>
+          <w:lang w:val="es-ES"/>
+        </w:rPr>
+      </w:pPr>
+      <w:r>
+        <w:rPr>
+          <w:b/>
+          <w:bCs/>
+          <w:lang w:val="es-ES"/>
+        </w:rPr>
+        <w:t>Una sugerencia concreta para tu caso</w:t>
+      </w:r>
+      <w:r>
+        <w:rPr>
+          <w:b/>
+          <w:bCs/>
+          <w:lang w:val="es-ES"/>
+        </w:rPr>
+        <w:t xml:space="preserve"> </w:t>
+      </w:r>
+      <w:r>
+        <w:rPr>
+          <w:i/>
+          <w:iCs/>
+          <w:lang w:val="es-ES"/>
+        </w:rPr>
+        <w:t xml:space="preserve">(esto non o </w:t>
+      </w:r>
+      <w:proofErr w:type="spellStart"/>
+      <w:r>
+        <w:rPr>
+          <w:i/>
+          <w:iCs/>
+          <w:lang w:val="es-ES"/>
+        </w:rPr>
+        <w:t>entendo</w:t>
+      </w:r>
+      <w:proofErr w:type="spellEnd"/>
+      <w:r>
+        <w:rPr>
+          <w:i/>
+          <w:iCs/>
+          <w:lang w:val="es-ES"/>
+        </w:rPr>
+        <w:t xml:space="preserve"> </w:t>
+      </w:r>
+      <w:proofErr w:type="spellStart"/>
+      <w:r>
+        <w:rPr>
+          <w:i/>
+          <w:iCs/>
+          <w:lang w:val="es-ES"/>
+        </w:rPr>
+        <w:t>moi</w:t>
+      </w:r>
+      <w:proofErr w:type="spellEnd"/>
+      <w:r>
+        <w:rPr>
+          <w:i/>
+          <w:iCs/>
+          <w:lang w:val="es-ES"/>
+        </w:rPr>
+        <w:t xml:space="preserve"> ben)</w:t>
+      </w:r>
+    </w:p>
+    <w:p>
+      <w:pPr>
+        <w:jc w:val="both"/>
+        <w:rPr>
+          <w:lang w:val="es-ES"/>
+        </w:rPr>
+      </w:pPr>
+      <w:r>
+        <w:rPr>
+          <w:lang w:val="es-ES"/>
+        </w:rPr>
+        <w:t xml:space="preserve">Dado que estás simulando </w:t>
+      </w:r>
+      <w:r>
+        <w:rPr>
+          <w:b/>
+          <w:bCs/>
+          <w:lang w:val="es-ES"/>
+        </w:rPr>
+        <w:t>exactamente los mecanismos de error</w:t>
+      </w:r>
+      <w:r>
+        <w:rPr>
+          <w:lang w:val="es-ES"/>
+        </w:rPr>
+        <w:t>, yo haría un score “mixto”:</w:t>
+      </w:r>
+    </w:p>
+    <w:p>
+      <w:pPr>
+        <w:numPr>
+          <w:ilvl w:val="0"/>
+          <w:numId w:val="11"/>
+        </w:numPr>
+        <w:jc w:val="both"/>
+        <w:rPr>
+          <w:lang w:val="es-ES"/>
+        </w:rPr>
+      </w:pPr>
+      <w:proofErr w:type="spellStart"/>
+      <w:r>
+        <w:rPr>
+          <w:b/>
+          <w:bCs/>
+          <w:lang w:val="es-ES"/>
+        </w:rPr>
+        <w:t>score_base</w:t>
+      </w:r>
+      <w:proofErr w:type="spellEnd"/>
+      <w:r>
+        <w:rPr>
+          <w:lang w:val="es-ES"/>
+        </w:rPr>
+        <w:t xml:space="preserve"> = suma ponderada de métricas de </w:t>
+      </w:r>
+      <w:r>
+        <w:rPr>
+          <w:i/>
+          <w:iCs/>
+          <w:lang w:val="es-ES"/>
+        </w:rPr>
+        <w:t>alineación de distribuciones</w:t>
+      </w:r>
+      <w:r>
+        <w:rPr>
+          <w:lang w:val="es-ES"/>
+        </w:rPr>
+        <w:t xml:space="preserve"> entre muestras (porque la mayoría de normalizaciones operan ahí)</w:t>
+      </w:r>
+    </w:p>
+    <w:p>
+      <w:pPr>
+        <w:numPr>
+          <w:ilvl w:val="0"/>
+          <w:numId w:val="11"/>
+        </w:numPr>
+        <w:jc w:val="both"/>
+        <w:rPr>
+          <w:lang w:val="es-ES"/>
+        </w:rPr>
+      </w:pPr>
+    </w:p>
+    <w:p>
+      <w:pPr>
+        <w:numPr>
+          <w:ilvl w:val="1"/>
+          <w:numId w:val="11"/>
+        </w:numPr>
+        <w:jc w:val="both"/>
+        <w:rPr>
+          <w:lang w:val="es-ES"/>
+        </w:rPr>
+      </w:pPr>
+      <w:r>
+        <w:rPr>
+          <w:b/>
+          <w:bCs/>
+          <w:lang w:val="es-ES"/>
+        </w:rPr>
+        <w:t>penalizaciones específicas</w:t>
+      </w:r>
+      <w:r>
+        <w:rPr>
+          <w:lang w:val="es-ES"/>
+        </w:rPr>
+        <w:t xml:space="preserve"> activadas por señales de:</w:t>
+      </w:r>
+    </w:p>
+    <w:p>
+      <w:pPr>
+        <w:numPr>
+          <w:ilvl w:val="1"/>
+          <w:numId w:val="11"/>
+        </w:numPr>
+        <w:jc w:val="both"/>
+        <w:rPr>
+          <w:lang w:val="es-ES"/>
+        </w:rPr>
+      </w:pPr>
+      <w:proofErr w:type="spellStart"/>
+      <w:r>
+        <w:rPr>
+          <w:lang w:val="es-ES"/>
+        </w:rPr>
+        <w:t>bias</w:t>
+      </w:r>
+      <w:proofErr w:type="spellEnd"/>
+      <w:r>
+        <w:rPr>
+          <w:lang w:val="es-ES"/>
+        </w:rPr>
+        <w:t xml:space="preserve"> por intensidad</w:t>
+      </w:r>
+    </w:p>
+    <w:p>
+      <w:pPr>
+        <w:numPr>
+          <w:ilvl w:val="1"/>
+          <w:numId w:val="11"/>
+        </w:numPr>
+        <w:jc w:val="both"/>
+        <w:rPr>
+          <w:lang w:val="es-ES"/>
+        </w:rPr>
+      </w:pPr>
+      <w:r>
+        <w:rPr>
+          <w:lang w:val="es-ES"/>
+        </w:rPr>
+        <w:t>cambios de varianza</w:t>
+      </w:r>
+    </w:p>
+    <w:p>
+      <w:pPr>
+        <w:numPr>
+          <w:ilvl w:val="1"/>
+          <w:numId w:val="11"/>
+        </w:numPr>
+        <w:jc w:val="both"/>
+        <w:rPr>
+          <w:lang w:val="es-ES"/>
+        </w:rPr>
+      </w:pPr>
+      <w:r>
+        <w:rPr>
+          <w:lang w:val="es-ES"/>
+        </w:rPr>
+        <w:t>colas / mezcla</w:t>
+      </w:r>
+    </w:p>
+    <w:p>
+      <w:pPr>
+        <w:jc w:val="both"/>
+        <w:rPr>
+          <w:lang w:val="es-ES"/>
+        </w:rPr>
+      </w:pPr>
+      <w:r>
+        <w:rPr>
+          <w:lang w:val="es-ES"/>
+        </w:rPr>
+        <w:lastRenderedPageBreak/>
+        <w:t>Y aprendería los pesos con:</w:t>
+      </w:r>
+    </w:p>
+    <w:p>
+      <w:pPr>
+        <w:numPr>
+          <w:ilvl w:val="0"/>
+          <w:numId w:val="12"/>
+        </w:numPr>
+        <w:jc w:val="both"/>
+        <w:rPr>
+          <w:lang w:val="es-ES"/>
+        </w:rPr>
+      </w:pPr>
+      <w:proofErr w:type="spellStart"/>
+      <w:r>
+        <w:rPr>
+          <w:lang w:val="es-ES"/>
+        </w:rPr>
+        <w:t>elastic</w:t>
+      </w:r>
+      <w:proofErr w:type="spellEnd"/>
+      <w:r>
+        <w:rPr>
+          <w:lang w:val="es-ES"/>
+        </w:rPr>
+        <w:t xml:space="preserve"> net (para no depender de métricas redundantes)</w:t>
+      </w:r>
+    </w:p>
+    <w:p>
+      <w:pPr>
+        <w:numPr>
+          <w:ilvl w:val="0"/>
+          <w:numId w:val="12"/>
+        </w:numPr>
+        <w:jc w:val="both"/>
+        <w:rPr>
+          <w:lang w:val="es-ES"/>
+        </w:rPr>
+      </w:pPr>
+      <w:r>
+        <w:rPr>
+          <w:lang w:val="es-ES"/>
+        </w:rPr>
+        <w:t>objetivo de ranking (Spearman alto o top-1)</w:t>
+      </w:r>
+    </w:p>
+    <w:p>
+      <w:pPr>
+        <w:jc w:val="both"/>
+        <w:rPr>
+          <w:rFonts w:ascii="Arial" w:hAnsi="Arial" w:cs="Arial"/>
+          <w:color w:val="4472C4" w:themeColor="accent1"/>
+          <w:lang w:val="es-ES"/>
+        </w:rPr>
+      </w:pPr>
+      <w:r>
+        <w:rPr>
+          <w:rFonts w:ascii="Arial" w:hAnsi="Arial" w:cs="Arial"/>
+          <w:color w:val="4472C4" w:themeColor="accent1"/>
+          <w:lang w:val="es-ES"/>
+        </w:rPr>
+        <w:t>Perfecto, muchas gracias por tu ayuda. Vamos a tratar de alinear los errores que se simulan con las evaluaciones que hace el score, podemos con esto y mucho más así que trabajemos lo mejor posible!</w:t>
+      </w:r>
+    </w:p>
+    <w:p>
+      <w:pPr>
+        <w:jc w:val="both"/>
+        <w:rPr>
+          <w:rFonts w:ascii="Arial" w:hAnsi="Arial" w:cs="Arial"/>
+          <w:color w:val="4472C4" w:themeColor="accent1"/>
+          <w:lang w:val="es-ES"/>
+        </w:rPr>
+      </w:pPr>
+      <w:r>
+        <w:rPr>
+          <w:rFonts w:ascii="Arial" w:hAnsi="Arial" w:cs="Arial"/>
+          <w:color w:val="4472C4" w:themeColor="accent1"/>
+          <w:lang w:val="es-ES"/>
+        </w:rPr>
+        <w:t xml:space="preserve">Respecto al Score, </w:t>
+      </w:r>
+      <w:r>
+        <w:rPr>
+          <w:rFonts w:ascii="Arial" w:hAnsi="Arial" w:cs="Arial"/>
+          <w:color w:val="4472C4" w:themeColor="accent1"/>
+          <w:lang w:val="es-ES"/>
+        </w:rPr>
+        <w:t xml:space="preserve">este se basa en el artículo que te adjunto en la conversación. En este artículo se indican una serie de evaluaciones gráficas y métricas para determinar la mejor normalización. Mediante el Score tratamos de resumir esta información proporcionando un ranking o el top-1 de normalizaciones. No se incluyen en el score todas las evaluaciones que se indican en el paquete </w:t>
+      </w:r>
+      <w:proofErr w:type="spellStart"/>
+      <w:r>
+        <w:rPr>
+          <w:rFonts w:ascii="Arial" w:hAnsi="Arial" w:cs="Arial"/>
+          <w:color w:val="4472C4" w:themeColor="accent1"/>
+          <w:lang w:val="es-ES"/>
+        </w:rPr>
+        <w:t>NormalyzerDE</w:t>
+      </w:r>
+      <w:proofErr w:type="spellEnd"/>
+      <w:r>
+        <w:rPr>
+          <w:rFonts w:ascii="Arial" w:hAnsi="Arial" w:cs="Arial"/>
+          <w:color w:val="4472C4" w:themeColor="accent1"/>
+          <w:lang w:val="es-ES"/>
+        </w:rPr>
+        <w:t xml:space="preserve">. El Score </w:t>
+      </w:r>
+      <w:r>
+        <w:rPr>
+          <w:rFonts w:ascii="Arial" w:hAnsi="Arial" w:cs="Arial"/>
+          <w:color w:val="4472C4" w:themeColor="accent1"/>
+          <w:lang w:val="es-ES"/>
+        </w:rPr>
+        <w:t xml:space="preserve">está formado por 6 </w:t>
+      </w:r>
+      <w:proofErr w:type="spellStart"/>
+      <w:r>
+        <w:rPr>
+          <w:rFonts w:ascii="Arial" w:hAnsi="Arial" w:cs="Arial"/>
+          <w:color w:val="4472C4" w:themeColor="accent1"/>
+          <w:lang w:val="es-ES"/>
+        </w:rPr>
+        <w:t>items</w:t>
+      </w:r>
+      <w:proofErr w:type="spellEnd"/>
+      <w:r>
+        <w:rPr>
+          <w:rFonts w:ascii="Arial" w:hAnsi="Arial" w:cs="Arial"/>
+          <w:color w:val="4472C4" w:themeColor="accent1"/>
+          <w:lang w:val="es-ES"/>
+        </w:rPr>
+        <w:t xml:space="preserve"> que se basan en evaluar características de los datos una vez aplicadas 8 normalizaciones diferentes</w:t>
+      </w:r>
+      <w:r>
+        <w:rPr>
+          <w:rFonts w:ascii="Arial" w:hAnsi="Arial" w:cs="Arial"/>
+          <w:color w:val="4472C4" w:themeColor="accent1"/>
+          <w:lang w:val="es-ES"/>
+        </w:rPr>
+        <w:t xml:space="preserve">. Al final se suman las puntuaciones y se obtiene un valor para cada normalización. Cuando más pequeño, mejor será esta. Además, hay un </w:t>
+      </w:r>
+      <w:proofErr w:type="spellStart"/>
+      <w:r>
+        <w:rPr>
+          <w:rFonts w:ascii="Arial" w:hAnsi="Arial" w:cs="Arial"/>
+          <w:color w:val="4472C4" w:themeColor="accent1"/>
+          <w:lang w:val="es-ES"/>
+        </w:rPr>
+        <w:t>item</w:t>
+      </w:r>
+      <w:proofErr w:type="spellEnd"/>
+      <w:r>
+        <w:rPr>
+          <w:rFonts w:ascii="Arial" w:hAnsi="Arial" w:cs="Arial"/>
+          <w:color w:val="4472C4" w:themeColor="accent1"/>
+          <w:lang w:val="es-ES"/>
+        </w:rPr>
+        <w:t xml:space="preserve"> 0 que añade una corrección a los datos con transformación logarítmica, basado en el gráfica de evaluación inicial de intensidad total. Te adjunto también el código del Score. </w:t>
+      </w:r>
+    </w:p>
+    <w:p>
+      <w:pPr>
+        <w:jc w:val="both"/>
+        <w:rPr>
+          <w:rFonts w:ascii="Arial" w:hAnsi="Arial" w:cs="Arial"/>
+          <w:color w:val="4472C4" w:themeColor="accent1"/>
+          <w:lang w:val="es-ES"/>
+        </w:rPr>
+      </w:pPr>
+      <w:r>
+        <w:rPr>
+          <w:rFonts w:ascii="Arial" w:hAnsi="Arial" w:cs="Arial"/>
+          <w:color w:val="4472C4" w:themeColor="accent1"/>
+          <w:lang w:val="es-ES"/>
+        </w:rPr>
+        <w:t xml:space="preserve">Respecto a las funciones de simulación, hay una parte inicial que es la de generar la matriz V0 sin error, y después se añaden estos mismos así como valores faltantes. Hay diferentes errores considerados, pero me da la sensación de que quizás no logran alterar las características que evalúa el score. Te adjunto un script también. </w:t>
+      </w:r>
+    </w:p>
+    <w:p>
+      <w:pPr>
+        <w:jc w:val="both"/>
+        <w:rPr>
+          <w:rFonts w:ascii="Arial" w:hAnsi="Arial" w:cs="Arial"/>
+          <w:color w:val="4472C4" w:themeColor="accent1"/>
+          <w:lang w:val="es-ES"/>
+        </w:rPr>
+      </w:pPr>
+      <w:r>
+        <w:rPr>
+          <w:rFonts w:ascii="Arial" w:hAnsi="Arial" w:cs="Arial"/>
+          <w:color w:val="4472C4" w:themeColor="accent1"/>
+          <w:lang w:val="es-ES"/>
+        </w:rPr>
+        <w:t xml:space="preserve">¿Qué necesito? Que me devuelvas una función de simulación con una serie de errores que sean detectables por el score. Tómate el tiempo que necesites y hazlo lo mejor posible. Muchas gracias por tu ayuda. </w:t>
+      </w:r>
+    </w:p>
+    <w:p>
+      <w:pPr>
+        <w:jc w:val="both"/>
+        <w:rPr>
+          <w:rFonts w:cstheme="minorHAnsi"/>
+          <w:lang w:val="es-ES"/>
+        </w:rPr>
+      </w:pPr>
+      <w:r>
+        <w:rPr>
+          <w:rFonts w:cstheme="minorHAnsi"/>
+          <w:lang w:val="es-ES"/>
+        </w:rPr>
+        <w:t xml:space="preserve">Tiene todo el sentido, y se puede hacer </w:t>
+      </w:r>
+      <w:r>
+        <w:rPr>
+          <w:rFonts w:cstheme="minorHAnsi"/>
+          <w:b/>
+          <w:bCs/>
+          <w:lang w:val="es-ES"/>
+        </w:rPr>
+        <w:t>“score-</w:t>
+      </w:r>
+      <w:proofErr w:type="spellStart"/>
+      <w:r>
+        <w:rPr>
+          <w:rFonts w:cstheme="minorHAnsi"/>
+          <w:b/>
+          <w:bCs/>
+          <w:lang w:val="es-ES"/>
+        </w:rPr>
+        <w:t>aware</w:t>
+      </w:r>
+      <w:proofErr w:type="spellEnd"/>
+      <w:r>
+        <w:rPr>
+          <w:rFonts w:cstheme="minorHAnsi"/>
+          <w:b/>
+          <w:bCs/>
+          <w:lang w:val="es-ES"/>
+        </w:rPr>
+        <w:t>”</w:t>
+      </w:r>
+      <w:r>
+        <w:rPr>
+          <w:rFonts w:cstheme="minorHAnsi"/>
+          <w:lang w:val="es-ES"/>
+        </w:rPr>
+        <w:t xml:space="preserve">: simular sesgos técnicos que </w:t>
+      </w:r>
+      <w:r>
+        <w:rPr>
+          <w:rFonts w:cstheme="minorHAnsi"/>
+          <w:i/>
+          <w:iCs/>
+          <w:lang w:val="es-ES"/>
+        </w:rPr>
+        <w:t>exactamente</w:t>
+      </w:r>
+      <w:r>
+        <w:rPr>
+          <w:rFonts w:cstheme="minorHAnsi"/>
+          <w:lang w:val="es-ES"/>
+        </w:rPr>
+        <w:t xml:space="preserve"> alteren las señales que tu </w:t>
+      </w:r>
+      <w:proofErr w:type="spellStart"/>
+      <w:r>
+        <w:rPr>
+          <w:rFonts w:cstheme="minorHAnsi"/>
+          <w:lang w:val="es-ES"/>
+        </w:rPr>
+        <w:t>normScore</w:t>
+      </w:r>
+      <w:proofErr w:type="spellEnd"/>
+      <w:r>
+        <w:rPr>
+          <w:rFonts w:cstheme="minorHAnsi"/>
+          <w:lang w:val="es-ES"/>
+        </w:rPr>
+        <w:t xml:space="preserve"> mide (PCV, correlaciones, MA-</w:t>
+      </w:r>
+      <w:proofErr w:type="spellStart"/>
+      <w:r>
+        <w:rPr>
+          <w:rFonts w:cstheme="minorHAnsi"/>
+          <w:lang w:val="es-ES"/>
+        </w:rPr>
+        <w:t>slope</w:t>
+      </w:r>
+      <w:proofErr w:type="spellEnd"/>
+      <w:r>
+        <w:rPr>
+          <w:rFonts w:cstheme="minorHAnsi"/>
+          <w:lang w:val="es-ES"/>
+        </w:rPr>
+        <w:t xml:space="preserve">, mean–SD, RLE y total </w:t>
+      </w:r>
+      <w:proofErr w:type="spellStart"/>
+      <w:r>
+        <w:rPr>
+          <w:rFonts w:cstheme="minorHAnsi"/>
+          <w:lang w:val="es-ES"/>
+        </w:rPr>
+        <w:t>intensity</w:t>
+      </w:r>
+      <w:proofErr w:type="spellEnd"/>
+      <w:r>
+        <w:rPr>
+          <w:rFonts w:cstheme="minorHAnsi"/>
+          <w:lang w:val="es-ES"/>
+        </w:rPr>
+        <w:t xml:space="preserve">, + el “item0” de variabilidad de intensidad total). Tu score está definido en </w:t>
+      </w:r>
+      <w:proofErr w:type="spellStart"/>
+      <w:r>
+        <w:rPr>
+          <w:rFonts w:cstheme="minorHAnsi"/>
+          <w:lang w:val="es-ES"/>
+        </w:rPr>
+        <w:t>scoreFunction.R</w:t>
+      </w:r>
+      <w:proofErr w:type="spellEnd"/>
+      <w:r>
+        <w:rPr>
+          <w:rFonts w:cstheme="minorHAnsi"/>
+          <w:lang w:val="es-ES"/>
+        </w:rPr>
+        <w:t xml:space="preserve">, y tu simulador actual está en </w:t>
+      </w:r>
+      <w:proofErr w:type="spellStart"/>
+      <w:r>
+        <w:rPr>
+          <w:rFonts w:cstheme="minorHAnsi"/>
+          <w:lang w:val="es-ES"/>
+        </w:rPr>
+        <w:t>simulationProteomics.R</w:t>
+      </w:r>
+      <w:proofErr w:type="spellEnd"/>
+      <w:r>
+        <w:rPr>
+          <w:rFonts w:cstheme="minorHAnsi"/>
+          <w:lang w:val="es-ES"/>
+        </w:rPr>
+        <w:t xml:space="preserve"> </w:t>
+      </w:r>
+    </w:p>
+    <w:p>
+      <w:pPr>
+        <w:jc w:val="both"/>
+        <w:rPr>
+          <w:rFonts w:cstheme="minorHAnsi"/>
+          <w:lang w:val="es-ES"/>
+        </w:rPr>
+      </w:pPr>
+      <w:r>
+        <w:rPr>
+          <w:rFonts w:cstheme="minorHAnsi"/>
+          <w:lang w:val="es-ES"/>
+        </w:rPr>
+        <w:t xml:space="preserve">Abajo te dejo una </w:t>
+      </w:r>
+      <w:r>
+        <w:rPr>
+          <w:rFonts w:cstheme="minorHAnsi"/>
+          <w:b/>
+          <w:bCs/>
+          <w:lang w:val="es-ES"/>
+        </w:rPr>
+        <w:t>función de simulación nueva</w:t>
+      </w:r>
+      <w:r>
+        <w:rPr>
+          <w:rFonts w:cstheme="minorHAnsi"/>
+          <w:lang w:val="es-ES"/>
+        </w:rPr>
+        <w:t xml:space="preserve"> (log2-scale) que inyecta errores </w:t>
+      </w:r>
+      <w:r>
+        <w:rPr>
+          <w:rFonts w:cstheme="minorHAnsi"/>
+          <w:b/>
+          <w:bCs/>
+          <w:lang w:val="es-ES"/>
+        </w:rPr>
+        <w:t>directamente alineados</w:t>
+      </w:r>
+      <w:r>
+        <w:rPr>
+          <w:rFonts w:cstheme="minorHAnsi"/>
+          <w:lang w:val="es-ES"/>
+        </w:rPr>
+        <w:t xml:space="preserve"> con cada </w:t>
+      </w:r>
+      <w:proofErr w:type="spellStart"/>
+      <w:r>
+        <w:rPr>
+          <w:rFonts w:cstheme="minorHAnsi"/>
+          <w:lang w:val="es-ES"/>
+        </w:rPr>
+        <w:t>item</w:t>
+      </w:r>
+      <w:proofErr w:type="spellEnd"/>
+      <w:r>
+        <w:rPr>
+          <w:rFonts w:cstheme="minorHAnsi"/>
+          <w:lang w:val="es-ES"/>
+        </w:rPr>
+        <w:t xml:space="preserve"> del score:</w:t>
+      </w:r>
+    </w:p>
+    <w:p>
+      <w:pPr>
+        <w:numPr>
+          <w:ilvl w:val="0"/>
+          <w:numId w:val="14"/>
+        </w:numPr>
+        <w:jc w:val="both"/>
+        <w:rPr>
+          <w:rFonts w:cstheme="minorHAnsi"/>
+          <w:lang w:val="en-GB"/>
+        </w:rPr>
+      </w:pPr>
+      <w:proofErr w:type="spellStart"/>
+      <w:r>
+        <w:rPr>
+          <w:rFonts w:cstheme="minorHAnsi"/>
+          <w:b/>
+          <w:bCs/>
+          <w:lang w:val="en-GB"/>
+        </w:rPr>
+        <w:t>E_additive_shift</w:t>
+      </w:r>
+      <w:proofErr w:type="spellEnd"/>
+      <w:r>
+        <w:rPr>
+          <w:rFonts w:cstheme="minorHAnsi"/>
+          <w:b/>
+          <w:bCs/>
+          <w:lang w:val="en-GB"/>
+        </w:rPr>
+        <w:t xml:space="preserve"> (loading/injection factors)</w:t>
+      </w:r>
+      <w:r>
+        <w:rPr>
+          <w:rFonts w:cstheme="minorHAnsi"/>
+          <w:lang w:val="en-GB"/>
+        </w:rPr>
+        <w:t xml:space="preserve"> → </w:t>
+      </w:r>
+      <w:proofErr w:type="spellStart"/>
+      <w:r>
+        <w:rPr>
+          <w:rFonts w:cstheme="minorHAnsi"/>
+          <w:lang w:val="en-GB"/>
+        </w:rPr>
+        <w:t>dispara</w:t>
+      </w:r>
+      <w:proofErr w:type="spellEnd"/>
+      <w:r>
+        <w:rPr>
+          <w:rFonts w:cstheme="minorHAnsi"/>
+          <w:lang w:val="en-GB"/>
+        </w:rPr>
+        <w:t xml:space="preserve"> </w:t>
+      </w:r>
+      <w:r>
+        <w:rPr>
+          <w:rFonts w:cstheme="minorHAnsi"/>
+          <w:i/>
+          <w:iCs/>
+          <w:lang w:val="en-GB"/>
+        </w:rPr>
+        <w:t>item0</w:t>
+      </w:r>
+      <w:r>
+        <w:rPr>
+          <w:rFonts w:cstheme="minorHAnsi"/>
+          <w:lang w:val="en-GB"/>
+        </w:rPr>
+        <w:t xml:space="preserve"> (CV de total intensities </w:t>
+      </w:r>
+      <w:proofErr w:type="spellStart"/>
+      <w:r>
+        <w:rPr>
+          <w:rFonts w:cstheme="minorHAnsi"/>
+          <w:lang w:val="en-GB"/>
+        </w:rPr>
+        <w:t>en</w:t>
+      </w:r>
+      <w:proofErr w:type="spellEnd"/>
+      <w:r>
+        <w:rPr>
+          <w:rFonts w:cstheme="minorHAnsi"/>
+          <w:lang w:val="en-GB"/>
+        </w:rPr>
+        <w:t xml:space="preserve"> raw), </w:t>
+      </w:r>
+      <w:r>
+        <w:rPr>
+          <w:rFonts w:cstheme="minorHAnsi"/>
+          <w:i/>
+          <w:iCs/>
+          <w:lang w:val="en-GB"/>
+        </w:rPr>
+        <w:t>item6</w:t>
+      </w:r>
+      <w:r>
+        <w:rPr>
+          <w:rFonts w:cstheme="minorHAnsi"/>
+          <w:lang w:val="en-GB"/>
+        </w:rPr>
+        <w:t xml:space="preserve"> (</w:t>
+      </w:r>
+      <w:proofErr w:type="spellStart"/>
+      <w:r>
+        <w:rPr>
+          <w:rFonts w:cstheme="minorHAnsi"/>
+          <w:lang w:val="en-GB"/>
+        </w:rPr>
+        <w:t>tiMAPE</w:t>
+      </w:r>
+      <w:proofErr w:type="spellEnd"/>
+      <w:r>
+        <w:rPr>
+          <w:rFonts w:cstheme="minorHAnsi"/>
+          <w:lang w:val="en-GB"/>
+        </w:rPr>
+        <w:t xml:space="preserve">) y </w:t>
+      </w:r>
+      <w:r>
+        <w:rPr>
+          <w:rFonts w:cstheme="minorHAnsi"/>
+          <w:i/>
+          <w:iCs/>
+          <w:lang w:val="en-GB"/>
+        </w:rPr>
+        <w:t>item5</w:t>
+      </w:r>
+      <w:r>
+        <w:rPr>
+          <w:rFonts w:cstheme="minorHAnsi"/>
+          <w:lang w:val="en-GB"/>
+        </w:rPr>
+        <w:t xml:space="preserve"> (RLE).</w:t>
+      </w:r>
+    </w:p>
+    <w:p>
+      <w:pPr>
+        <w:numPr>
+          <w:ilvl w:val="0"/>
+          <w:numId w:val="14"/>
+        </w:numPr>
+        <w:jc w:val="both"/>
+        <w:rPr>
+          <w:rFonts w:cstheme="minorHAnsi"/>
+          <w:lang w:val="es-ES"/>
+        </w:rPr>
+      </w:pPr>
+      <w:proofErr w:type="spellStart"/>
+      <w:r>
+        <w:rPr>
+          <w:rFonts w:cstheme="minorHAnsi"/>
+          <w:b/>
+          <w:bCs/>
+          <w:lang w:val="es-ES"/>
+        </w:rPr>
+        <w:t>E_scale_variance</w:t>
+      </w:r>
+      <w:proofErr w:type="spellEnd"/>
+      <w:r>
+        <w:rPr>
+          <w:rFonts w:cstheme="minorHAnsi"/>
+          <w:b/>
+          <w:bCs/>
+          <w:lang w:val="es-ES"/>
+        </w:rPr>
+        <w:t xml:space="preserve"> (</w:t>
+      </w:r>
+      <w:proofErr w:type="spellStart"/>
+      <w:r>
+        <w:rPr>
+          <w:rFonts w:cstheme="minorHAnsi"/>
+          <w:b/>
+          <w:bCs/>
+          <w:lang w:val="es-ES"/>
+        </w:rPr>
+        <w:t>sd</w:t>
+      </w:r>
+      <w:proofErr w:type="spellEnd"/>
+      <w:r>
+        <w:rPr>
+          <w:rFonts w:cstheme="minorHAnsi"/>
+          <w:b/>
+          <w:bCs/>
+          <w:lang w:val="es-ES"/>
+        </w:rPr>
+        <w:t xml:space="preserve"> por muestra ligado al </w:t>
+      </w:r>
+      <w:proofErr w:type="spellStart"/>
+      <w:r>
+        <w:rPr>
+          <w:rFonts w:cstheme="minorHAnsi"/>
+          <w:b/>
+          <w:bCs/>
+          <w:lang w:val="es-ES"/>
+        </w:rPr>
+        <w:t>loading</w:t>
+      </w:r>
+      <w:proofErr w:type="spellEnd"/>
+      <w:r>
+        <w:rPr>
+          <w:rFonts w:cstheme="minorHAnsi"/>
+          <w:b/>
+          <w:bCs/>
+          <w:lang w:val="es-ES"/>
+        </w:rPr>
+        <w:t>)</w:t>
+      </w:r>
+      <w:r>
+        <w:rPr>
+          <w:rFonts w:cstheme="minorHAnsi"/>
+          <w:lang w:val="es-ES"/>
+        </w:rPr>
+        <w:t xml:space="preserve"> → dispara </w:t>
+      </w:r>
+      <w:r>
+        <w:rPr>
+          <w:rFonts w:cstheme="minorHAnsi"/>
+          <w:i/>
+          <w:iCs/>
+          <w:lang w:val="es-ES"/>
+        </w:rPr>
+        <w:t>item4</w:t>
+      </w:r>
+      <w:r>
+        <w:rPr>
+          <w:rFonts w:cstheme="minorHAnsi"/>
+          <w:lang w:val="es-ES"/>
+        </w:rPr>
+        <w:t xml:space="preserve"> (</w:t>
+      </w:r>
+      <w:proofErr w:type="spellStart"/>
+      <w:r>
+        <w:rPr>
+          <w:rFonts w:cstheme="minorHAnsi"/>
+          <w:lang w:val="es-ES"/>
+        </w:rPr>
+        <w:t>MeanSD</w:t>
+      </w:r>
+      <w:proofErr w:type="spellEnd"/>
+      <w:r>
+        <w:rPr>
+          <w:rFonts w:cstheme="minorHAnsi"/>
+          <w:lang w:val="es-ES"/>
+        </w:rPr>
+        <w:t xml:space="preserve"> </w:t>
+      </w:r>
+      <w:proofErr w:type="spellStart"/>
+      <w:r>
+        <w:rPr>
+          <w:rFonts w:cstheme="minorHAnsi"/>
+          <w:lang w:val="es-ES"/>
+        </w:rPr>
+        <w:t>slope</w:t>
+      </w:r>
+      <w:proofErr w:type="spellEnd"/>
+      <w:r>
+        <w:rPr>
+          <w:rFonts w:cstheme="minorHAnsi"/>
+          <w:lang w:val="es-ES"/>
+        </w:rPr>
+        <w:t xml:space="preserve">) y </w:t>
+      </w:r>
+      <w:r>
+        <w:rPr>
+          <w:rFonts w:cstheme="minorHAnsi"/>
+          <w:i/>
+          <w:iCs/>
+          <w:lang w:val="es-ES"/>
+        </w:rPr>
+        <w:t>item1</w:t>
+      </w:r>
+      <w:r>
+        <w:rPr>
+          <w:rFonts w:cstheme="minorHAnsi"/>
+          <w:lang w:val="es-ES"/>
+        </w:rPr>
+        <w:t xml:space="preserve"> (PCV).</w:t>
+      </w:r>
+    </w:p>
+    <w:p>
+      <w:pPr>
+        <w:numPr>
+          <w:ilvl w:val="0"/>
+          <w:numId w:val="14"/>
+        </w:numPr>
+        <w:jc w:val="both"/>
+        <w:rPr>
+          <w:rFonts w:cstheme="minorHAnsi"/>
+          <w:lang w:val="es-ES"/>
+        </w:rPr>
+      </w:pPr>
+      <w:proofErr w:type="spellStart"/>
+      <w:r>
+        <w:rPr>
+          <w:rFonts w:cstheme="minorHAnsi"/>
+          <w:b/>
+          <w:bCs/>
+          <w:lang w:val="es-ES"/>
+        </w:rPr>
+        <w:t>E_intensity_bias</w:t>
+      </w:r>
+      <w:proofErr w:type="spellEnd"/>
+      <w:r>
+        <w:rPr>
+          <w:rFonts w:cstheme="minorHAnsi"/>
+          <w:b/>
+          <w:bCs/>
+          <w:lang w:val="es-ES"/>
+        </w:rPr>
+        <w:t xml:space="preserve"> (sesgo dependiente de intensidad; además </w:t>
+      </w:r>
+      <w:proofErr w:type="spellStart"/>
+      <w:r>
+        <w:rPr>
+          <w:rFonts w:cstheme="minorHAnsi"/>
+          <w:b/>
+          <w:bCs/>
+          <w:lang w:val="es-ES"/>
+        </w:rPr>
+        <w:t>group-specific</w:t>
+      </w:r>
+      <w:proofErr w:type="spellEnd"/>
+      <w:r>
+        <w:rPr>
+          <w:rFonts w:cstheme="minorHAnsi"/>
+          <w:b/>
+          <w:bCs/>
+          <w:lang w:val="es-ES"/>
+        </w:rPr>
+        <w:t>)</w:t>
+      </w:r>
+      <w:r>
+        <w:rPr>
+          <w:rFonts w:cstheme="minorHAnsi"/>
+          <w:lang w:val="es-ES"/>
+        </w:rPr>
+        <w:t xml:space="preserve"> → dispara </w:t>
+      </w:r>
+      <w:r>
+        <w:rPr>
+          <w:rFonts w:cstheme="minorHAnsi"/>
+          <w:i/>
+          <w:iCs/>
+          <w:lang w:val="es-ES"/>
+        </w:rPr>
+        <w:t>item3</w:t>
+      </w:r>
+      <w:r>
+        <w:rPr>
+          <w:rFonts w:cstheme="minorHAnsi"/>
+          <w:lang w:val="es-ES"/>
+        </w:rPr>
+        <w:t xml:space="preserve"> (</w:t>
+      </w:r>
+      <w:proofErr w:type="spellStart"/>
+      <w:r>
+        <w:rPr>
+          <w:rFonts w:cstheme="minorHAnsi"/>
+          <w:lang w:val="es-ES"/>
+        </w:rPr>
+        <w:t>MAplot</w:t>
+      </w:r>
+      <w:proofErr w:type="spellEnd"/>
+      <w:r>
+        <w:rPr>
+          <w:rFonts w:cstheme="minorHAnsi"/>
+          <w:lang w:val="es-ES"/>
+        </w:rPr>
+        <w:t xml:space="preserve"> </w:t>
+      </w:r>
+      <w:proofErr w:type="spellStart"/>
+      <w:r>
+        <w:rPr>
+          <w:rFonts w:cstheme="minorHAnsi"/>
+          <w:lang w:val="es-ES"/>
+        </w:rPr>
+        <w:t>slope</w:t>
+      </w:r>
+      <w:proofErr w:type="spellEnd"/>
+      <w:r>
+        <w:rPr>
+          <w:rFonts w:cstheme="minorHAnsi"/>
+          <w:lang w:val="es-ES"/>
+        </w:rPr>
+        <w:t xml:space="preserve">) y </w:t>
+      </w:r>
+      <w:r>
+        <w:rPr>
+          <w:rFonts w:cstheme="minorHAnsi"/>
+          <w:i/>
+          <w:iCs/>
+          <w:lang w:val="es-ES"/>
+        </w:rPr>
+        <w:t>item2</w:t>
+      </w:r>
+      <w:r>
+        <w:rPr>
+          <w:rFonts w:cstheme="minorHAnsi"/>
+          <w:lang w:val="es-ES"/>
+        </w:rPr>
+        <w:t xml:space="preserve"> (Spearman </w:t>
+      </w:r>
+      <w:proofErr w:type="spellStart"/>
+      <w:r>
+        <w:rPr>
+          <w:rFonts w:cstheme="minorHAnsi"/>
+          <w:lang w:val="es-ES"/>
+        </w:rPr>
+        <w:t>intra-grupo</w:t>
+      </w:r>
+      <w:proofErr w:type="spellEnd"/>
+      <w:r>
+        <w:rPr>
+          <w:rFonts w:cstheme="minorHAnsi"/>
+          <w:lang w:val="es-ES"/>
+        </w:rPr>
+        <w:t>), y también PCV.</w:t>
+      </w:r>
+    </w:p>
+    <w:p>
+      <w:pPr>
+        <w:numPr>
+          <w:ilvl w:val="0"/>
+          <w:numId w:val="14"/>
+        </w:numPr>
+        <w:jc w:val="both"/>
+        <w:rPr>
+          <w:rFonts w:cstheme="minorHAnsi"/>
+          <w:lang w:val="es-ES"/>
+        </w:rPr>
+      </w:pPr>
+      <w:proofErr w:type="spellStart"/>
+      <w:r>
+        <w:rPr>
+          <w:rFonts w:cstheme="minorHAnsi"/>
+          <w:b/>
+          <w:bCs/>
+          <w:lang w:val="es-ES"/>
+        </w:rPr>
+        <w:t>E_shape_mixture</w:t>
+      </w:r>
+      <w:proofErr w:type="spellEnd"/>
+      <w:r>
+        <w:rPr>
+          <w:rFonts w:cstheme="minorHAnsi"/>
+          <w:b/>
+          <w:bCs/>
+          <w:lang w:val="es-ES"/>
+        </w:rPr>
+        <w:t xml:space="preserve"> (</w:t>
+      </w:r>
+      <w:proofErr w:type="spellStart"/>
+      <w:r>
+        <w:rPr>
+          <w:rFonts w:cstheme="minorHAnsi"/>
+          <w:b/>
+          <w:bCs/>
+          <w:lang w:val="es-ES"/>
+        </w:rPr>
+        <w:t>outliers</w:t>
+      </w:r>
+      <w:proofErr w:type="spellEnd"/>
+      <w:r>
+        <w:rPr>
+          <w:rFonts w:cstheme="minorHAnsi"/>
+          <w:b/>
+          <w:bCs/>
+          <w:lang w:val="es-ES"/>
+        </w:rPr>
+        <w:t>/</w:t>
+      </w:r>
+      <w:proofErr w:type="spellStart"/>
+      <w:r>
+        <w:rPr>
+          <w:rFonts w:cstheme="minorHAnsi"/>
+          <w:b/>
+          <w:bCs/>
+          <w:lang w:val="es-ES"/>
+        </w:rPr>
+        <w:t>glitches</w:t>
+      </w:r>
+      <w:proofErr w:type="spellEnd"/>
+      <w:r>
+        <w:rPr>
+          <w:rFonts w:cstheme="minorHAnsi"/>
+          <w:b/>
+          <w:bCs/>
+          <w:lang w:val="es-ES"/>
+        </w:rPr>
+        <w:t xml:space="preserve"> por subconjunto de proteínas)</w:t>
+      </w:r>
+      <w:r>
+        <w:rPr>
+          <w:rFonts w:cstheme="minorHAnsi"/>
+          <w:lang w:val="es-ES"/>
+        </w:rPr>
+        <w:t xml:space="preserve"> → baja correlaciones y sube PCV/</w:t>
+      </w:r>
+      <w:proofErr w:type="spellStart"/>
+      <w:r>
+        <w:rPr>
+          <w:rFonts w:cstheme="minorHAnsi"/>
+          <w:lang w:val="es-ES"/>
+        </w:rPr>
+        <w:t>MeanSD</w:t>
+      </w:r>
+      <w:proofErr w:type="spellEnd"/>
+      <w:r>
+        <w:rPr>
+          <w:rFonts w:cstheme="minorHAnsi"/>
+          <w:lang w:val="es-ES"/>
+        </w:rPr>
+        <w:t>.</w:t>
+      </w:r>
+    </w:p>
+    <w:p>
+      <w:pPr>
+        <w:numPr>
+          <w:ilvl w:val="0"/>
+          <w:numId w:val="14"/>
+        </w:numPr>
+        <w:jc w:val="both"/>
+        <w:rPr>
+          <w:rFonts w:cstheme="minorHAnsi"/>
+          <w:lang w:val="es-ES"/>
+        </w:rPr>
+      </w:pPr>
+      <w:r>
+        <w:rPr>
+          <w:rFonts w:cstheme="minorHAnsi"/>
+          <w:b/>
+          <w:bCs/>
+          <w:lang w:val="es-ES"/>
+        </w:rPr>
+        <w:t xml:space="preserve">MNAR </w:t>
+      </w:r>
+      <w:proofErr w:type="spellStart"/>
+      <w:r>
+        <w:rPr>
+          <w:rFonts w:cstheme="minorHAnsi"/>
+          <w:b/>
+          <w:bCs/>
+          <w:lang w:val="es-ES"/>
+        </w:rPr>
+        <w:t>missingness</w:t>
+      </w:r>
+      <w:proofErr w:type="spellEnd"/>
+      <w:r>
+        <w:rPr>
+          <w:rFonts w:cstheme="minorHAnsi"/>
+          <w:b/>
+          <w:bCs/>
+          <w:lang w:val="es-ES"/>
+        </w:rPr>
+        <w:t xml:space="preserve"> con componente por muestra</w:t>
+      </w:r>
+      <w:r>
+        <w:rPr>
+          <w:rFonts w:cstheme="minorHAnsi"/>
+          <w:lang w:val="es-ES"/>
+        </w:rPr>
+        <w:t xml:space="preserve"> → baja correlaciones y altera RLE/total </w:t>
+      </w:r>
+      <w:proofErr w:type="spellStart"/>
+      <w:r>
+        <w:rPr>
+          <w:rFonts w:cstheme="minorHAnsi"/>
+          <w:lang w:val="es-ES"/>
+        </w:rPr>
+        <w:t>intensity</w:t>
+      </w:r>
+      <w:proofErr w:type="spellEnd"/>
+      <w:r>
+        <w:rPr>
+          <w:rFonts w:cstheme="minorHAnsi"/>
+          <w:lang w:val="es-ES"/>
+        </w:rPr>
+        <w:t>.</w:t>
+      </w:r>
+    </w:p>
+    <w:p>
+      <w:pPr>
+        <w:jc w:val="both"/>
+        <w:rPr>
+          <w:rFonts w:cstheme="minorHAnsi"/>
+          <w:lang w:val="es-ES"/>
+        </w:rPr>
+      </w:pPr>
+      <w:r>
+        <w:rPr>
+          <w:rFonts w:cstheme="minorHAnsi"/>
+          <w:lang w:val="es-ES"/>
+        </w:rPr>
+        <w:lastRenderedPageBreak/>
+        <w:t xml:space="preserve">La idea es que, al activar cada error por separado (como haces con tu </w:t>
+      </w:r>
+      <w:proofErr w:type="spellStart"/>
+      <w:r>
+        <w:rPr>
+          <w:rFonts w:cstheme="minorHAnsi"/>
+          <w:lang w:val="es-ES"/>
+        </w:rPr>
+        <w:t>grid</w:t>
+      </w:r>
+      <w:proofErr w:type="spellEnd"/>
+      <w:r>
+        <w:rPr>
+          <w:rFonts w:cstheme="minorHAnsi"/>
+          <w:lang w:val="es-ES"/>
+        </w:rPr>
+        <w:t xml:space="preserve">), </w:t>
+      </w:r>
+      <w:r>
+        <w:rPr>
+          <w:rFonts w:cstheme="minorHAnsi"/>
+          <w:b/>
+          <w:bCs/>
+          <w:lang w:val="es-ES"/>
+        </w:rPr>
+        <w:t>el score tenga “algo que ver”</w:t>
+      </w:r>
+      <w:r>
+        <w:rPr>
+          <w:rFonts w:cstheme="minorHAnsi"/>
+          <w:lang w:val="es-ES"/>
+        </w:rPr>
+        <w:t xml:space="preserve"> y pueda discriminar normalizaciones.</w:t>
+      </w:r>
+    </w:p>
+    <w:p>
+      <w:pPr>
+        <w:jc w:val="both"/>
+        <w:rPr>
+          <w:rFonts w:cstheme="minorHAnsi"/>
+        </w:rPr>
+      </w:pPr>
+      <w:r>
+        <w:rPr>
+          <w:rFonts w:cstheme="minorHAnsi"/>
+        </w:rPr>
+        <w:t>Simulador “</w:t>
+      </w:r>
+      <w:proofErr w:type="spellStart"/>
+      <w:r>
+        <w:rPr>
+          <w:rFonts w:cstheme="minorHAnsi"/>
+        </w:rPr>
+        <w:t>score-aware</w:t>
+      </w:r>
+      <w:proofErr w:type="spellEnd"/>
+      <w:r>
+        <w:rPr>
+          <w:rFonts w:cstheme="minorHAnsi"/>
+        </w:rPr>
+        <w:t>” (R)</w:t>
+      </w:r>
+      <w:r>
+        <w:rPr>
+          <w:rFonts w:cstheme="minorHAnsi"/>
+        </w:rPr>
+        <w:t xml:space="preserve"> =&gt; </w:t>
+      </w:r>
+      <w:proofErr w:type="spellStart"/>
+      <w:r>
+        <w:rPr>
+          <w:rFonts w:cstheme="minorHAnsi"/>
+        </w:rPr>
+        <w:t>Code</w:t>
+      </w:r>
+      <w:proofErr w:type="spellEnd"/>
+      <w:r>
+        <w:rPr>
+          <w:rFonts w:cstheme="minorHAnsi"/>
+        </w:rPr>
+        <w:t xml:space="preserve"> inicial</w:t>
+      </w:r>
+    </w:p>
+    <w:p>
+      <w:pPr>
+        <w:jc w:val="both"/>
+        <w:rPr>
+          <w:rFonts w:cstheme="minorHAnsi"/>
+          <w:b/>
+          <w:bCs/>
+          <w:lang w:val="es-ES"/>
+        </w:rPr>
+      </w:pPr>
+      <w:r>
+        <w:rPr>
+          <w:rFonts w:cstheme="minorHAnsi"/>
+          <w:b/>
+          <w:bCs/>
+          <w:lang w:val="es-ES"/>
+        </w:rPr>
+        <w:t>Por qué esto “encaja” con tu score</w:t>
+      </w:r>
+    </w:p>
+    <w:p>
+      <w:pPr>
+        <w:jc w:val="both"/>
+        <w:rPr>
+          <w:rFonts w:cstheme="minorHAnsi"/>
+          <w:lang w:val="es-ES"/>
+        </w:rPr>
+      </w:pPr>
+      <w:r>
+        <w:rPr>
+          <w:rFonts w:cstheme="minorHAnsi"/>
+          <w:lang w:val="es-ES"/>
+        </w:rPr>
+        <w:t xml:space="preserve">Tu </w:t>
+      </w:r>
+      <w:proofErr w:type="spellStart"/>
+      <w:r>
+        <w:rPr>
+          <w:rFonts w:cstheme="minorHAnsi"/>
+          <w:lang w:val="es-ES"/>
+        </w:rPr>
+        <w:t>normScore</w:t>
+      </w:r>
+      <w:proofErr w:type="spellEnd"/>
+      <w:r>
+        <w:rPr>
+          <w:rFonts w:cstheme="minorHAnsi"/>
+          <w:lang w:val="es-ES"/>
+        </w:rPr>
+        <w:t xml:space="preserve"> calcula, entre otros, </w:t>
+      </w:r>
+      <w:r>
+        <w:rPr>
+          <w:rFonts w:cstheme="minorHAnsi"/>
+          <w:b/>
+          <w:bCs/>
+          <w:lang w:val="es-ES"/>
+        </w:rPr>
+        <w:t>PCV</w:t>
+      </w:r>
+      <w:r>
+        <w:rPr>
+          <w:rFonts w:cstheme="minorHAnsi"/>
+          <w:lang w:val="es-ES"/>
+        </w:rPr>
+        <w:t xml:space="preserve">, </w:t>
+      </w:r>
+      <w:r>
+        <w:rPr>
+          <w:rFonts w:cstheme="minorHAnsi"/>
+          <w:b/>
+          <w:bCs/>
+          <w:lang w:val="es-ES"/>
+        </w:rPr>
+        <w:t xml:space="preserve">Spearman </w:t>
+      </w:r>
+      <w:proofErr w:type="spellStart"/>
+      <w:r>
+        <w:rPr>
+          <w:rFonts w:cstheme="minorHAnsi"/>
+          <w:b/>
+          <w:bCs/>
+          <w:lang w:val="es-ES"/>
+        </w:rPr>
+        <w:t>intra-grupo</w:t>
+      </w:r>
+      <w:proofErr w:type="spellEnd"/>
+      <w:r>
+        <w:rPr>
+          <w:rFonts w:cstheme="minorHAnsi"/>
+          <w:lang w:val="es-ES"/>
+        </w:rPr>
+        <w:t xml:space="preserve">, </w:t>
+      </w:r>
+      <w:proofErr w:type="spellStart"/>
+      <w:r>
+        <w:rPr>
+          <w:rFonts w:cstheme="minorHAnsi"/>
+          <w:b/>
+          <w:bCs/>
+          <w:lang w:val="es-ES"/>
+        </w:rPr>
+        <w:t>MAplot</w:t>
+      </w:r>
+      <w:proofErr w:type="spellEnd"/>
+      <w:r>
+        <w:rPr>
+          <w:rFonts w:cstheme="minorHAnsi"/>
+          <w:b/>
+          <w:bCs/>
+          <w:lang w:val="es-ES"/>
+        </w:rPr>
+        <w:t xml:space="preserve"> (pendiente vs intensidad)</w:t>
+      </w:r>
+      <w:r>
+        <w:rPr>
+          <w:rFonts w:cstheme="minorHAnsi"/>
+          <w:lang w:val="es-ES"/>
+        </w:rPr>
+        <w:t xml:space="preserve">, </w:t>
+      </w:r>
+      <w:r>
+        <w:rPr>
+          <w:rFonts w:cstheme="minorHAnsi"/>
+          <w:b/>
+          <w:bCs/>
+          <w:lang w:val="es-ES"/>
+        </w:rPr>
+        <w:t>Mean–SD</w:t>
+      </w:r>
+      <w:r>
+        <w:rPr>
+          <w:rFonts w:cstheme="minorHAnsi"/>
+          <w:lang w:val="es-ES"/>
+        </w:rPr>
+        <w:t xml:space="preserve">, </w:t>
+      </w:r>
+      <w:r>
+        <w:rPr>
+          <w:rFonts w:cstheme="minorHAnsi"/>
+          <w:b/>
+          <w:bCs/>
+          <w:lang w:val="es-ES"/>
+        </w:rPr>
+        <w:t>RLE</w:t>
+      </w:r>
+      <w:r>
+        <w:rPr>
+          <w:rFonts w:cstheme="minorHAnsi"/>
+          <w:lang w:val="es-ES"/>
+        </w:rPr>
+        <w:t xml:space="preserve"> y </w:t>
+      </w:r>
+      <w:r>
+        <w:rPr>
+          <w:rFonts w:cstheme="minorHAnsi"/>
+          <w:b/>
+          <w:bCs/>
+          <w:lang w:val="es-ES"/>
+        </w:rPr>
+        <w:t xml:space="preserve">Total </w:t>
+      </w:r>
+      <w:proofErr w:type="spellStart"/>
+      <w:r>
+        <w:rPr>
+          <w:rFonts w:cstheme="minorHAnsi"/>
+          <w:b/>
+          <w:bCs/>
+          <w:lang w:val="es-ES"/>
+        </w:rPr>
+        <w:t>intensity</w:t>
+      </w:r>
+      <w:proofErr w:type="spellEnd"/>
+      <w:r>
+        <w:rPr>
+          <w:rFonts w:cstheme="minorHAnsi"/>
+          <w:lang w:val="es-ES"/>
+        </w:rPr>
+        <w:t>. Esta simulación mete errores que:</w:t>
+      </w:r>
+    </w:p>
+    <w:p>
+      <w:pPr>
+        <w:numPr>
+          <w:ilvl w:val="0"/>
+          <w:numId w:val="15"/>
+        </w:numPr>
+        <w:jc w:val="both"/>
+        <w:rPr>
+          <w:rFonts w:cstheme="minorHAnsi"/>
+          <w:lang w:val="es-ES"/>
+        </w:rPr>
+      </w:pPr>
+      <w:r>
+        <w:rPr>
+          <w:rFonts w:cstheme="minorHAnsi"/>
+          <w:lang w:val="es-ES"/>
+        </w:rPr>
+        <w:t xml:space="preserve">cambian </w:t>
+      </w:r>
+      <w:r>
+        <w:rPr>
+          <w:rFonts w:cstheme="minorHAnsi"/>
+          <w:b/>
+          <w:bCs/>
+          <w:lang w:val="es-ES"/>
+        </w:rPr>
+        <w:t>distribuciones por muestra</w:t>
+      </w:r>
+      <w:r>
+        <w:rPr>
+          <w:rFonts w:cstheme="minorHAnsi"/>
+          <w:lang w:val="es-ES"/>
+        </w:rPr>
+        <w:t xml:space="preserve"> (shift/</w:t>
+      </w:r>
+      <w:proofErr w:type="spellStart"/>
+      <w:r>
+        <w:rPr>
+          <w:rFonts w:cstheme="minorHAnsi"/>
+          <w:lang w:val="es-ES"/>
+        </w:rPr>
+        <w:t>loading</w:t>
+      </w:r>
+      <w:proofErr w:type="spellEnd"/>
+      <w:r>
+        <w:rPr>
+          <w:rFonts w:cstheme="minorHAnsi"/>
+          <w:lang w:val="es-ES"/>
+        </w:rPr>
+        <w:t>),</w:t>
+      </w:r>
+    </w:p>
+    <w:p>
+      <w:pPr>
+        <w:numPr>
+          <w:ilvl w:val="0"/>
+          <w:numId w:val="15"/>
+        </w:numPr>
+        <w:jc w:val="both"/>
+        <w:rPr>
+          <w:rFonts w:cstheme="minorHAnsi"/>
+          <w:lang w:val="es-ES"/>
+        </w:rPr>
+      </w:pPr>
+      <w:r>
+        <w:rPr>
+          <w:rFonts w:cstheme="minorHAnsi"/>
+          <w:lang w:val="es-ES"/>
+        </w:rPr>
+        <w:t xml:space="preserve">inducen </w:t>
+      </w:r>
+      <w:r>
+        <w:rPr>
+          <w:rFonts w:cstheme="minorHAnsi"/>
+          <w:b/>
+          <w:bCs/>
+          <w:lang w:val="es-ES"/>
+        </w:rPr>
+        <w:t xml:space="preserve">tendencia </w:t>
+      </w:r>
+      <w:proofErr w:type="spellStart"/>
+      <w:r>
+        <w:rPr>
+          <w:rFonts w:cstheme="minorHAnsi"/>
+          <w:b/>
+          <w:bCs/>
+          <w:lang w:val="es-ES"/>
+        </w:rPr>
+        <w:t>SD~mean</w:t>
+      </w:r>
+      <w:proofErr w:type="spellEnd"/>
+      <w:r>
+        <w:rPr>
+          <w:rFonts w:cstheme="minorHAnsi"/>
+          <w:b/>
+          <w:bCs/>
+          <w:lang w:val="es-ES"/>
+        </w:rPr>
+        <w:t xml:space="preserve"> por muestra</w:t>
+      </w:r>
+      <w:r>
+        <w:rPr>
+          <w:rFonts w:cstheme="minorHAnsi"/>
+          <w:lang w:val="es-ES"/>
+        </w:rPr>
+        <w:t xml:space="preserve"> (heteroscedasticidad ligada al </w:t>
+      </w:r>
+      <w:proofErr w:type="spellStart"/>
+      <w:r>
+        <w:rPr>
+          <w:rFonts w:cstheme="minorHAnsi"/>
+          <w:lang w:val="es-ES"/>
+        </w:rPr>
+        <w:t>loading</w:t>
+      </w:r>
+      <w:proofErr w:type="spellEnd"/>
+      <w:r>
+        <w:rPr>
+          <w:rFonts w:cstheme="minorHAnsi"/>
+          <w:lang w:val="es-ES"/>
+        </w:rPr>
+        <w:t>),</w:t>
+      </w:r>
+    </w:p>
+    <w:p>
+      <w:pPr>
+        <w:numPr>
+          <w:ilvl w:val="0"/>
+          <w:numId w:val="15"/>
+        </w:numPr>
+        <w:jc w:val="both"/>
+        <w:rPr>
+          <w:rFonts w:cstheme="minorHAnsi"/>
+          <w:lang w:val="es-ES"/>
+        </w:rPr>
+      </w:pPr>
+      <w:r>
+        <w:rPr>
+          <w:rFonts w:cstheme="minorHAnsi"/>
+          <w:lang w:val="es-ES"/>
+        </w:rPr>
+        <w:t xml:space="preserve">introducen </w:t>
+      </w:r>
+      <w:r>
+        <w:rPr>
+          <w:rFonts w:cstheme="minorHAnsi"/>
+          <w:b/>
+          <w:bCs/>
+          <w:lang w:val="es-ES"/>
+        </w:rPr>
+        <w:t xml:space="preserve">sesgo intensidad-dependiente con componente </w:t>
+      </w:r>
+      <w:proofErr w:type="spellStart"/>
+      <w:r>
+        <w:rPr>
+          <w:rFonts w:cstheme="minorHAnsi"/>
+          <w:b/>
+          <w:bCs/>
+          <w:lang w:val="es-ES"/>
+        </w:rPr>
+        <w:t>group-specific</w:t>
+      </w:r>
+      <w:proofErr w:type="spellEnd"/>
+      <w:r>
+        <w:rPr>
+          <w:rFonts w:cstheme="minorHAnsi"/>
+          <w:lang w:val="es-ES"/>
+        </w:rPr>
+        <w:t xml:space="preserve"> (produce </w:t>
+      </w:r>
+      <w:proofErr w:type="spellStart"/>
+      <w:r>
+        <w:rPr>
+          <w:rFonts w:cstheme="minorHAnsi"/>
+          <w:lang w:val="es-ES"/>
+        </w:rPr>
+        <w:t>slope</w:t>
+      </w:r>
+      <w:proofErr w:type="spellEnd"/>
+      <w:r>
+        <w:rPr>
+          <w:rFonts w:cstheme="minorHAnsi"/>
+          <w:lang w:val="es-ES"/>
+        </w:rPr>
+        <w:t xml:space="preserve"> en </w:t>
+      </w:r>
+      <w:proofErr w:type="spellStart"/>
+      <w:r>
+        <w:rPr>
+          <w:rFonts w:cstheme="minorHAnsi"/>
+          <w:lang w:val="es-ES"/>
+        </w:rPr>
+        <w:t>MAplot</w:t>
+      </w:r>
+      <w:proofErr w:type="spellEnd"/>
+      <w:r>
+        <w:rPr>
+          <w:rFonts w:cstheme="minorHAnsi"/>
+          <w:lang w:val="es-ES"/>
+        </w:rPr>
+        <w:t>),</w:t>
+      </w:r>
+    </w:p>
+    <w:p>
+      <w:pPr>
+        <w:numPr>
+          <w:ilvl w:val="0"/>
+          <w:numId w:val="15"/>
+        </w:numPr>
+        <w:jc w:val="both"/>
+        <w:rPr>
+          <w:rFonts w:cstheme="minorHAnsi"/>
+          <w:lang w:val="es-ES"/>
+        </w:rPr>
+      </w:pPr>
+      <w:r>
+        <w:rPr>
+          <w:rFonts w:cstheme="minorHAnsi"/>
+          <w:lang w:val="es-ES"/>
+        </w:rPr>
+        <w:t xml:space="preserve">degradan </w:t>
+      </w:r>
+      <w:r>
+        <w:rPr>
+          <w:rFonts w:cstheme="minorHAnsi"/>
+          <w:b/>
+          <w:bCs/>
+          <w:lang w:val="es-ES"/>
+        </w:rPr>
+        <w:t>correlaciones</w:t>
+      </w:r>
+      <w:r>
+        <w:rPr>
+          <w:rFonts w:cstheme="minorHAnsi"/>
+          <w:lang w:val="es-ES"/>
+        </w:rPr>
+        <w:t xml:space="preserve"> y suben </w:t>
+      </w:r>
+      <w:r>
+        <w:rPr>
+          <w:rFonts w:cstheme="minorHAnsi"/>
+          <w:b/>
+          <w:bCs/>
+          <w:lang w:val="es-ES"/>
+        </w:rPr>
+        <w:t>CV</w:t>
+      </w:r>
+      <w:r>
+        <w:rPr>
+          <w:rFonts w:cstheme="minorHAnsi"/>
+          <w:lang w:val="es-ES"/>
+        </w:rPr>
+        <w:t xml:space="preserve"> con no-linealidades/</w:t>
+      </w:r>
+      <w:proofErr w:type="spellStart"/>
+      <w:r>
+        <w:rPr>
+          <w:rFonts w:cstheme="minorHAnsi"/>
+          <w:lang w:val="es-ES"/>
+        </w:rPr>
+        <w:t>outliers</w:t>
+      </w:r>
+      <w:proofErr w:type="spellEnd"/>
+      <w:r>
+        <w:rPr>
+          <w:rFonts w:cstheme="minorHAnsi"/>
+          <w:lang w:val="es-ES"/>
+        </w:rPr>
+        <w:t>/</w:t>
+      </w:r>
+      <w:proofErr w:type="spellStart"/>
+      <w:r>
+        <w:rPr>
+          <w:rFonts w:cstheme="minorHAnsi"/>
+          <w:lang w:val="es-ES"/>
+        </w:rPr>
+        <w:t>missingness</w:t>
+      </w:r>
+      <w:proofErr w:type="spellEnd"/>
+      <w:r>
+        <w:rPr>
+          <w:rFonts w:cstheme="minorHAnsi"/>
+          <w:lang w:val="es-ES"/>
+        </w:rPr>
+        <w:t>.</w:t>
+      </w:r>
+    </w:p>
+    <w:p>
+      <w:pPr>
+        <w:jc w:val="both"/>
+        <w:rPr>
+          <w:rFonts w:cstheme="minorHAnsi"/>
+          <w:lang w:val="es-ES"/>
+        </w:rPr>
+      </w:pPr>
+      <w:r>
+        <w:rPr>
+          <w:rFonts w:cstheme="minorHAnsi"/>
+          <w:lang w:val="es-ES"/>
+        </w:rPr>
+        <w:t xml:space="preserve">Esto reproduce la filosofía de “evaluar normalizaciones porque no hay una que gane siempre” que motivó </w:t>
+      </w:r>
+      <w:proofErr w:type="spellStart"/>
+      <w:r>
+        <w:rPr>
+          <w:rFonts w:cstheme="minorHAnsi"/>
+          <w:lang w:val="es-ES"/>
+        </w:rPr>
+        <w:t>NormalyzerDE</w:t>
+      </w:r>
+      <w:proofErr w:type="spellEnd"/>
+      <w:r>
+        <w:rPr>
+          <w:rFonts w:cstheme="minorHAnsi"/>
+          <w:lang w:val="es-ES"/>
+        </w:rPr>
+        <w:t>, pero en tu caso usando simulación para que el score aprenda a detectar patrones.</w:t>
+      </w:r>
+    </w:p>
+    <w:p>
+      <w:pPr>
+        <w:jc w:val="both"/>
+        <w:rPr>
+          <w:rFonts w:cstheme="minorHAnsi"/>
+          <w:lang w:val="es-ES"/>
+        </w:rPr>
+      </w:pPr>
+      <w:r>
+        <w:rPr>
+          <w:rFonts w:cstheme="minorHAnsi"/>
+          <w:lang w:val="es-ES"/>
+        </w:rPr>
+        <w:pict w14:anchorId="33DBECE0">
+          <v:rect id="_x0000_i1062" style="width:0;height:1.5pt" o:hralign="center" o:hrstd="t" o:hr="t" fillcolor="#a0a0a0" stroked="f"/>
+        </w:pict>
+      </w:r>
+    </w:p>
+    <w:p>
+      <w:pPr>
+        <w:jc w:val="both"/>
+        <w:rPr>
+          <w:rFonts w:cstheme="minorHAnsi"/>
+          <w:b/>
+          <w:bCs/>
+          <w:lang w:val="es-ES"/>
+        </w:rPr>
+      </w:pPr>
+      <w:r>
+        <w:rPr>
+          <w:rFonts w:cstheme="minorHAnsi"/>
+          <w:b/>
+          <w:bCs/>
+          <w:lang w:val="es-ES"/>
+        </w:rPr>
+        <w:t>Parámetros que suelen dar “señal clara” al score (buen punto de partida)</w:t>
+      </w:r>
+    </w:p>
+    <w:p>
+      <w:pPr>
+        <w:numPr>
+          <w:ilvl w:val="0"/>
+          <w:numId w:val="16"/>
+        </w:numPr>
+        <w:jc w:val="both"/>
+        <w:rPr>
+          <w:rFonts w:cstheme="minorHAnsi"/>
+          <w:lang w:val="es-ES"/>
+        </w:rPr>
+      </w:pPr>
+      <w:proofErr w:type="spellStart"/>
+      <w:r>
+        <w:rPr>
+          <w:rFonts w:cstheme="minorHAnsi"/>
+          <w:lang w:val="es-ES"/>
+        </w:rPr>
+        <w:t>ti_cv_target</w:t>
+      </w:r>
+      <w:proofErr w:type="spellEnd"/>
+      <w:r>
+        <w:rPr>
+          <w:rFonts w:cstheme="minorHAnsi"/>
+          <w:lang w:val="es-ES"/>
+        </w:rPr>
+        <w:t xml:space="preserve"> = 0.08–0.15</w:t>
+      </w:r>
+    </w:p>
+    <w:p>
+      <w:pPr>
+        <w:numPr>
+          <w:ilvl w:val="0"/>
+          <w:numId w:val="16"/>
+        </w:numPr>
+        <w:jc w:val="both"/>
+        <w:rPr>
+          <w:rFonts w:cstheme="minorHAnsi"/>
+          <w:lang w:val="en-GB"/>
+        </w:rPr>
+      </w:pPr>
+      <w:proofErr w:type="spellStart"/>
+      <w:r>
+        <w:rPr>
+          <w:rFonts w:cstheme="minorHAnsi"/>
+          <w:lang w:val="en-GB"/>
+        </w:rPr>
+        <w:t>extra_noise_base</w:t>
+      </w:r>
+      <w:proofErr w:type="spellEnd"/>
+      <w:r>
+        <w:rPr>
+          <w:rFonts w:cstheme="minorHAnsi"/>
+          <w:lang w:val="en-GB"/>
+        </w:rPr>
+        <w:t xml:space="preserve"> = 0.15–0.30 y </w:t>
+      </w:r>
+      <w:proofErr w:type="spellStart"/>
+      <w:r>
+        <w:rPr>
+          <w:rFonts w:cstheme="minorHAnsi"/>
+          <w:lang w:val="en-GB"/>
+        </w:rPr>
+        <w:t>hetero_strength</w:t>
+      </w:r>
+      <w:proofErr w:type="spellEnd"/>
+      <w:r>
+        <w:rPr>
+          <w:rFonts w:cstheme="minorHAnsi"/>
+          <w:lang w:val="en-GB"/>
+        </w:rPr>
+        <w:t xml:space="preserve"> = 0.7–1.2</w:t>
+      </w:r>
+    </w:p>
+    <w:p>
+      <w:pPr>
+        <w:numPr>
+          <w:ilvl w:val="0"/>
+          <w:numId w:val="16"/>
+        </w:numPr>
+        <w:jc w:val="both"/>
+        <w:rPr>
+          <w:rFonts w:cstheme="minorHAnsi"/>
+          <w:lang w:val="es-ES"/>
+        </w:rPr>
+      </w:pPr>
+      <w:proofErr w:type="spellStart"/>
+      <w:r>
+        <w:rPr>
+          <w:rFonts w:cstheme="minorHAnsi"/>
+          <w:lang w:val="es-ES"/>
+        </w:rPr>
+        <w:t>bias_group_shift</w:t>
+      </w:r>
+      <w:proofErr w:type="spellEnd"/>
+      <w:r>
+        <w:rPr>
+          <w:rFonts w:cstheme="minorHAnsi"/>
+          <w:lang w:val="es-ES"/>
+        </w:rPr>
+        <w:t xml:space="preserve"> = 0.12–0.25 y </w:t>
+      </w:r>
+      <w:proofErr w:type="spellStart"/>
+      <w:r>
+        <w:rPr>
+          <w:rFonts w:cstheme="minorHAnsi"/>
+          <w:lang w:val="es-ES"/>
+        </w:rPr>
+        <w:t>bias_quad_sd</w:t>
+      </w:r>
+      <w:proofErr w:type="spellEnd"/>
+      <w:r>
+        <w:rPr>
+          <w:rFonts w:cstheme="minorHAnsi"/>
+          <w:lang w:val="es-ES"/>
+        </w:rPr>
+        <w:t xml:space="preserve"> = 0.02–0.05</w:t>
+      </w:r>
+    </w:p>
+    <w:p>
+      <w:pPr>
+        <w:numPr>
+          <w:ilvl w:val="0"/>
+          <w:numId w:val="16"/>
+        </w:numPr>
+        <w:jc w:val="both"/>
+        <w:rPr>
+          <w:rFonts w:cstheme="minorHAnsi"/>
+          <w:lang w:val="en-GB"/>
+        </w:rPr>
+      </w:pPr>
+      <w:proofErr w:type="spellStart"/>
+      <w:r>
+        <w:rPr>
+          <w:rFonts w:cstheme="minorHAnsi"/>
+          <w:lang w:val="en-GB"/>
+        </w:rPr>
+        <w:t>outlier_prop_prot</w:t>
+      </w:r>
+      <w:proofErr w:type="spellEnd"/>
+      <w:r>
+        <w:rPr>
+          <w:rFonts w:cstheme="minorHAnsi"/>
+          <w:lang w:val="en-GB"/>
+        </w:rPr>
+        <w:t xml:space="preserve"> = 0.005–0.02, outlier_sd_log2 = 1.0–1.8</w:t>
+      </w:r>
+    </w:p>
+    <w:p>
+      <w:pPr>
+        <w:numPr>
+          <w:ilvl w:val="0"/>
+          <w:numId w:val="16"/>
+        </w:numPr>
+        <w:jc w:val="both"/>
+        <w:rPr>
+          <w:rFonts w:cstheme="minorHAnsi"/>
+          <w:lang w:val="es-ES"/>
+        </w:rPr>
+      </w:pPr>
+      <w:proofErr w:type="spellStart"/>
+      <w:r>
+        <w:rPr>
+          <w:rFonts w:cstheme="minorHAnsi"/>
+          <w:lang w:val="es-ES"/>
+        </w:rPr>
+        <w:t>target_missing</w:t>
+      </w:r>
+      <w:proofErr w:type="spellEnd"/>
+      <w:r>
+        <w:rPr>
+          <w:rFonts w:cstheme="minorHAnsi"/>
+          <w:lang w:val="es-ES"/>
+        </w:rPr>
+        <w:t xml:space="preserve"> = 0.10–0.20</w:t>
+      </w:r>
+    </w:p>
+    <w:p>
+      <w:pPr>
+        <w:jc w:val="both"/>
+        <w:rPr>
+          <w:rFonts w:ascii="Arial" w:hAnsi="Arial" w:cs="Arial"/>
+          <w:color w:val="4472C4" w:themeColor="accent1"/>
+          <w:lang w:val="es-ES"/>
+        </w:rPr>
+      </w:pPr>
+      <w:r>
+        <w:rPr>
+          <w:rFonts w:ascii="Arial" w:hAnsi="Arial" w:cs="Arial"/>
+          <w:color w:val="4472C4" w:themeColor="accent1"/>
+          <w:lang w:val="es-ES"/>
+        </w:rPr>
+        <w:t xml:space="preserve">A ver </w:t>
+      </w:r>
+      <w:proofErr w:type="spellStart"/>
+      <w:r>
+        <w:rPr>
+          <w:rFonts w:ascii="Arial" w:hAnsi="Arial" w:cs="Arial"/>
+          <w:color w:val="4472C4" w:themeColor="accent1"/>
+          <w:lang w:val="es-ES"/>
+        </w:rPr>
+        <w:t>novo</w:t>
+      </w:r>
+      <w:proofErr w:type="spellEnd"/>
+      <w:r>
+        <w:rPr>
+          <w:rFonts w:ascii="Arial" w:hAnsi="Arial" w:cs="Arial"/>
+          <w:color w:val="4472C4" w:themeColor="accent1"/>
+          <w:lang w:val="es-ES"/>
+        </w:rPr>
+        <w:t xml:space="preserve"> problemas… ahora os erros en teoría </w:t>
+      </w:r>
+      <w:proofErr w:type="spellStart"/>
+      <w:r>
+        <w:rPr>
+          <w:rFonts w:ascii="Arial" w:hAnsi="Arial" w:cs="Arial"/>
+          <w:color w:val="4472C4" w:themeColor="accent1"/>
+          <w:lang w:val="es-ES"/>
+        </w:rPr>
+        <w:t>vanse</w:t>
+      </w:r>
+      <w:proofErr w:type="spellEnd"/>
+      <w:r>
+        <w:rPr>
+          <w:rFonts w:ascii="Arial" w:hAnsi="Arial" w:cs="Arial"/>
+          <w:color w:val="4472C4" w:themeColor="accent1"/>
+          <w:lang w:val="es-ES"/>
+        </w:rPr>
+        <w:t xml:space="preserve"> alinear </w:t>
+      </w:r>
+      <w:proofErr w:type="spellStart"/>
+      <w:r>
+        <w:rPr>
+          <w:rFonts w:ascii="Arial" w:hAnsi="Arial" w:cs="Arial"/>
+          <w:color w:val="4472C4" w:themeColor="accent1"/>
+          <w:lang w:val="es-ES"/>
+        </w:rPr>
+        <w:t>co</w:t>
+      </w:r>
+      <w:proofErr w:type="spellEnd"/>
+      <w:r>
+        <w:rPr>
+          <w:rFonts w:ascii="Arial" w:hAnsi="Arial" w:cs="Arial"/>
+          <w:color w:val="4472C4" w:themeColor="accent1"/>
+          <w:lang w:val="es-ES"/>
+        </w:rPr>
+        <w:t xml:space="preserve"> que mide o score á perfección. Oki. </w:t>
+      </w:r>
+      <w:proofErr w:type="spellStart"/>
+      <w:r>
+        <w:rPr>
+          <w:rFonts w:ascii="Arial" w:hAnsi="Arial" w:cs="Arial"/>
+          <w:color w:val="4472C4" w:themeColor="accent1"/>
+          <w:lang w:val="es-ES"/>
+        </w:rPr>
+        <w:t>Perfect</w:t>
+      </w:r>
+      <w:proofErr w:type="spellEnd"/>
+      <w:r>
+        <w:rPr>
+          <w:rFonts w:ascii="Arial" w:hAnsi="Arial" w:cs="Arial"/>
+          <w:color w:val="4472C4" w:themeColor="accent1"/>
+          <w:lang w:val="es-ES"/>
+        </w:rPr>
+        <w:t xml:space="preserve">. Si </w:t>
+      </w:r>
+      <w:proofErr w:type="spellStart"/>
+      <w:r>
+        <w:rPr>
+          <w:rFonts w:ascii="Arial" w:hAnsi="Arial" w:cs="Arial"/>
+          <w:color w:val="4472C4" w:themeColor="accent1"/>
+          <w:lang w:val="es-ES"/>
+        </w:rPr>
+        <w:t>eu</w:t>
+      </w:r>
+      <w:proofErr w:type="spellEnd"/>
+      <w:r>
+        <w:rPr>
+          <w:rFonts w:ascii="Arial" w:hAnsi="Arial" w:cs="Arial"/>
+          <w:color w:val="4472C4" w:themeColor="accent1"/>
+          <w:lang w:val="es-ES"/>
+        </w:rPr>
+        <w:t xml:space="preserve"> determino a </w:t>
+      </w:r>
+      <w:proofErr w:type="spellStart"/>
+      <w:r>
+        <w:rPr>
+          <w:rFonts w:ascii="Arial" w:hAnsi="Arial" w:cs="Arial"/>
+          <w:color w:val="4472C4" w:themeColor="accent1"/>
+          <w:lang w:val="es-ES"/>
+        </w:rPr>
+        <w:t>mellor</w:t>
+      </w:r>
+      <w:proofErr w:type="spellEnd"/>
+      <w:r>
+        <w:rPr>
+          <w:rFonts w:ascii="Arial" w:hAnsi="Arial" w:cs="Arial"/>
+          <w:color w:val="4472C4" w:themeColor="accent1"/>
+          <w:lang w:val="es-ES"/>
+        </w:rPr>
+        <w:t xml:space="preserve"> normalización por MAE… esta </w:t>
+      </w:r>
+      <w:proofErr w:type="spellStart"/>
+      <w:r>
+        <w:rPr>
+          <w:rFonts w:ascii="Arial" w:hAnsi="Arial" w:cs="Arial"/>
+          <w:color w:val="4472C4" w:themeColor="accent1"/>
+          <w:lang w:val="es-ES"/>
+        </w:rPr>
+        <w:t>vai</w:t>
+      </w:r>
+      <w:proofErr w:type="spellEnd"/>
+      <w:r>
+        <w:rPr>
+          <w:rFonts w:ascii="Arial" w:hAnsi="Arial" w:cs="Arial"/>
+          <w:color w:val="4472C4" w:themeColor="accent1"/>
+          <w:lang w:val="es-ES"/>
+        </w:rPr>
+        <w:t xml:space="preserve"> coincidir coa que </w:t>
+      </w:r>
+      <w:proofErr w:type="spellStart"/>
+      <w:r>
+        <w:rPr>
+          <w:rFonts w:ascii="Arial" w:hAnsi="Arial" w:cs="Arial"/>
+          <w:color w:val="4472C4" w:themeColor="accent1"/>
+          <w:lang w:val="es-ES"/>
+        </w:rPr>
+        <w:t>mellor</w:t>
+      </w:r>
+      <w:proofErr w:type="spellEnd"/>
+      <w:r>
+        <w:rPr>
+          <w:rFonts w:ascii="Arial" w:hAnsi="Arial" w:cs="Arial"/>
+          <w:color w:val="4472C4" w:themeColor="accent1"/>
+          <w:lang w:val="es-ES"/>
+        </w:rPr>
+        <w:t xml:space="preserve"> </w:t>
+      </w:r>
+      <w:proofErr w:type="spellStart"/>
+      <w:r>
+        <w:rPr>
+          <w:rFonts w:ascii="Arial" w:hAnsi="Arial" w:cs="Arial"/>
+          <w:color w:val="4472C4" w:themeColor="accent1"/>
+          <w:lang w:val="es-ES"/>
+        </w:rPr>
+        <w:t>axuste</w:t>
+      </w:r>
+      <w:proofErr w:type="spellEnd"/>
+      <w:r>
+        <w:rPr>
+          <w:rFonts w:ascii="Arial" w:hAnsi="Arial" w:cs="Arial"/>
+          <w:color w:val="4472C4" w:themeColor="accent1"/>
+          <w:lang w:val="es-ES"/>
+        </w:rPr>
+        <w:t xml:space="preserve"> as gráficas??</w:t>
+      </w:r>
+    </w:p>
+    <w:p>
+      <w:pPr>
+        <w:jc w:val="both"/>
+        <w:rPr>
+          <w:rFonts w:cstheme="minorHAnsi"/>
+          <w:lang w:val="es-ES"/>
+        </w:rPr>
+      </w:pPr>
+      <w:proofErr w:type="spellStart"/>
+      <w:r>
+        <w:rPr>
+          <w:rFonts w:cstheme="minorHAnsi"/>
+          <w:lang w:val="es-ES"/>
+        </w:rPr>
+        <w:t>hv</w:t>
+      </w:r>
+      <w:proofErr w:type="spellEnd"/>
+    </w:p>
     <w:sectPr>
       <w:pgSz w:w="11906" w:h="16838"/>
       <w:pgMar w:top="1417" w:right="1701" w:bottom="1417" w:left="1701" w:header="708" w:footer="708" w:gutter="0"/>
@@ -1446,6 +5086,155 @@
     </w:lvl>
   </w:abstractNum>
   <w:abstractNum w:abstractNumId="1" w15:restartNumberingAfterBreak="0">
+    <w:nsid w:val="11714C6B"/>
+    <w:multiLevelType w:val="multilevel"/>
+    <w:tmpl w:val="C54807BC"/>
+    <w:lvl w:ilvl="0">
+      <w:start w:val="1"/>
+      <w:numFmt w:val="bullet"/>
+      <w:lvlText w:val=""/>
+      <w:lvlJc w:val="left"/>
+      <w:pPr>
+        <w:tabs>
+          <w:tab w:val="num" w:pos="720"/>
+        </w:tabs>
+        <w:ind w:left="720" w:hanging="360"/>
+      </w:pPr>
+      <w:rPr>
+        <w:rFonts w:ascii="Symbol" w:hAnsi="Symbol" w:hint="default"/>
+        <w:sz w:val="20"/>
+      </w:rPr>
+    </w:lvl>
+    <w:lvl w:ilvl="1" w:tentative="1">
+      <w:start w:val="1"/>
+      <w:numFmt w:val="bullet"/>
+      <w:lvlText w:val="o"/>
+      <w:lvlJc w:val="left"/>
+      <w:pPr>
+        <w:tabs>
+          <w:tab w:val="num" w:pos="1440"/>
+        </w:tabs>
+        <w:ind w:left="1440" w:hanging="360"/>
+      </w:pPr>
+      <w:rPr>
+        <w:rFonts w:ascii="Courier New" w:hAnsi="Courier New" w:hint="default"/>
+        <w:sz w:val="20"/>
+      </w:rPr>
+    </w:lvl>
+    <w:lvl w:ilvl="2" w:tentative="1">
+      <w:start w:val="1"/>
+      <w:numFmt w:val="bullet"/>
+      <w:lvlText w:val=""/>
+      <w:lvlJc w:val="left"/>
+      <w:pPr>
+        <w:tabs>
+          <w:tab w:val="num" w:pos="2160"/>
+        </w:tabs>
+        <w:ind w:left="2160" w:hanging="360"/>
+      </w:pPr>
+      <w:rPr>
+        <w:rFonts w:ascii="Wingdings" w:hAnsi="Wingdings" w:hint="default"/>
+        <w:sz w:val="20"/>
+      </w:rPr>
+    </w:lvl>
+    <w:lvl w:ilvl="3" w:tentative="1">
+      <w:start w:val="1"/>
+      <w:numFmt w:val="bullet"/>
+      <w:lvlText w:val=""/>
+      <w:lvlJc w:val="left"/>
+      <w:pPr>
+        <w:tabs>
+          <w:tab w:val="num" w:pos="2880"/>
+        </w:tabs>
+        <w:ind w:left="2880" w:hanging="360"/>
+      </w:pPr>
+      <w:rPr>
+        <w:rFonts w:ascii="Wingdings" w:hAnsi="Wingdings" w:hint="default"/>
+        <w:sz w:val="20"/>
+      </w:rPr>
+    </w:lvl>
+    <w:lvl w:ilvl="4" w:tentative="1">
+      <w:start w:val="1"/>
+      <w:numFmt w:val="bullet"/>
+      <w:lvlText w:val=""/>
+      <w:lvlJc w:val="left"/>
+      <w:pPr>
+        <w:tabs>
+          <w:tab w:val="num" w:pos="3600"/>
+        </w:tabs>
+        <w:ind w:left="3600" w:hanging="360"/>
+      </w:pPr>
+      <w:rPr>
+        <w:rFonts w:ascii="Wingdings" w:hAnsi="Wingdings" w:hint="default"/>
+        <w:sz w:val="20"/>
+      </w:rPr>
+    </w:lvl>
+    <w:lvl w:ilvl="5" w:tentative="1">
+      <w:start w:val="1"/>
+      <w:numFmt w:val="bullet"/>
+      <w:lvlText w:val=""/>
+      <w:lvlJc w:val="left"/>
+      <w:pPr>
+        <w:tabs>
+          <w:tab w:val="num" w:pos="4320"/>
+        </w:tabs>
+        <w:ind w:left="4320" w:hanging="360"/>
+      </w:pPr>
+      <w:rPr>
+        <w:rFonts w:ascii="Wingdings" w:hAnsi="Wingdings" w:hint="default"/>
+        <w:sz w:val="20"/>
+      </w:rPr>
+    </w:lvl>
+    <w:lvl w:ilvl="6" w:tentative="1">
+      <w:start w:val="1"/>
+      <w:numFmt w:val="bullet"/>
+      <w:lvlText w:val=""/>
+      <w:lvlJc w:val="left"/>
+      <w:pPr>
+        <w:tabs>
+          <w:tab w:val="num" w:pos="5040"/>
+        </w:tabs>
+        <w:ind w:left="5040" w:hanging="360"/>
+      </w:pPr>
+      <w:rPr>
+        <w:rFonts w:ascii="Wingdings" w:hAnsi="Wingdings" w:hint="default"/>
+        <w:sz w:val="20"/>
+      </w:rPr>
+    </w:lvl>
+    <w:lvl w:ilvl="7" w:tentative="1">
+      <w:start w:val="1"/>
+      <w:numFmt w:val="bullet"/>
+      <w:lvlText w:val=""/>
+      <w:lvlJc w:val="left"/>
+      <w:pPr>
+        <w:tabs>
+          <w:tab w:val="num" w:pos="5760"/>
+        </w:tabs>
+        <w:ind w:left="5760" w:hanging="360"/>
+      </w:pPr>
+      <w:rPr>
+        <w:rFonts w:ascii="Wingdings" w:hAnsi="Wingdings" w:hint="default"/>
+        <w:sz w:val="20"/>
+      </w:rPr>
+    </w:lvl>
+    <w:lvl w:ilvl="8" w:tentative="1">
+      <w:start w:val="1"/>
+      <w:numFmt w:val="bullet"/>
+      <w:lvlText w:val=""/>
+      <w:lvlJc w:val="left"/>
+      <w:pPr>
+        <w:tabs>
+          <w:tab w:val="num" w:pos="6480"/>
+        </w:tabs>
+        <w:ind w:left="6480" w:hanging="360"/>
+      </w:pPr>
+      <w:rPr>
+        <w:rFonts w:ascii="Wingdings" w:hAnsi="Wingdings" w:hint="default"/>
+        <w:sz w:val="20"/>
+      </w:rPr>
+    </w:lvl>
+  </w:abstractNum>
+  <w:abstractNum w:abstractNumId="2" w15:restartNumberingAfterBreak="0">
     <w:nsid w:val="2FCE3A83"/>
     <w:multiLevelType w:val="hybridMultilevel"/>
     <w:tmpl w:val="08641F8C"/>
@@ -1558,7 +5347,603 @@
       </w:rPr>
     </w:lvl>
   </w:abstractNum>
-  <w:abstractNum w:abstractNumId="2" w15:restartNumberingAfterBreak="0">
+  <w:abstractNum w:abstractNumId="3" w15:restartNumberingAfterBreak="0">
+    <w:nsid w:val="359B448E"/>
+    <w:multiLevelType w:val="multilevel"/>
+    <w:tmpl w:val="8A4E4D70"/>
+    <w:lvl w:ilvl="0">
+      <w:start w:val="1"/>
+      <w:numFmt w:val="bullet"/>
+      <w:lvlText w:val=""/>
+      <w:lvlJc w:val="left"/>
+      <w:pPr>
+        <w:tabs>
+          <w:tab w:val="num" w:pos="720"/>
+        </w:tabs>
+        <w:ind w:left="720" w:hanging="360"/>
+      </w:pPr>
+      <w:rPr>
+        <w:rFonts w:ascii="Symbol" w:hAnsi="Symbol" w:hint="default"/>
+        <w:sz w:val="20"/>
+      </w:rPr>
+    </w:lvl>
+    <w:lvl w:ilvl="1" w:tentative="1">
+      <w:start w:val="1"/>
+      <w:numFmt w:val="bullet"/>
+      <w:lvlText w:val="o"/>
+      <w:lvlJc w:val="left"/>
+      <w:pPr>
+        <w:tabs>
+          <w:tab w:val="num" w:pos="1440"/>
+        </w:tabs>
+        <w:ind w:left="1440" w:hanging="360"/>
+      </w:pPr>
+      <w:rPr>
+        <w:rFonts w:ascii="Courier New" w:hAnsi="Courier New" w:hint="default"/>
+        <w:sz w:val="20"/>
+      </w:rPr>
+    </w:lvl>
+    <w:lvl w:ilvl="2" w:tentative="1">
+      <w:start w:val="1"/>
+      <w:numFmt w:val="bullet"/>
+      <w:lvlText w:val=""/>
+      <w:lvlJc w:val="left"/>
+      <w:pPr>
+        <w:tabs>
+          <w:tab w:val="num" w:pos="2160"/>
+        </w:tabs>
+        <w:ind w:left="2160" w:hanging="360"/>
+      </w:pPr>
+      <w:rPr>
+        <w:rFonts w:ascii="Wingdings" w:hAnsi="Wingdings" w:hint="default"/>
+        <w:sz w:val="20"/>
+      </w:rPr>
+    </w:lvl>
+    <w:lvl w:ilvl="3" w:tentative="1">
+      <w:start w:val="1"/>
+      <w:numFmt w:val="bullet"/>
+      <w:lvlText w:val=""/>
+      <w:lvlJc w:val="left"/>
+      <w:pPr>
+        <w:tabs>
+          <w:tab w:val="num" w:pos="2880"/>
+        </w:tabs>
+        <w:ind w:left="2880" w:hanging="360"/>
+      </w:pPr>
+      <w:rPr>
+        <w:rFonts w:ascii="Wingdings" w:hAnsi="Wingdings" w:hint="default"/>
+        <w:sz w:val="20"/>
+      </w:rPr>
+    </w:lvl>
+    <w:lvl w:ilvl="4" w:tentative="1">
+      <w:start w:val="1"/>
+      <w:numFmt w:val="bullet"/>
+      <w:lvlText w:val=""/>
+      <w:lvlJc w:val="left"/>
+      <w:pPr>
+        <w:tabs>
+          <w:tab w:val="num" w:pos="3600"/>
+        </w:tabs>
+        <w:ind w:left="3600" w:hanging="360"/>
+      </w:pPr>
+      <w:rPr>
+        <w:rFonts w:ascii="Wingdings" w:hAnsi="Wingdings" w:hint="default"/>
+        <w:sz w:val="20"/>
+      </w:rPr>
+    </w:lvl>
+    <w:lvl w:ilvl="5" w:tentative="1">
+      <w:start w:val="1"/>
+      <w:numFmt w:val="bullet"/>
+      <w:lvlText w:val=""/>
+      <w:lvlJc w:val="left"/>
+      <w:pPr>
+        <w:tabs>
+          <w:tab w:val="num" w:pos="4320"/>
+        </w:tabs>
+        <w:ind w:left="4320" w:hanging="360"/>
+      </w:pPr>
+      <w:rPr>
+        <w:rFonts w:ascii="Wingdings" w:hAnsi="Wingdings" w:hint="default"/>
+        <w:sz w:val="20"/>
+      </w:rPr>
+    </w:lvl>
+    <w:lvl w:ilvl="6" w:tentative="1">
+      <w:start w:val="1"/>
+      <w:numFmt w:val="bullet"/>
+      <w:lvlText w:val=""/>
+      <w:lvlJc w:val="left"/>
+      <w:pPr>
+        <w:tabs>
+          <w:tab w:val="num" w:pos="5040"/>
+        </w:tabs>
+        <w:ind w:left="5040" w:hanging="360"/>
+      </w:pPr>
+      <w:rPr>
+        <w:rFonts w:ascii="Wingdings" w:hAnsi="Wingdings" w:hint="default"/>
+        <w:sz w:val="20"/>
+      </w:rPr>
+    </w:lvl>
+    <w:lvl w:ilvl="7" w:tentative="1">
+      <w:start w:val="1"/>
+      <w:numFmt w:val="bullet"/>
+      <w:lvlText w:val=""/>
+      <w:lvlJc w:val="left"/>
+      <w:pPr>
+        <w:tabs>
+          <w:tab w:val="num" w:pos="5760"/>
+        </w:tabs>
+        <w:ind w:left="5760" w:hanging="360"/>
+      </w:pPr>
+      <w:rPr>
+        <w:rFonts w:ascii="Wingdings" w:hAnsi="Wingdings" w:hint="default"/>
+        <w:sz w:val="20"/>
+      </w:rPr>
+    </w:lvl>
+    <w:lvl w:ilvl="8" w:tentative="1">
+      <w:start w:val="1"/>
+      <w:numFmt w:val="bullet"/>
+      <w:lvlText w:val=""/>
+      <w:lvlJc w:val="left"/>
+      <w:pPr>
+        <w:tabs>
+          <w:tab w:val="num" w:pos="6480"/>
+        </w:tabs>
+        <w:ind w:left="6480" w:hanging="360"/>
+      </w:pPr>
+      <w:rPr>
+        <w:rFonts w:ascii="Wingdings" w:hAnsi="Wingdings" w:hint="default"/>
+        <w:sz w:val="20"/>
+      </w:rPr>
+    </w:lvl>
+  </w:abstractNum>
+  <w:abstractNum w:abstractNumId="4" w15:restartNumberingAfterBreak="0">
+    <w:nsid w:val="3E7021D1"/>
+    <w:multiLevelType w:val="multilevel"/>
+    <w:tmpl w:val="FB1621C4"/>
+    <w:lvl w:ilvl="0">
+      <w:start w:val="1"/>
+      <w:numFmt w:val="bullet"/>
+      <w:lvlText w:val=""/>
+      <w:lvlJc w:val="left"/>
+      <w:pPr>
+        <w:tabs>
+          <w:tab w:val="num" w:pos="720"/>
+        </w:tabs>
+        <w:ind w:left="720" w:hanging="360"/>
+      </w:pPr>
+      <w:rPr>
+        <w:rFonts w:ascii="Symbol" w:hAnsi="Symbol" w:hint="default"/>
+        <w:sz w:val="20"/>
+      </w:rPr>
+    </w:lvl>
+    <w:lvl w:ilvl="1" w:tentative="1">
+      <w:start w:val="1"/>
+      <w:numFmt w:val="bullet"/>
+      <w:lvlText w:val="o"/>
+      <w:lvlJc w:val="left"/>
+      <w:pPr>
+        <w:tabs>
+          <w:tab w:val="num" w:pos="1440"/>
+        </w:tabs>
+        <w:ind w:left="1440" w:hanging="360"/>
+      </w:pPr>
+      <w:rPr>
+        <w:rFonts w:ascii="Courier New" w:hAnsi="Courier New" w:hint="default"/>
+        <w:sz w:val="20"/>
+      </w:rPr>
+    </w:lvl>
+    <w:lvl w:ilvl="2" w:tentative="1">
+      <w:start w:val="1"/>
+      <w:numFmt w:val="bullet"/>
+      <w:lvlText w:val=""/>
+      <w:lvlJc w:val="left"/>
+      <w:pPr>
+        <w:tabs>
+          <w:tab w:val="num" w:pos="2160"/>
+        </w:tabs>
+        <w:ind w:left="2160" w:hanging="360"/>
+      </w:pPr>
+      <w:rPr>
+        <w:rFonts w:ascii="Wingdings" w:hAnsi="Wingdings" w:hint="default"/>
+        <w:sz w:val="20"/>
+      </w:rPr>
+    </w:lvl>
+    <w:lvl w:ilvl="3" w:tentative="1">
+      <w:start w:val="1"/>
+      <w:numFmt w:val="bullet"/>
+      <w:lvlText w:val=""/>
+      <w:lvlJc w:val="left"/>
+      <w:pPr>
+        <w:tabs>
+          <w:tab w:val="num" w:pos="2880"/>
+        </w:tabs>
+        <w:ind w:left="2880" w:hanging="360"/>
+      </w:pPr>
+      <w:rPr>
+        <w:rFonts w:ascii="Wingdings" w:hAnsi="Wingdings" w:hint="default"/>
+        <w:sz w:val="20"/>
+      </w:rPr>
+    </w:lvl>
+    <w:lvl w:ilvl="4" w:tentative="1">
+      <w:start w:val="1"/>
+      <w:numFmt w:val="bullet"/>
+      <w:lvlText w:val=""/>
+      <w:lvlJc w:val="left"/>
+      <w:pPr>
+        <w:tabs>
+          <w:tab w:val="num" w:pos="3600"/>
+        </w:tabs>
+        <w:ind w:left="3600" w:hanging="360"/>
+      </w:pPr>
+      <w:rPr>
+        <w:rFonts w:ascii="Wingdings" w:hAnsi="Wingdings" w:hint="default"/>
+        <w:sz w:val="20"/>
+      </w:rPr>
+    </w:lvl>
+    <w:lvl w:ilvl="5" w:tentative="1">
+      <w:start w:val="1"/>
+      <w:numFmt w:val="bullet"/>
+      <w:lvlText w:val=""/>
+      <w:lvlJc w:val="left"/>
+      <w:pPr>
+        <w:tabs>
+          <w:tab w:val="num" w:pos="4320"/>
+        </w:tabs>
+        <w:ind w:left="4320" w:hanging="360"/>
+      </w:pPr>
+      <w:rPr>
+        <w:rFonts w:ascii="Wingdings" w:hAnsi="Wingdings" w:hint="default"/>
+        <w:sz w:val="20"/>
+      </w:rPr>
+    </w:lvl>
+    <w:lvl w:ilvl="6" w:tentative="1">
+      <w:start w:val="1"/>
+      <w:numFmt w:val="bullet"/>
+      <w:lvlText w:val=""/>
+      <w:lvlJc w:val="left"/>
+      <w:pPr>
+        <w:tabs>
+          <w:tab w:val="num" w:pos="5040"/>
+        </w:tabs>
+        <w:ind w:left="5040" w:hanging="360"/>
+      </w:pPr>
+      <w:rPr>
+        <w:rFonts w:ascii="Wingdings" w:hAnsi="Wingdings" w:hint="default"/>
+        <w:sz w:val="20"/>
+      </w:rPr>
+    </w:lvl>
+    <w:lvl w:ilvl="7" w:tentative="1">
+      <w:start w:val="1"/>
+      <w:numFmt w:val="bullet"/>
+      <w:lvlText w:val=""/>
+      <w:lvlJc w:val="left"/>
+      <w:pPr>
+        <w:tabs>
+          <w:tab w:val="num" w:pos="5760"/>
+        </w:tabs>
+        <w:ind w:left="5760" w:hanging="360"/>
+      </w:pPr>
+      <w:rPr>
+        <w:rFonts w:ascii="Wingdings" w:hAnsi="Wingdings" w:hint="default"/>
+        <w:sz w:val="20"/>
+      </w:rPr>
+    </w:lvl>
+    <w:lvl w:ilvl="8" w:tentative="1">
+      <w:start w:val="1"/>
+      <w:numFmt w:val="bullet"/>
+      <w:lvlText w:val=""/>
+      <w:lvlJc w:val="left"/>
+      <w:pPr>
+        <w:tabs>
+          <w:tab w:val="num" w:pos="6480"/>
+        </w:tabs>
+        <w:ind w:left="6480" w:hanging="360"/>
+      </w:pPr>
+      <w:rPr>
+        <w:rFonts w:ascii="Wingdings" w:hAnsi="Wingdings" w:hint="default"/>
+        <w:sz w:val="20"/>
+      </w:rPr>
+    </w:lvl>
+  </w:abstractNum>
+  <w:abstractNum w:abstractNumId="5" w15:restartNumberingAfterBreak="0">
+    <w:nsid w:val="3E80710F"/>
+    <w:multiLevelType w:val="multilevel"/>
+    <w:tmpl w:val="36502D4A"/>
+    <w:lvl w:ilvl="0">
+      <w:start w:val="1"/>
+      <w:numFmt w:val="bullet"/>
+      <w:lvlText w:val=""/>
+      <w:lvlJc w:val="left"/>
+      <w:pPr>
+        <w:tabs>
+          <w:tab w:val="num" w:pos="720"/>
+        </w:tabs>
+        <w:ind w:left="720" w:hanging="360"/>
+      </w:pPr>
+      <w:rPr>
+        <w:rFonts w:ascii="Symbol" w:hAnsi="Symbol" w:hint="default"/>
+        <w:sz w:val="20"/>
+      </w:rPr>
+    </w:lvl>
+    <w:lvl w:ilvl="1" w:tentative="1">
+      <w:start w:val="1"/>
+      <w:numFmt w:val="bullet"/>
+      <w:lvlText w:val="o"/>
+      <w:lvlJc w:val="left"/>
+      <w:pPr>
+        <w:tabs>
+          <w:tab w:val="num" w:pos="1440"/>
+        </w:tabs>
+        <w:ind w:left="1440" w:hanging="360"/>
+      </w:pPr>
+      <w:rPr>
+        <w:rFonts w:ascii="Courier New" w:hAnsi="Courier New" w:hint="default"/>
+        <w:sz w:val="20"/>
+      </w:rPr>
+    </w:lvl>
+    <w:lvl w:ilvl="2" w:tentative="1">
+      <w:start w:val="1"/>
+      <w:numFmt w:val="bullet"/>
+      <w:lvlText w:val=""/>
+      <w:lvlJc w:val="left"/>
+      <w:pPr>
+        <w:tabs>
+          <w:tab w:val="num" w:pos="2160"/>
+        </w:tabs>
+        <w:ind w:left="2160" w:hanging="360"/>
+      </w:pPr>
+      <w:rPr>
+        <w:rFonts w:ascii="Wingdings" w:hAnsi="Wingdings" w:hint="default"/>
+        <w:sz w:val="20"/>
+      </w:rPr>
+    </w:lvl>
+    <w:lvl w:ilvl="3" w:tentative="1">
+      <w:start w:val="1"/>
+      <w:numFmt w:val="bullet"/>
+      <w:lvlText w:val=""/>
+      <w:lvlJc w:val="left"/>
+      <w:pPr>
+        <w:tabs>
+          <w:tab w:val="num" w:pos="2880"/>
+        </w:tabs>
+        <w:ind w:left="2880" w:hanging="360"/>
+      </w:pPr>
+      <w:rPr>
+        <w:rFonts w:ascii="Wingdings" w:hAnsi="Wingdings" w:hint="default"/>
+        <w:sz w:val="20"/>
+      </w:rPr>
+    </w:lvl>
+    <w:lvl w:ilvl="4" w:tentative="1">
+      <w:start w:val="1"/>
+      <w:numFmt w:val="bullet"/>
+      <w:lvlText w:val=""/>
+      <w:lvlJc w:val="left"/>
+      <w:pPr>
+        <w:tabs>
+          <w:tab w:val="num" w:pos="3600"/>
+        </w:tabs>
+        <w:ind w:left="3600" w:hanging="360"/>
+      </w:pPr>
+      <w:rPr>
+        <w:rFonts w:ascii="Wingdings" w:hAnsi="Wingdings" w:hint="default"/>
+        <w:sz w:val="20"/>
+      </w:rPr>
+    </w:lvl>
+    <w:lvl w:ilvl="5" w:tentative="1">
+      <w:start w:val="1"/>
+      <w:numFmt w:val="bullet"/>
+      <w:lvlText w:val=""/>
+      <w:lvlJc w:val="left"/>
+      <w:pPr>
+        <w:tabs>
+          <w:tab w:val="num" w:pos="4320"/>
+        </w:tabs>
+        <w:ind w:left="4320" w:hanging="360"/>
+      </w:pPr>
+      <w:rPr>
+        <w:rFonts w:ascii="Wingdings" w:hAnsi="Wingdings" w:hint="default"/>
+        <w:sz w:val="20"/>
+      </w:rPr>
+    </w:lvl>
+    <w:lvl w:ilvl="6" w:tentative="1">
+      <w:start w:val="1"/>
+      <w:numFmt w:val="bullet"/>
+      <w:lvlText w:val=""/>
+      <w:lvlJc w:val="left"/>
+      <w:pPr>
+        <w:tabs>
+          <w:tab w:val="num" w:pos="5040"/>
+        </w:tabs>
+        <w:ind w:left="5040" w:hanging="360"/>
+      </w:pPr>
+      <w:rPr>
+        <w:rFonts w:ascii="Wingdings" w:hAnsi="Wingdings" w:hint="default"/>
+        <w:sz w:val="20"/>
+      </w:rPr>
+    </w:lvl>
+    <w:lvl w:ilvl="7" w:tentative="1">
+      <w:start w:val="1"/>
+      <w:numFmt w:val="bullet"/>
+      <w:lvlText w:val=""/>
+      <w:lvlJc w:val="left"/>
+      <w:pPr>
+        <w:tabs>
+          <w:tab w:val="num" w:pos="5760"/>
+        </w:tabs>
+        <w:ind w:left="5760" w:hanging="360"/>
+      </w:pPr>
+      <w:rPr>
+        <w:rFonts w:ascii="Wingdings" w:hAnsi="Wingdings" w:hint="default"/>
+        <w:sz w:val="20"/>
+      </w:rPr>
+    </w:lvl>
+    <w:lvl w:ilvl="8" w:tentative="1">
+      <w:start w:val="1"/>
+      <w:numFmt w:val="bullet"/>
+      <w:lvlText w:val=""/>
+      <w:lvlJc w:val="left"/>
+      <w:pPr>
+        <w:tabs>
+          <w:tab w:val="num" w:pos="6480"/>
+        </w:tabs>
+        <w:ind w:left="6480" w:hanging="360"/>
+      </w:pPr>
+      <w:rPr>
+        <w:rFonts w:ascii="Wingdings" w:hAnsi="Wingdings" w:hint="default"/>
+        <w:sz w:val="20"/>
+      </w:rPr>
+    </w:lvl>
+  </w:abstractNum>
+  <w:abstractNum w:abstractNumId="6" w15:restartNumberingAfterBreak="0">
+    <w:nsid w:val="415D3CFD"/>
+    <w:multiLevelType w:val="multilevel"/>
+    <w:tmpl w:val="FB324A0E"/>
+    <w:lvl w:ilvl="0">
+      <w:start w:val="1"/>
+      <w:numFmt w:val="bullet"/>
+      <w:lvlText w:val=""/>
+      <w:lvlJc w:val="left"/>
+      <w:pPr>
+        <w:tabs>
+          <w:tab w:val="num" w:pos="720"/>
+        </w:tabs>
+        <w:ind w:left="720" w:hanging="360"/>
+      </w:pPr>
+      <w:rPr>
+        <w:rFonts w:ascii="Symbol" w:hAnsi="Symbol" w:hint="default"/>
+        <w:sz w:val="20"/>
+      </w:rPr>
+    </w:lvl>
+    <w:lvl w:ilvl="1" w:tentative="1">
+      <w:start w:val="1"/>
+      <w:numFmt w:val="bullet"/>
+      <w:lvlText w:val="o"/>
+      <w:lvlJc w:val="left"/>
+      <w:pPr>
+        <w:tabs>
+          <w:tab w:val="num" w:pos="1440"/>
+        </w:tabs>
+        <w:ind w:left="1440" w:hanging="360"/>
+      </w:pPr>
+      <w:rPr>
+        <w:rFonts w:ascii="Courier New" w:hAnsi="Courier New" w:hint="default"/>
+        <w:sz w:val="20"/>
+      </w:rPr>
+    </w:lvl>
+    <w:lvl w:ilvl="2" w:tentative="1">
+      <w:start w:val="1"/>
+      <w:numFmt w:val="bullet"/>
+      <w:lvlText w:val=""/>
+      <w:lvlJc w:val="left"/>
+      <w:pPr>
+        <w:tabs>
+          <w:tab w:val="num" w:pos="2160"/>
+        </w:tabs>
+        <w:ind w:left="2160" w:hanging="360"/>
+      </w:pPr>
+      <w:rPr>
+        <w:rFonts w:ascii="Wingdings" w:hAnsi="Wingdings" w:hint="default"/>
+        <w:sz w:val="20"/>
+      </w:rPr>
+    </w:lvl>
+    <w:lvl w:ilvl="3" w:tentative="1">
+      <w:start w:val="1"/>
+      <w:numFmt w:val="bullet"/>
+      <w:lvlText w:val=""/>
+      <w:lvlJc w:val="left"/>
+      <w:pPr>
+        <w:tabs>
+          <w:tab w:val="num" w:pos="2880"/>
+        </w:tabs>
+        <w:ind w:left="2880" w:hanging="360"/>
+      </w:pPr>
+      <w:rPr>
+        <w:rFonts w:ascii="Wingdings" w:hAnsi="Wingdings" w:hint="default"/>
+        <w:sz w:val="20"/>
+      </w:rPr>
+    </w:lvl>
+    <w:lvl w:ilvl="4" w:tentative="1">
+      <w:start w:val="1"/>
+      <w:numFmt w:val="bullet"/>
+      <w:lvlText w:val=""/>
+      <w:lvlJc w:val="left"/>
+      <w:pPr>
+        <w:tabs>
+          <w:tab w:val="num" w:pos="3600"/>
+        </w:tabs>
+        <w:ind w:left="3600" w:hanging="360"/>
+      </w:pPr>
+      <w:rPr>
+        <w:rFonts w:ascii="Wingdings" w:hAnsi="Wingdings" w:hint="default"/>
+        <w:sz w:val="20"/>
+      </w:rPr>
+    </w:lvl>
+    <w:lvl w:ilvl="5" w:tentative="1">
+      <w:start w:val="1"/>
+      <w:numFmt w:val="bullet"/>
+      <w:lvlText w:val=""/>
+      <w:lvlJc w:val="left"/>
+      <w:pPr>
+        <w:tabs>
+          <w:tab w:val="num" w:pos="4320"/>
+        </w:tabs>
+        <w:ind w:left="4320" w:hanging="360"/>
+      </w:pPr>
+      <w:rPr>
+        <w:rFonts w:ascii="Wingdings" w:hAnsi="Wingdings" w:hint="default"/>
+        <w:sz w:val="20"/>
+      </w:rPr>
+    </w:lvl>
+    <w:lvl w:ilvl="6" w:tentative="1">
+      <w:start w:val="1"/>
+      <w:numFmt w:val="bullet"/>
+      <w:lvlText w:val=""/>
+      <w:lvlJc w:val="left"/>
+      <w:pPr>
+        <w:tabs>
+          <w:tab w:val="num" w:pos="5040"/>
+        </w:tabs>
+        <w:ind w:left="5040" w:hanging="360"/>
+      </w:pPr>
+      <w:rPr>
+        <w:rFonts w:ascii="Wingdings" w:hAnsi="Wingdings" w:hint="default"/>
+        <w:sz w:val="20"/>
+      </w:rPr>
+    </w:lvl>
+    <w:lvl w:ilvl="7" w:tentative="1">
+      <w:start w:val="1"/>
+      <w:numFmt w:val="bullet"/>
+      <w:lvlText w:val=""/>
+      <w:lvlJc w:val="left"/>
+      <w:pPr>
+        <w:tabs>
+          <w:tab w:val="num" w:pos="5760"/>
+        </w:tabs>
+        <w:ind w:left="5760" w:hanging="360"/>
+      </w:pPr>
+      <w:rPr>
+        <w:rFonts w:ascii="Wingdings" w:hAnsi="Wingdings" w:hint="default"/>
+        <w:sz w:val="20"/>
+      </w:rPr>
+    </w:lvl>
+    <w:lvl w:ilvl="8" w:tentative="1">
+      <w:start w:val="1"/>
+      <w:numFmt w:val="bullet"/>
+      <w:lvlText w:val=""/>
+      <w:lvlJc w:val="left"/>
+      <w:pPr>
+        <w:tabs>
+          <w:tab w:val="num" w:pos="6480"/>
+        </w:tabs>
+        <w:ind w:left="6480" w:hanging="360"/>
+      </w:pPr>
+      <w:rPr>
+        <w:rFonts w:ascii="Wingdings" w:hAnsi="Wingdings" w:hint="default"/>
+        <w:sz w:val="20"/>
+      </w:rPr>
+    </w:lvl>
+  </w:abstractNum>
+  <w:abstractNum w:abstractNumId="7" w15:restartNumberingAfterBreak="0">
     <w:nsid w:val="42753ADF"/>
     <w:multiLevelType w:val="hybridMultilevel"/>
     <w:tmpl w:val="D89C80C6"/>
@@ -1671,7 +6056,422 @@
       </w:rPr>
     </w:lvl>
   </w:abstractNum>
-  <w:abstractNum w:abstractNumId="3" w15:restartNumberingAfterBreak="0">
+  <w:abstractNum w:abstractNumId="8" w15:restartNumberingAfterBreak="0">
+    <w:nsid w:val="4BDB63A2"/>
+    <w:multiLevelType w:val="multilevel"/>
+    <w:tmpl w:val="33A82122"/>
+    <w:lvl w:ilvl="0">
+      <w:start w:val="1"/>
+      <w:numFmt w:val="bullet"/>
+      <w:lvlText w:val=""/>
+      <w:lvlJc w:val="left"/>
+      <w:pPr>
+        <w:tabs>
+          <w:tab w:val="num" w:pos="720"/>
+        </w:tabs>
+        <w:ind w:left="720" w:hanging="360"/>
+      </w:pPr>
+      <w:rPr>
+        <w:rFonts w:ascii="Symbol" w:hAnsi="Symbol" w:hint="default"/>
+        <w:sz w:val="20"/>
+      </w:rPr>
+    </w:lvl>
+    <w:lvl w:ilvl="1" w:tentative="1">
+      <w:start w:val="1"/>
+      <w:numFmt w:val="bullet"/>
+      <w:lvlText w:val="o"/>
+      <w:lvlJc w:val="left"/>
+      <w:pPr>
+        <w:tabs>
+          <w:tab w:val="num" w:pos="1440"/>
+        </w:tabs>
+        <w:ind w:left="1440" w:hanging="360"/>
+      </w:pPr>
+      <w:rPr>
+        <w:rFonts w:ascii="Courier New" w:hAnsi="Courier New" w:hint="default"/>
+        <w:sz w:val="20"/>
+      </w:rPr>
+    </w:lvl>
+    <w:lvl w:ilvl="2" w:tentative="1">
+      <w:start w:val="1"/>
+      <w:numFmt w:val="bullet"/>
+      <w:lvlText w:val=""/>
+      <w:lvlJc w:val="left"/>
+      <w:pPr>
+        <w:tabs>
+          <w:tab w:val="num" w:pos="2160"/>
+        </w:tabs>
+        <w:ind w:left="2160" w:hanging="360"/>
+      </w:pPr>
+      <w:rPr>
+        <w:rFonts w:ascii="Wingdings" w:hAnsi="Wingdings" w:hint="default"/>
+        <w:sz w:val="20"/>
+      </w:rPr>
+    </w:lvl>
+    <w:lvl w:ilvl="3" w:tentative="1">
+      <w:start w:val="1"/>
+      <w:numFmt w:val="bullet"/>
+      <w:lvlText w:val=""/>
+      <w:lvlJc w:val="left"/>
+      <w:pPr>
+        <w:tabs>
+          <w:tab w:val="num" w:pos="2880"/>
+        </w:tabs>
+        <w:ind w:left="2880" w:hanging="360"/>
+      </w:pPr>
+      <w:rPr>
+        <w:rFonts w:ascii="Wingdings" w:hAnsi="Wingdings" w:hint="default"/>
+        <w:sz w:val="20"/>
+      </w:rPr>
+    </w:lvl>
+    <w:lvl w:ilvl="4" w:tentative="1">
+      <w:start w:val="1"/>
+      <w:numFmt w:val="bullet"/>
+      <w:lvlText w:val=""/>
+      <w:lvlJc w:val="left"/>
+      <w:pPr>
+        <w:tabs>
+          <w:tab w:val="num" w:pos="3600"/>
+        </w:tabs>
+        <w:ind w:left="3600" w:hanging="360"/>
+      </w:pPr>
+      <w:rPr>
+        <w:rFonts w:ascii="Wingdings" w:hAnsi="Wingdings" w:hint="default"/>
+        <w:sz w:val="20"/>
+      </w:rPr>
+    </w:lvl>
+    <w:lvl w:ilvl="5" w:tentative="1">
+      <w:start w:val="1"/>
+      <w:numFmt w:val="bullet"/>
+      <w:lvlText w:val=""/>
+      <w:lvlJc w:val="left"/>
+      <w:pPr>
+        <w:tabs>
+          <w:tab w:val="num" w:pos="4320"/>
+        </w:tabs>
+        <w:ind w:left="4320" w:hanging="360"/>
+      </w:pPr>
+      <w:rPr>
+        <w:rFonts w:ascii="Wingdings" w:hAnsi="Wingdings" w:hint="default"/>
+        <w:sz w:val="20"/>
+      </w:rPr>
+    </w:lvl>
+    <w:lvl w:ilvl="6" w:tentative="1">
+      <w:start w:val="1"/>
+      <w:numFmt w:val="bullet"/>
+      <w:lvlText w:val=""/>
+      <w:lvlJc w:val="left"/>
+      <w:pPr>
+        <w:tabs>
+          <w:tab w:val="num" w:pos="5040"/>
+        </w:tabs>
+        <w:ind w:left="5040" w:hanging="360"/>
+      </w:pPr>
+      <w:rPr>
+        <w:rFonts w:ascii="Wingdings" w:hAnsi="Wingdings" w:hint="default"/>
+        <w:sz w:val="20"/>
+      </w:rPr>
+    </w:lvl>
+    <w:lvl w:ilvl="7" w:tentative="1">
+      <w:start w:val="1"/>
+      <w:numFmt w:val="bullet"/>
+      <w:lvlText w:val=""/>
+      <w:lvlJc w:val="left"/>
+      <w:pPr>
+        <w:tabs>
+          <w:tab w:val="num" w:pos="5760"/>
+        </w:tabs>
+        <w:ind w:left="5760" w:hanging="360"/>
+      </w:pPr>
+      <w:rPr>
+        <w:rFonts w:ascii="Wingdings" w:hAnsi="Wingdings" w:hint="default"/>
+        <w:sz w:val="20"/>
+      </w:rPr>
+    </w:lvl>
+    <w:lvl w:ilvl="8" w:tentative="1">
+      <w:start w:val="1"/>
+      <w:numFmt w:val="bullet"/>
+      <w:lvlText w:val=""/>
+      <w:lvlJc w:val="left"/>
+      <w:pPr>
+        <w:tabs>
+          <w:tab w:val="num" w:pos="6480"/>
+        </w:tabs>
+        <w:ind w:left="6480" w:hanging="360"/>
+      </w:pPr>
+      <w:rPr>
+        <w:rFonts w:ascii="Wingdings" w:hAnsi="Wingdings" w:hint="default"/>
+        <w:sz w:val="20"/>
+      </w:rPr>
+    </w:lvl>
+  </w:abstractNum>
+  <w:abstractNum w:abstractNumId="9" w15:restartNumberingAfterBreak="0">
+    <w:nsid w:val="4F011B0D"/>
+    <w:multiLevelType w:val="multilevel"/>
+    <w:tmpl w:val="162CDC28"/>
+    <w:lvl w:ilvl="0">
+      <w:start w:val="1"/>
+      <w:numFmt w:val="bullet"/>
+      <w:lvlText w:val=""/>
+      <w:lvlJc w:val="left"/>
+      <w:pPr>
+        <w:tabs>
+          <w:tab w:val="num" w:pos="720"/>
+        </w:tabs>
+        <w:ind w:left="720" w:hanging="360"/>
+      </w:pPr>
+      <w:rPr>
+        <w:rFonts w:ascii="Symbol" w:hAnsi="Symbol" w:hint="default"/>
+        <w:sz w:val="20"/>
+      </w:rPr>
+    </w:lvl>
+    <w:lvl w:ilvl="1" w:tentative="1">
+      <w:start w:val="1"/>
+      <w:numFmt w:val="bullet"/>
+      <w:lvlText w:val="o"/>
+      <w:lvlJc w:val="left"/>
+      <w:pPr>
+        <w:tabs>
+          <w:tab w:val="num" w:pos="1440"/>
+        </w:tabs>
+        <w:ind w:left="1440" w:hanging="360"/>
+      </w:pPr>
+      <w:rPr>
+        <w:rFonts w:ascii="Courier New" w:hAnsi="Courier New" w:hint="default"/>
+        <w:sz w:val="20"/>
+      </w:rPr>
+    </w:lvl>
+    <w:lvl w:ilvl="2" w:tentative="1">
+      <w:start w:val="1"/>
+      <w:numFmt w:val="bullet"/>
+      <w:lvlText w:val=""/>
+      <w:lvlJc w:val="left"/>
+      <w:pPr>
+        <w:tabs>
+          <w:tab w:val="num" w:pos="2160"/>
+        </w:tabs>
+        <w:ind w:left="2160" w:hanging="360"/>
+      </w:pPr>
+      <w:rPr>
+        <w:rFonts w:ascii="Wingdings" w:hAnsi="Wingdings" w:hint="default"/>
+        <w:sz w:val="20"/>
+      </w:rPr>
+    </w:lvl>
+    <w:lvl w:ilvl="3" w:tentative="1">
+      <w:start w:val="1"/>
+      <w:numFmt w:val="bullet"/>
+      <w:lvlText w:val=""/>
+      <w:lvlJc w:val="left"/>
+      <w:pPr>
+        <w:tabs>
+          <w:tab w:val="num" w:pos="2880"/>
+        </w:tabs>
+        <w:ind w:left="2880" w:hanging="360"/>
+      </w:pPr>
+      <w:rPr>
+        <w:rFonts w:ascii="Wingdings" w:hAnsi="Wingdings" w:hint="default"/>
+        <w:sz w:val="20"/>
+      </w:rPr>
+    </w:lvl>
+    <w:lvl w:ilvl="4" w:tentative="1">
+      <w:start w:val="1"/>
+      <w:numFmt w:val="bullet"/>
+      <w:lvlText w:val=""/>
+      <w:lvlJc w:val="left"/>
+      <w:pPr>
+        <w:tabs>
+          <w:tab w:val="num" w:pos="3600"/>
+        </w:tabs>
+        <w:ind w:left="3600" w:hanging="360"/>
+      </w:pPr>
+      <w:rPr>
+        <w:rFonts w:ascii="Wingdings" w:hAnsi="Wingdings" w:hint="default"/>
+        <w:sz w:val="20"/>
+      </w:rPr>
+    </w:lvl>
+    <w:lvl w:ilvl="5" w:tentative="1">
+      <w:start w:val="1"/>
+      <w:numFmt w:val="bullet"/>
+      <w:lvlText w:val=""/>
+      <w:lvlJc w:val="left"/>
+      <w:pPr>
+        <w:tabs>
+          <w:tab w:val="num" w:pos="4320"/>
+        </w:tabs>
+        <w:ind w:left="4320" w:hanging="360"/>
+      </w:pPr>
+      <w:rPr>
+        <w:rFonts w:ascii="Wingdings" w:hAnsi="Wingdings" w:hint="default"/>
+        <w:sz w:val="20"/>
+      </w:rPr>
+    </w:lvl>
+    <w:lvl w:ilvl="6" w:tentative="1">
+      <w:start w:val="1"/>
+      <w:numFmt w:val="bullet"/>
+      <w:lvlText w:val=""/>
+      <w:lvlJc w:val="left"/>
+      <w:pPr>
+        <w:tabs>
+          <w:tab w:val="num" w:pos="5040"/>
+        </w:tabs>
+        <w:ind w:left="5040" w:hanging="360"/>
+      </w:pPr>
+      <w:rPr>
+        <w:rFonts w:ascii="Wingdings" w:hAnsi="Wingdings" w:hint="default"/>
+        <w:sz w:val="20"/>
+      </w:rPr>
+    </w:lvl>
+    <w:lvl w:ilvl="7" w:tentative="1">
+      <w:start w:val="1"/>
+      <w:numFmt w:val="bullet"/>
+      <w:lvlText w:val=""/>
+      <w:lvlJc w:val="left"/>
+      <w:pPr>
+        <w:tabs>
+          <w:tab w:val="num" w:pos="5760"/>
+        </w:tabs>
+        <w:ind w:left="5760" w:hanging="360"/>
+      </w:pPr>
+      <w:rPr>
+        <w:rFonts w:ascii="Wingdings" w:hAnsi="Wingdings" w:hint="default"/>
+        <w:sz w:val="20"/>
+      </w:rPr>
+    </w:lvl>
+    <w:lvl w:ilvl="8" w:tentative="1">
+      <w:start w:val="1"/>
+      <w:numFmt w:val="bullet"/>
+      <w:lvlText w:val=""/>
+      <w:lvlJc w:val="left"/>
+      <w:pPr>
+        <w:tabs>
+          <w:tab w:val="num" w:pos="6480"/>
+        </w:tabs>
+        <w:ind w:left="6480" w:hanging="360"/>
+      </w:pPr>
+      <w:rPr>
+        <w:rFonts w:ascii="Wingdings" w:hAnsi="Wingdings" w:hint="default"/>
+        <w:sz w:val="20"/>
+      </w:rPr>
+    </w:lvl>
+  </w:abstractNum>
+  <w:abstractNum w:abstractNumId="10" w15:restartNumberingAfterBreak="0">
+    <w:nsid w:val="58395D02"/>
+    <w:multiLevelType w:val="multilevel"/>
+    <w:tmpl w:val="C666B270"/>
+    <w:lvl w:ilvl="0">
+      <w:start w:val="1"/>
+      <w:numFmt w:val="decimal"/>
+      <w:lvlText w:val="%1."/>
+      <w:lvlJc w:val="left"/>
+      <w:pPr>
+        <w:tabs>
+          <w:tab w:val="num" w:pos="720"/>
+        </w:tabs>
+        <w:ind w:left="720" w:hanging="360"/>
+      </w:pPr>
+    </w:lvl>
+    <w:lvl w:ilvl="1">
+      <w:start w:val="1"/>
+      <w:numFmt w:val="bullet"/>
+      <w:lvlText w:val="o"/>
+      <w:lvlJc w:val="left"/>
+      <w:pPr>
+        <w:tabs>
+          <w:tab w:val="num" w:pos="1440"/>
+        </w:tabs>
+        <w:ind w:left="1440" w:hanging="360"/>
+      </w:pPr>
+      <w:rPr>
+        <w:rFonts w:ascii="Courier New" w:hAnsi="Courier New" w:hint="default"/>
+        <w:sz w:val="20"/>
+      </w:rPr>
+    </w:lvl>
+    <w:lvl w:ilvl="2" w:tentative="1">
+      <w:start w:val="1"/>
+      <w:numFmt w:val="decimal"/>
+      <w:lvlText w:val="%3."/>
+      <w:lvlJc w:val="left"/>
+      <w:pPr>
+        <w:tabs>
+          <w:tab w:val="num" w:pos="2160"/>
+        </w:tabs>
+        <w:ind w:left="2160" w:hanging="360"/>
+      </w:pPr>
+    </w:lvl>
+    <w:lvl w:ilvl="3" w:tentative="1">
+      <w:start w:val="1"/>
+      <w:numFmt w:val="decimal"/>
+      <w:lvlText w:val="%4."/>
+      <w:lvlJc w:val="left"/>
+      <w:pPr>
+        <w:tabs>
+          <w:tab w:val="num" w:pos="2880"/>
+        </w:tabs>
+        <w:ind w:left="2880" w:hanging="360"/>
+      </w:pPr>
+    </w:lvl>
+    <w:lvl w:ilvl="4" w:tentative="1">
+      <w:start w:val="1"/>
+      <w:numFmt w:val="decimal"/>
+      <w:lvlText w:val="%5."/>
+      <w:lvlJc w:val="left"/>
+      <w:pPr>
+        <w:tabs>
+          <w:tab w:val="num" w:pos="3600"/>
+        </w:tabs>
+        <w:ind w:left="3600" w:hanging="360"/>
+      </w:pPr>
+    </w:lvl>
+    <w:lvl w:ilvl="5" w:tentative="1">
+      <w:start w:val="1"/>
+      <w:numFmt w:val="decimal"/>
+      <w:lvlText w:val="%6."/>
+      <w:lvlJc w:val="left"/>
+      <w:pPr>
+        <w:tabs>
+          <w:tab w:val="num" w:pos="4320"/>
+        </w:tabs>
+        <w:ind w:left="4320" w:hanging="360"/>
+      </w:pPr>
+    </w:lvl>
+    <w:lvl w:ilvl="6" w:tentative="1">
+      <w:start w:val="1"/>
+      <w:numFmt w:val="decimal"/>
+      <w:lvlText w:val="%7."/>
+      <w:lvlJc w:val="left"/>
+      <w:pPr>
+        <w:tabs>
+          <w:tab w:val="num" w:pos="5040"/>
+        </w:tabs>
+        <w:ind w:left="5040" w:hanging="360"/>
+      </w:pPr>
+    </w:lvl>
+    <w:lvl w:ilvl="7" w:tentative="1">
+      <w:start w:val="1"/>
+      <w:numFmt w:val="decimal"/>
+      <w:lvlText w:val="%8."/>
+      <w:lvlJc w:val="left"/>
+      <w:pPr>
+        <w:tabs>
+          <w:tab w:val="num" w:pos="5760"/>
+        </w:tabs>
+        <w:ind w:left="5760" w:hanging="360"/>
+      </w:pPr>
+    </w:lvl>
+    <w:lvl w:ilvl="8" w:tentative="1">
+      <w:start w:val="1"/>
+      <w:numFmt w:val="decimal"/>
+      <w:lvlText w:val="%9."/>
+      <w:lvlJc w:val="left"/>
+      <w:pPr>
+        <w:tabs>
+          <w:tab w:val="num" w:pos="6480"/>
+        </w:tabs>
+        <w:ind w:left="6480" w:hanging="360"/>
+      </w:pPr>
+    </w:lvl>
+  </w:abstractNum>
+  <w:abstractNum w:abstractNumId="11" w15:restartNumberingAfterBreak="0">
     <w:nsid w:val="5A523ED2"/>
     <w:multiLevelType w:val="multilevel"/>
     <w:tmpl w:val="E340BF7E"/>
@@ -1692,6 +6492,602 @@
       </w:rPr>
     </w:lvl>
     <w:lvl w:ilvl="1">
+      <w:start w:val="1"/>
+      <w:numFmt w:val="bullet"/>
+      <w:lvlText w:val="o"/>
+      <w:lvlJc w:val="left"/>
+      <w:pPr>
+        <w:tabs>
+          <w:tab w:val="num" w:pos="1440"/>
+        </w:tabs>
+        <w:ind w:left="1440" w:hanging="360"/>
+      </w:pPr>
+      <w:rPr>
+        <w:rFonts w:ascii="Courier New" w:hAnsi="Courier New" w:hint="default"/>
+        <w:sz w:val="20"/>
+      </w:rPr>
+    </w:lvl>
+    <w:lvl w:ilvl="2" w:tentative="1">
+      <w:start w:val="1"/>
+      <w:numFmt w:val="bullet"/>
+      <w:lvlText w:val=""/>
+      <w:lvlJc w:val="left"/>
+      <w:pPr>
+        <w:tabs>
+          <w:tab w:val="num" w:pos="2160"/>
+        </w:tabs>
+        <w:ind w:left="2160" w:hanging="360"/>
+      </w:pPr>
+      <w:rPr>
+        <w:rFonts w:ascii="Wingdings" w:hAnsi="Wingdings" w:hint="default"/>
+        <w:sz w:val="20"/>
+      </w:rPr>
+    </w:lvl>
+    <w:lvl w:ilvl="3" w:tentative="1">
+      <w:start w:val="1"/>
+      <w:numFmt w:val="bullet"/>
+      <w:lvlText w:val=""/>
+      <w:lvlJc w:val="left"/>
+      <w:pPr>
+        <w:tabs>
+          <w:tab w:val="num" w:pos="2880"/>
+        </w:tabs>
+        <w:ind w:left="2880" w:hanging="360"/>
+      </w:pPr>
+      <w:rPr>
+        <w:rFonts w:ascii="Wingdings" w:hAnsi="Wingdings" w:hint="default"/>
+        <w:sz w:val="20"/>
+      </w:rPr>
+    </w:lvl>
+    <w:lvl w:ilvl="4" w:tentative="1">
+      <w:start w:val="1"/>
+      <w:numFmt w:val="bullet"/>
+      <w:lvlText w:val=""/>
+      <w:lvlJc w:val="left"/>
+      <w:pPr>
+        <w:tabs>
+          <w:tab w:val="num" w:pos="3600"/>
+        </w:tabs>
+        <w:ind w:left="3600" w:hanging="360"/>
+      </w:pPr>
+      <w:rPr>
+        <w:rFonts w:ascii="Wingdings" w:hAnsi="Wingdings" w:hint="default"/>
+        <w:sz w:val="20"/>
+      </w:rPr>
+    </w:lvl>
+    <w:lvl w:ilvl="5" w:tentative="1">
+      <w:start w:val="1"/>
+      <w:numFmt w:val="bullet"/>
+      <w:lvlText w:val=""/>
+      <w:lvlJc w:val="left"/>
+      <w:pPr>
+        <w:tabs>
+          <w:tab w:val="num" w:pos="4320"/>
+        </w:tabs>
+        <w:ind w:left="4320" w:hanging="360"/>
+      </w:pPr>
+      <w:rPr>
+        <w:rFonts w:ascii="Wingdings" w:hAnsi="Wingdings" w:hint="default"/>
+        <w:sz w:val="20"/>
+      </w:rPr>
+    </w:lvl>
+    <w:lvl w:ilvl="6" w:tentative="1">
+      <w:start w:val="1"/>
+      <w:numFmt w:val="bullet"/>
+      <w:lvlText w:val=""/>
+      <w:lvlJc w:val="left"/>
+      <w:pPr>
+        <w:tabs>
+          <w:tab w:val="num" w:pos="5040"/>
+        </w:tabs>
+        <w:ind w:left="5040" w:hanging="360"/>
+      </w:pPr>
+      <w:rPr>
+        <w:rFonts w:ascii="Wingdings" w:hAnsi="Wingdings" w:hint="default"/>
+        <w:sz w:val="20"/>
+      </w:rPr>
+    </w:lvl>
+    <w:lvl w:ilvl="7" w:tentative="1">
+      <w:start w:val="1"/>
+      <w:numFmt w:val="bullet"/>
+      <w:lvlText w:val=""/>
+      <w:lvlJc w:val="left"/>
+      <w:pPr>
+        <w:tabs>
+          <w:tab w:val="num" w:pos="5760"/>
+        </w:tabs>
+        <w:ind w:left="5760" w:hanging="360"/>
+      </w:pPr>
+      <w:rPr>
+        <w:rFonts w:ascii="Wingdings" w:hAnsi="Wingdings" w:hint="default"/>
+        <w:sz w:val="20"/>
+      </w:rPr>
+    </w:lvl>
+    <w:lvl w:ilvl="8" w:tentative="1">
+      <w:start w:val="1"/>
+      <w:numFmt w:val="bullet"/>
+      <w:lvlText w:val=""/>
+      <w:lvlJc w:val="left"/>
+      <w:pPr>
+        <w:tabs>
+          <w:tab w:val="num" w:pos="6480"/>
+        </w:tabs>
+        <w:ind w:left="6480" w:hanging="360"/>
+      </w:pPr>
+      <w:rPr>
+        <w:rFonts w:ascii="Wingdings" w:hAnsi="Wingdings" w:hint="default"/>
+        <w:sz w:val="20"/>
+      </w:rPr>
+    </w:lvl>
+  </w:abstractNum>
+  <w:abstractNum w:abstractNumId="12" w15:restartNumberingAfterBreak="0">
+    <w:nsid w:val="5B1871B0"/>
+    <w:multiLevelType w:val="multilevel"/>
+    <w:tmpl w:val="54E40BE4"/>
+    <w:lvl w:ilvl="0">
+      <w:start w:val="1"/>
+      <w:numFmt w:val="bullet"/>
+      <w:lvlText w:val=""/>
+      <w:lvlJc w:val="left"/>
+      <w:pPr>
+        <w:tabs>
+          <w:tab w:val="num" w:pos="720"/>
+        </w:tabs>
+        <w:ind w:left="720" w:hanging="360"/>
+      </w:pPr>
+      <w:rPr>
+        <w:rFonts w:ascii="Symbol" w:hAnsi="Symbol" w:hint="default"/>
+        <w:sz w:val="20"/>
+      </w:rPr>
+    </w:lvl>
+    <w:lvl w:ilvl="1" w:tentative="1">
+      <w:start w:val="1"/>
+      <w:numFmt w:val="bullet"/>
+      <w:lvlText w:val="o"/>
+      <w:lvlJc w:val="left"/>
+      <w:pPr>
+        <w:tabs>
+          <w:tab w:val="num" w:pos="1440"/>
+        </w:tabs>
+        <w:ind w:left="1440" w:hanging="360"/>
+      </w:pPr>
+      <w:rPr>
+        <w:rFonts w:ascii="Courier New" w:hAnsi="Courier New" w:hint="default"/>
+        <w:sz w:val="20"/>
+      </w:rPr>
+    </w:lvl>
+    <w:lvl w:ilvl="2" w:tentative="1">
+      <w:start w:val="1"/>
+      <w:numFmt w:val="bullet"/>
+      <w:lvlText w:val=""/>
+      <w:lvlJc w:val="left"/>
+      <w:pPr>
+        <w:tabs>
+          <w:tab w:val="num" w:pos="2160"/>
+        </w:tabs>
+        <w:ind w:left="2160" w:hanging="360"/>
+      </w:pPr>
+      <w:rPr>
+        <w:rFonts w:ascii="Wingdings" w:hAnsi="Wingdings" w:hint="default"/>
+        <w:sz w:val="20"/>
+      </w:rPr>
+    </w:lvl>
+    <w:lvl w:ilvl="3" w:tentative="1">
+      <w:start w:val="1"/>
+      <w:numFmt w:val="bullet"/>
+      <w:lvlText w:val=""/>
+      <w:lvlJc w:val="left"/>
+      <w:pPr>
+        <w:tabs>
+          <w:tab w:val="num" w:pos="2880"/>
+        </w:tabs>
+        <w:ind w:left="2880" w:hanging="360"/>
+      </w:pPr>
+      <w:rPr>
+        <w:rFonts w:ascii="Wingdings" w:hAnsi="Wingdings" w:hint="default"/>
+        <w:sz w:val="20"/>
+      </w:rPr>
+    </w:lvl>
+    <w:lvl w:ilvl="4" w:tentative="1">
+      <w:start w:val="1"/>
+      <w:numFmt w:val="bullet"/>
+      <w:lvlText w:val=""/>
+      <w:lvlJc w:val="left"/>
+      <w:pPr>
+        <w:tabs>
+          <w:tab w:val="num" w:pos="3600"/>
+        </w:tabs>
+        <w:ind w:left="3600" w:hanging="360"/>
+      </w:pPr>
+      <w:rPr>
+        <w:rFonts w:ascii="Wingdings" w:hAnsi="Wingdings" w:hint="default"/>
+        <w:sz w:val="20"/>
+      </w:rPr>
+    </w:lvl>
+    <w:lvl w:ilvl="5" w:tentative="1">
+      <w:start w:val="1"/>
+      <w:numFmt w:val="bullet"/>
+      <w:lvlText w:val=""/>
+      <w:lvlJc w:val="left"/>
+      <w:pPr>
+        <w:tabs>
+          <w:tab w:val="num" w:pos="4320"/>
+        </w:tabs>
+        <w:ind w:left="4320" w:hanging="360"/>
+      </w:pPr>
+      <w:rPr>
+        <w:rFonts w:ascii="Wingdings" w:hAnsi="Wingdings" w:hint="default"/>
+        <w:sz w:val="20"/>
+      </w:rPr>
+    </w:lvl>
+    <w:lvl w:ilvl="6" w:tentative="1">
+      <w:start w:val="1"/>
+      <w:numFmt w:val="bullet"/>
+      <w:lvlText w:val=""/>
+      <w:lvlJc w:val="left"/>
+      <w:pPr>
+        <w:tabs>
+          <w:tab w:val="num" w:pos="5040"/>
+        </w:tabs>
+        <w:ind w:left="5040" w:hanging="360"/>
+      </w:pPr>
+      <w:rPr>
+        <w:rFonts w:ascii="Wingdings" w:hAnsi="Wingdings" w:hint="default"/>
+        <w:sz w:val="20"/>
+      </w:rPr>
+    </w:lvl>
+    <w:lvl w:ilvl="7" w:tentative="1">
+      <w:start w:val="1"/>
+      <w:numFmt w:val="bullet"/>
+      <w:lvlText w:val=""/>
+      <w:lvlJc w:val="left"/>
+      <w:pPr>
+        <w:tabs>
+          <w:tab w:val="num" w:pos="5760"/>
+        </w:tabs>
+        <w:ind w:left="5760" w:hanging="360"/>
+      </w:pPr>
+      <w:rPr>
+        <w:rFonts w:ascii="Wingdings" w:hAnsi="Wingdings" w:hint="default"/>
+        <w:sz w:val="20"/>
+      </w:rPr>
+    </w:lvl>
+    <w:lvl w:ilvl="8" w:tentative="1">
+      <w:start w:val="1"/>
+      <w:numFmt w:val="bullet"/>
+      <w:lvlText w:val=""/>
+      <w:lvlJc w:val="left"/>
+      <w:pPr>
+        <w:tabs>
+          <w:tab w:val="num" w:pos="6480"/>
+        </w:tabs>
+        <w:ind w:left="6480" w:hanging="360"/>
+      </w:pPr>
+      <w:rPr>
+        <w:rFonts w:ascii="Wingdings" w:hAnsi="Wingdings" w:hint="default"/>
+        <w:sz w:val="20"/>
+      </w:rPr>
+    </w:lvl>
+  </w:abstractNum>
+  <w:abstractNum w:abstractNumId="13" w15:restartNumberingAfterBreak="0">
+    <w:nsid w:val="5FD00BC8"/>
+    <w:multiLevelType w:val="multilevel"/>
+    <w:tmpl w:val="4AE6C05C"/>
+    <w:lvl w:ilvl="0">
+      <w:start w:val="1"/>
+      <w:numFmt w:val="bullet"/>
+      <w:lvlText w:val=""/>
+      <w:lvlJc w:val="left"/>
+      <w:pPr>
+        <w:tabs>
+          <w:tab w:val="num" w:pos="720"/>
+        </w:tabs>
+        <w:ind w:left="720" w:hanging="360"/>
+      </w:pPr>
+      <w:rPr>
+        <w:rFonts w:ascii="Symbol" w:hAnsi="Symbol" w:hint="default"/>
+        <w:sz w:val="20"/>
+      </w:rPr>
+    </w:lvl>
+    <w:lvl w:ilvl="1" w:tentative="1">
+      <w:start w:val="1"/>
+      <w:numFmt w:val="bullet"/>
+      <w:lvlText w:val="o"/>
+      <w:lvlJc w:val="left"/>
+      <w:pPr>
+        <w:tabs>
+          <w:tab w:val="num" w:pos="1440"/>
+        </w:tabs>
+        <w:ind w:left="1440" w:hanging="360"/>
+      </w:pPr>
+      <w:rPr>
+        <w:rFonts w:ascii="Courier New" w:hAnsi="Courier New" w:hint="default"/>
+        <w:sz w:val="20"/>
+      </w:rPr>
+    </w:lvl>
+    <w:lvl w:ilvl="2" w:tentative="1">
+      <w:start w:val="1"/>
+      <w:numFmt w:val="bullet"/>
+      <w:lvlText w:val=""/>
+      <w:lvlJc w:val="left"/>
+      <w:pPr>
+        <w:tabs>
+          <w:tab w:val="num" w:pos="2160"/>
+        </w:tabs>
+        <w:ind w:left="2160" w:hanging="360"/>
+      </w:pPr>
+      <w:rPr>
+        <w:rFonts w:ascii="Wingdings" w:hAnsi="Wingdings" w:hint="default"/>
+        <w:sz w:val="20"/>
+      </w:rPr>
+    </w:lvl>
+    <w:lvl w:ilvl="3" w:tentative="1">
+      <w:start w:val="1"/>
+      <w:numFmt w:val="bullet"/>
+      <w:lvlText w:val=""/>
+      <w:lvlJc w:val="left"/>
+      <w:pPr>
+        <w:tabs>
+          <w:tab w:val="num" w:pos="2880"/>
+        </w:tabs>
+        <w:ind w:left="2880" w:hanging="360"/>
+      </w:pPr>
+      <w:rPr>
+        <w:rFonts w:ascii="Wingdings" w:hAnsi="Wingdings" w:hint="default"/>
+        <w:sz w:val="20"/>
+      </w:rPr>
+    </w:lvl>
+    <w:lvl w:ilvl="4" w:tentative="1">
+      <w:start w:val="1"/>
+      <w:numFmt w:val="bullet"/>
+      <w:lvlText w:val=""/>
+      <w:lvlJc w:val="left"/>
+      <w:pPr>
+        <w:tabs>
+          <w:tab w:val="num" w:pos="3600"/>
+        </w:tabs>
+        <w:ind w:left="3600" w:hanging="360"/>
+      </w:pPr>
+      <w:rPr>
+        <w:rFonts w:ascii="Wingdings" w:hAnsi="Wingdings" w:hint="default"/>
+        <w:sz w:val="20"/>
+      </w:rPr>
+    </w:lvl>
+    <w:lvl w:ilvl="5" w:tentative="1">
+      <w:start w:val="1"/>
+      <w:numFmt w:val="bullet"/>
+      <w:lvlText w:val=""/>
+      <w:lvlJc w:val="left"/>
+      <w:pPr>
+        <w:tabs>
+          <w:tab w:val="num" w:pos="4320"/>
+        </w:tabs>
+        <w:ind w:left="4320" w:hanging="360"/>
+      </w:pPr>
+      <w:rPr>
+        <w:rFonts w:ascii="Wingdings" w:hAnsi="Wingdings" w:hint="default"/>
+        <w:sz w:val="20"/>
+      </w:rPr>
+    </w:lvl>
+    <w:lvl w:ilvl="6" w:tentative="1">
+      <w:start w:val="1"/>
+      <w:numFmt w:val="bullet"/>
+      <w:lvlText w:val=""/>
+      <w:lvlJc w:val="left"/>
+      <w:pPr>
+        <w:tabs>
+          <w:tab w:val="num" w:pos="5040"/>
+        </w:tabs>
+        <w:ind w:left="5040" w:hanging="360"/>
+      </w:pPr>
+      <w:rPr>
+        <w:rFonts w:ascii="Wingdings" w:hAnsi="Wingdings" w:hint="default"/>
+        <w:sz w:val="20"/>
+      </w:rPr>
+    </w:lvl>
+    <w:lvl w:ilvl="7" w:tentative="1">
+      <w:start w:val="1"/>
+      <w:numFmt w:val="bullet"/>
+      <w:lvlText w:val=""/>
+      <w:lvlJc w:val="left"/>
+      <w:pPr>
+        <w:tabs>
+          <w:tab w:val="num" w:pos="5760"/>
+        </w:tabs>
+        <w:ind w:left="5760" w:hanging="360"/>
+      </w:pPr>
+      <w:rPr>
+        <w:rFonts w:ascii="Wingdings" w:hAnsi="Wingdings" w:hint="default"/>
+        <w:sz w:val="20"/>
+      </w:rPr>
+    </w:lvl>
+    <w:lvl w:ilvl="8" w:tentative="1">
+      <w:start w:val="1"/>
+      <w:numFmt w:val="bullet"/>
+      <w:lvlText w:val=""/>
+      <w:lvlJc w:val="left"/>
+      <w:pPr>
+        <w:tabs>
+          <w:tab w:val="num" w:pos="6480"/>
+        </w:tabs>
+        <w:ind w:left="6480" w:hanging="360"/>
+      </w:pPr>
+      <w:rPr>
+        <w:rFonts w:ascii="Wingdings" w:hAnsi="Wingdings" w:hint="default"/>
+        <w:sz w:val="20"/>
+      </w:rPr>
+    </w:lvl>
+  </w:abstractNum>
+  <w:abstractNum w:abstractNumId="14" w15:restartNumberingAfterBreak="0">
+    <w:nsid w:val="60EB6851"/>
+    <w:multiLevelType w:val="multilevel"/>
+    <w:tmpl w:val="60588D60"/>
+    <w:lvl w:ilvl="0">
+      <w:start w:val="1"/>
+      <w:numFmt w:val="bullet"/>
+      <w:lvlText w:val=""/>
+      <w:lvlJc w:val="left"/>
+      <w:pPr>
+        <w:tabs>
+          <w:tab w:val="num" w:pos="720"/>
+        </w:tabs>
+        <w:ind w:left="720" w:hanging="360"/>
+      </w:pPr>
+      <w:rPr>
+        <w:rFonts w:ascii="Symbol" w:hAnsi="Symbol" w:hint="default"/>
+        <w:sz w:val="20"/>
+      </w:rPr>
+    </w:lvl>
+    <w:lvl w:ilvl="1" w:tentative="1">
+      <w:start w:val="1"/>
+      <w:numFmt w:val="bullet"/>
+      <w:lvlText w:val="o"/>
+      <w:lvlJc w:val="left"/>
+      <w:pPr>
+        <w:tabs>
+          <w:tab w:val="num" w:pos="1440"/>
+        </w:tabs>
+        <w:ind w:left="1440" w:hanging="360"/>
+      </w:pPr>
+      <w:rPr>
+        <w:rFonts w:ascii="Courier New" w:hAnsi="Courier New" w:hint="default"/>
+        <w:sz w:val="20"/>
+      </w:rPr>
+    </w:lvl>
+    <w:lvl w:ilvl="2" w:tentative="1">
+      <w:start w:val="1"/>
+      <w:numFmt w:val="bullet"/>
+      <w:lvlText w:val=""/>
+      <w:lvlJc w:val="left"/>
+      <w:pPr>
+        <w:tabs>
+          <w:tab w:val="num" w:pos="2160"/>
+        </w:tabs>
+        <w:ind w:left="2160" w:hanging="360"/>
+      </w:pPr>
+      <w:rPr>
+        <w:rFonts w:ascii="Wingdings" w:hAnsi="Wingdings" w:hint="default"/>
+        <w:sz w:val="20"/>
+      </w:rPr>
+    </w:lvl>
+    <w:lvl w:ilvl="3" w:tentative="1">
+      <w:start w:val="1"/>
+      <w:numFmt w:val="bullet"/>
+      <w:lvlText w:val=""/>
+      <w:lvlJc w:val="left"/>
+      <w:pPr>
+        <w:tabs>
+          <w:tab w:val="num" w:pos="2880"/>
+        </w:tabs>
+        <w:ind w:left="2880" w:hanging="360"/>
+      </w:pPr>
+      <w:rPr>
+        <w:rFonts w:ascii="Wingdings" w:hAnsi="Wingdings" w:hint="default"/>
+        <w:sz w:val="20"/>
+      </w:rPr>
+    </w:lvl>
+    <w:lvl w:ilvl="4" w:tentative="1">
+      <w:start w:val="1"/>
+      <w:numFmt w:val="bullet"/>
+      <w:lvlText w:val=""/>
+      <w:lvlJc w:val="left"/>
+      <w:pPr>
+        <w:tabs>
+          <w:tab w:val="num" w:pos="3600"/>
+        </w:tabs>
+        <w:ind w:left="3600" w:hanging="360"/>
+      </w:pPr>
+      <w:rPr>
+        <w:rFonts w:ascii="Wingdings" w:hAnsi="Wingdings" w:hint="default"/>
+        <w:sz w:val="20"/>
+      </w:rPr>
+    </w:lvl>
+    <w:lvl w:ilvl="5" w:tentative="1">
+      <w:start w:val="1"/>
+      <w:numFmt w:val="bullet"/>
+      <w:lvlText w:val=""/>
+      <w:lvlJc w:val="left"/>
+      <w:pPr>
+        <w:tabs>
+          <w:tab w:val="num" w:pos="4320"/>
+        </w:tabs>
+        <w:ind w:left="4320" w:hanging="360"/>
+      </w:pPr>
+      <w:rPr>
+        <w:rFonts w:ascii="Wingdings" w:hAnsi="Wingdings" w:hint="default"/>
+        <w:sz w:val="20"/>
+      </w:rPr>
+    </w:lvl>
+    <w:lvl w:ilvl="6" w:tentative="1">
+      <w:start w:val="1"/>
+      <w:numFmt w:val="bullet"/>
+      <w:lvlText w:val=""/>
+      <w:lvlJc w:val="left"/>
+      <w:pPr>
+        <w:tabs>
+          <w:tab w:val="num" w:pos="5040"/>
+        </w:tabs>
+        <w:ind w:left="5040" w:hanging="360"/>
+      </w:pPr>
+      <w:rPr>
+        <w:rFonts w:ascii="Wingdings" w:hAnsi="Wingdings" w:hint="default"/>
+        <w:sz w:val="20"/>
+      </w:rPr>
+    </w:lvl>
+    <w:lvl w:ilvl="7" w:tentative="1">
+      <w:start w:val="1"/>
+      <w:numFmt w:val="bullet"/>
+      <w:lvlText w:val=""/>
+      <w:lvlJc w:val="left"/>
+      <w:pPr>
+        <w:tabs>
+          <w:tab w:val="num" w:pos="5760"/>
+        </w:tabs>
+        <w:ind w:left="5760" w:hanging="360"/>
+      </w:pPr>
+      <w:rPr>
+        <w:rFonts w:ascii="Wingdings" w:hAnsi="Wingdings" w:hint="default"/>
+        <w:sz w:val="20"/>
+      </w:rPr>
+    </w:lvl>
+    <w:lvl w:ilvl="8" w:tentative="1">
+      <w:start w:val="1"/>
+      <w:numFmt w:val="bullet"/>
+      <w:lvlText w:val=""/>
+      <w:lvlJc w:val="left"/>
+      <w:pPr>
+        <w:tabs>
+          <w:tab w:val="num" w:pos="6480"/>
+        </w:tabs>
+        <w:ind w:left="6480" w:hanging="360"/>
+      </w:pPr>
+      <w:rPr>
+        <w:rFonts w:ascii="Wingdings" w:hAnsi="Wingdings" w:hint="default"/>
+        <w:sz w:val="20"/>
+      </w:rPr>
+    </w:lvl>
+  </w:abstractNum>
+  <w:abstractNum w:abstractNumId="15" w15:restartNumberingAfterBreak="0">
+    <w:nsid w:val="75DE128C"/>
+    <w:multiLevelType w:val="multilevel"/>
+    <w:tmpl w:val="876CA626"/>
+    <w:lvl w:ilvl="0">
+      <w:start w:val="1"/>
+      <w:numFmt w:val="bullet"/>
+      <w:lvlText w:val=""/>
+      <w:lvlJc w:val="left"/>
+      <w:pPr>
+        <w:tabs>
+          <w:tab w:val="num" w:pos="720"/>
+        </w:tabs>
+        <w:ind w:left="720" w:hanging="360"/>
+      </w:pPr>
+      <w:rPr>
+        <w:rFonts w:ascii="Symbol" w:hAnsi="Symbol" w:hint="default"/>
+        <w:sz w:val="20"/>
+      </w:rPr>
+    </w:lvl>
+    <w:lvl w:ilvl="1" w:tentative="1">
       <w:start w:val="1"/>
       <w:numFmt w:val="bullet"/>
       <w:lvlText w:val="o"/>
@@ -1824,12 +7220,48 @@
     <w:abstractNumId w:val="0"/>
   </w:num>
   <w:num w:numId="2" w16cid:durableId="546263026">
+    <w:abstractNumId w:val="11"/>
+  </w:num>
+  <w:num w:numId="3" w16cid:durableId="1523204405">
+    <w:abstractNumId w:val="7"/>
+  </w:num>
+  <w:num w:numId="4" w16cid:durableId="470443892">
+    <w:abstractNumId w:val="2"/>
+  </w:num>
+  <w:num w:numId="5" w16cid:durableId="954018606">
+    <w:abstractNumId w:val="12"/>
+  </w:num>
+  <w:num w:numId="6" w16cid:durableId="901716575">
+    <w:abstractNumId w:val="9"/>
+  </w:num>
+  <w:num w:numId="7" w16cid:durableId="328102263">
+    <w:abstractNumId w:val="14"/>
+  </w:num>
+  <w:num w:numId="8" w16cid:durableId="1041395868">
+    <w:abstractNumId w:val="6"/>
+  </w:num>
+  <w:num w:numId="9" w16cid:durableId="306475513">
+    <w:abstractNumId w:val="13"/>
+  </w:num>
+  <w:num w:numId="10" w16cid:durableId="2102723806">
+    <w:abstractNumId w:val="5"/>
+  </w:num>
+  <w:num w:numId="11" w16cid:durableId="1999382876">
+    <w:abstractNumId w:val="10"/>
+  </w:num>
+  <w:num w:numId="12" w16cid:durableId="873880666">
+    <w:abstractNumId w:val="15"/>
+  </w:num>
+  <w:num w:numId="13" w16cid:durableId="1753434272">
+    <w:abstractNumId w:val="4"/>
+  </w:num>
+  <w:num w:numId="14" w16cid:durableId="943417381">
+    <w:abstractNumId w:val="8"/>
+  </w:num>
+  <w:num w:numId="15" w16cid:durableId="274407279">
     <w:abstractNumId w:val="3"/>
   </w:num>
-  <w:num w:numId="3" w16cid:durableId="1523204405">
-    <w:abstractNumId w:val="2"/>
-  </w:num>
-  <w:num w:numId="4" w16cid:durableId="470443892">
+  <w:num w:numId="16" w16cid:durableId="2104838536">
     <w:abstractNumId w:val="1"/>
   </w:num>
 </w:numbering>
